--- a/Software Verification and Validation.docx
+++ b/Software Verification and Validation.docx
@@ -8098,7 +8098,7 @@
           <w:noProof/>
         </w:rPr>
         <w:drawing>
-          <wp:inline distT="0" distB="0" distL="0" distR="0" wp14:anchorId="2BD651F8" wp14:editId="188B86EC">
+          <wp:inline distT="0" distB="0" distL="0" distR="0" wp14:anchorId="2BD651F8" wp14:editId="310938F9">
             <wp:extent cx="4855464" cy="1415142"/>
             <wp:effectExtent l="0" t="0" r="2540" b="0"/>
             <wp:docPr id="193312729" name="Picture 3"/>
@@ -8415,24 +8415,15 @@
           <w:sz w:val="22"/>
           <w:szCs w:val="22"/>
         </w:rPr>
-        <w:t>Several architectural improvements were introduced during development. Business logic was consolidated into reusable service classes, long-running operations were executed through queue jobs, common functionality was reused instead of duplicated, and database updates involving multiple operations were grouped into transactions.</w:t>
-      </w:r>
-    </w:p>
-    <w:p>
-      <w:pPr>
-        <w:rPr>
-          <w:rFonts w:ascii="Calibri" w:hAnsi="Calibri" w:cs="Calibri"/>
-          <w:sz w:val="22"/>
-          <w:szCs w:val="22"/>
-        </w:rPr>
-      </w:pPr>
-      <w:r>
-        <w:rPr>
-          <w:rFonts w:ascii="Calibri" w:hAnsi="Calibri" w:cs="Calibri"/>
-          <w:sz w:val="22"/>
-          <w:szCs w:val="22"/>
-        </w:rPr>
-        <w:t>The document processing workflow illustrates this design. After text extraction is completed successfully, database updates are executed within a transaction before the embedding generation job is dispatched.</w:t>
+        <w:t>Document extraction, semantic retrieval, background processing, and conversational functionality were maintained as dedicated components, allowing individual areas to be modified or extended without affecting unrelated functionality. Business logic was consolidated into reusable service classes, long-running operations were executed through queue jobs, and related database updates were grouped into transactions</w:t>
+      </w:r>
+      <w:r>
+        <w:rPr>
+          <w:rFonts w:ascii="Calibri" w:hAnsi="Calibri" w:cs="Calibri"/>
+          <w:sz w:val="22"/>
+          <w:szCs w:val="22"/>
+        </w:rPr>
+        <w:t>.</w:t>
       </w:r>
     </w:p>
     <w:p>
@@ -8574,7 +8565,15 @@
           <w:sz w:val="22"/>
           <w:szCs w:val="22"/>
         </w:rPr>
-        <w:t>Using database transactions prevented inconsistent processing states, while separating embedding generation into an independent background job improved scalability and simplified testing of each processing stage.</w:t>
+        <w:t>After successful text extraction, database updates are executed within a transaction before the embedding generation job is dispatched. This prevents inconsistent processing states while improving scalability and simplifying the testing of individual processing stages</w:t>
+      </w:r>
+      <w:r>
+        <w:rPr>
+          <w:rFonts w:ascii="Calibri" w:hAnsi="Calibri" w:cs="Calibri"/>
+          <w:sz w:val="22"/>
+          <w:szCs w:val="22"/>
+        </w:rPr>
+        <w:t>.</w:t>
       </w:r>
     </w:p>
     <w:p>
@@ -8749,7 +8748,6 @@
           <w:sz w:val="22"/>
           <w:szCs w:val="22"/>
         </w:rPr>
-        <w:lastRenderedPageBreak/>
         <w:t xml:space="preserve">Handling of exceptional conditions. </w:t>
       </w:r>
     </w:p>
@@ -8771,6 +8769,7 @@
           <w:sz w:val="22"/>
           <w:szCs w:val="22"/>
         </w:rPr>
+        <w:lastRenderedPageBreak/>
         <w:t xml:space="preserve">Compatibility with existing functionality. </w:t>
       </w:r>
     </w:p>
@@ -12599,56 +12598,15 @@
           <w:sz w:val="22"/>
           <w:szCs w:val="22"/>
         </w:rPr>
-        <w:t>The document processing pipeline was tested by uploading multiple documents consecutively while monitoring background job execution and application responsiveness.</w:t>
-      </w:r>
-    </w:p>
-    <w:p>
-      <w:pPr>
-        <w:rPr>
-          <w:rFonts w:ascii="Calibri" w:hAnsi="Calibri" w:cs="Calibri"/>
-          <w:sz w:val="22"/>
-          <w:szCs w:val="22"/>
-        </w:rPr>
-      </w:pPr>
-      <w:r>
-        <w:rPr>
-          <w:rFonts w:ascii="Calibri" w:hAnsi="Calibri" w:cs="Calibri"/>
-          <w:sz w:val="22"/>
-          <w:szCs w:val="22"/>
-        </w:rPr>
-        <w:t>Document processing tasks</w:t>
-      </w:r>
-      <w:r>
-        <w:rPr>
-          <w:rFonts w:ascii="Calibri" w:hAnsi="Calibri" w:cs="Calibri"/>
-          <w:sz w:val="22"/>
-          <w:szCs w:val="22"/>
-        </w:rPr>
-        <w:t xml:space="preserve">, </w:t>
-      </w:r>
-      <w:r>
-        <w:rPr>
-          <w:rFonts w:ascii="Calibri" w:hAnsi="Calibri" w:cs="Calibri"/>
-          <w:sz w:val="22"/>
-          <w:szCs w:val="22"/>
-        </w:rPr>
-        <w:t>including text extraction, document chunking, embedding generation, and semantic indexing</w:t>
-      </w:r>
-      <w:r>
-        <w:rPr>
-          <w:rFonts w:ascii="Calibri" w:hAnsi="Calibri" w:cs="Calibri"/>
-          <w:sz w:val="22"/>
-          <w:szCs w:val="22"/>
-        </w:rPr>
-        <w:t xml:space="preserve">, </w:t>
-      </w:r>
-      <w:r>
-        <w:rPr>
-          <w:rFonts w:ascii="Calibri" w:hAnsi="Calibri" w:cs="Calibri"/>
-          <w:sz w:val="22"/>
-          <w:szCs w:val="22"/>
-        </w:rPr>
-        <w:t>were executed asynchronously through Laravel's queue system to prevent long-running operations from blocking user interaction.</w:t>
+        <w:t>The document processing pipeline was tested by uploading multiple documents while monitoring upload acknowledgement time, background job execution, processing status, and application responsiveness. A successful upload required the system to accept the document, create its database record, initiate asynchronous background processing for text extraction, document chunking, embedding generation, and semantic indexing, and display confirmation to the user</w:t>
+      </w:r>
+      <w:r>
+        <w:rPr>
+          <w:rFonts w:ascii="Calibri" w:hAnsi="Calibri" w:cs="Calibri"/>
+          <w:sz w:val="22"/>
+          <w:szCs w:val="22"/>
+        </w:rPr>
+        <w:t>.</w:t>
       </w:r>
     </w:p>
     <w:p>
@@ -12841,7 +12799,15 @@
           <w:sz w:val="22"/>
           <w:szCs w:val="22"/>
         </w:rPr>
-        <w:t xml:space="preserve">Verify successful processing of multiple uploaded documents. </w:t>
+        <w:t>Verify document upload acknowledgement within 3 seconds under normal conditions</w:t>
+      </w:r>
+      <w:r>
+        <w:rPr>
+          <w:rFonts w:ascii="Calibri" w:hAnsi="Calibri" w:cs="Calibri"/>
+          <w:sz w:val="22"/>
+          <w:szCs w:val="22"/>
+        </w:rPr>
+        <w:t>.</w:t>
       </w:r>
     </w:p>
     <w:p>
@@ -12863,7 +12829,7 @@
           <w:sz w:val="22"/>
           <w:szCs w:val="22"/>
         </w:rPr>
-        <w:t xml:space="preserve">Confirm correct execution of queued background jobs. </w:t>
+        <w:t xml:space="preserve">Verify successful processing of multiple uploaded documents. </w:t>
       </w:r>
     </w:p>
     <w:p>
@@ -12885,7 +12851,7 @@
           <w:sz w:val="22"/>
           <w:szCs w:val="22"/>
         </w:rPr>
-        <w:t xml:space="preserve">Validate document status updates throughout processing. </w:t>
+        <w:t xml:space="preserve">Confirm correct execution of queued background jobs. </w:t>
       </w:r>
     </w:p>
     <w:p>
@@ -12907,7 +12873,7 @@
           <w:sz w:val="22"/>
           <w:szCs w:val="22"/>
         </w:rPr>
-        <w:t xml:space="preserve">Ensure that the user interface remains responsive during processing. </w:t>
+        <w:t xml:space="preserve">Validate document status updates throughout processing. </w:t>
       </w:r>
     </w:p>
     <w:p>
@@ -12916,6 +12882,28 @@
           <w:ilvl w:val="0"/>
           <w:numId w:val="11"/>
         </w:numPr>
+        <w:spacing w:after="0"/>
+        <w:rPr>
+          <w:rFonts w:ascii="Calibri" w:hAnsi="Calibri" w:cs="Calibri"/>
+          <w:sz w:val="22"/>
+          <w:szCs w:val="22"/>
+        </w:rPr>
+      </w:pPr>
+      <w:r>
+        <w:rPr>
+          <w:rFonts w:ascii="Calibri" w:hAnsi="Calibri" w:cs="Calibri"/>
+          <w:sz w:val="22"/>
+          <w:szCs w:val="22"/>
+        </w:rPr>
+        <w:t xml:space="preserve">Ensure that the user interface remains responsive during processing. </w:t>
+      </w:r>
+    </w:p>
+    <w:p>
+      <w:pPr>
+        <w:numPr>
+          <w:ilvl w:val="0"/>
+          <w:numId w:val="11"/>
+        </w:numPr>
         <w:rPr>
           <w:rFonts w:ascii="Calibri" w:hAnsi="Calibri" w:cs="Calibri"/>
           <w:sz w:val="22"/>
@@ -12967,7 +12955,7 @@
           <w:sz w:val="22"/>
           <w:szCs w:val="22"/>
         </w:rPr>
-        <w:t>The application processes multiple uploaded documents sequentially through the queue system while maintaining a responsive user interface. Each document progresses through the expected processing stages until semantic indexing is completed successfully</w:t>
+        <w:t>The system acknowledges document uploads within 3 seconds under normal operating conditions and continues extraction, chunking, embedding generation, and semantic indexing asynchronously without blocking the user interface</w:t>
       </w:r>
       <w:r>
         <w:rPr>
@@ -13023,24 +13011,15 @@
           <w:sz w:val="22"/>
           <w:szCs w:val="22"/>
         </w:rPr>
-        <w:t>Load testing also evaluated the system's ability to process multiple consecutive question-answering requests without affecting retrieval quality or application stability.</w:t>
-      </w:r>
-    </w:p>
-    <w:p>
-      <w:pPr>
-        <w:rPr>
-          <w:rFonts w:ascii="Calibri" w:hAnsi="Calibri" w:cs="Calibri"/>
-          <w:sz w:val="22"/>
-          <w:szCs w:val="22"/>
-        </w:rPr>
-      </w:pPr>
-      <w:r>
-        <w:rPr>
-          <w:rFonts w:ascii="Calibri" w:hAnsi="Calibri" w:cs="Calibri"/>
-          <w:sz w:val="22"/>
-          <w:szCs w:val="22"/>
-        </w:rPr>
-        <w:t>Multiple queries were submitted against different processed document collections while observing retrieval performance, response generation time, and overall responsiveness.</w:t>
+        <w:t>Load testing evaluated the system's ability to process repeated and concurrent question-answering requests without affecting retrieval quality or application stability. Response time was measured from query submission until the complete generated response was returned to the user</w:t>
+      </w:r>
+      <w:r>
+        <w:rPr>
+          <w:rFonts w:ascii="Calibri" w:hAnsi="Calibri" w:cs="Calibri"/>
+          <w:sz w:val="22"/>
+          <w:szCs w:val="22"/>
+        </w:rPr>
+        <w:t>.</w:t>
       </w:r>
     </w:p>
     <w:p>
@@ -13187,6 +13166,36 @@
     </w:p>
     <w:p>
       <w:pPr>
+        <w:pStyle w:val="ListParagraph"/>
+        <w:numPr>
+          <w:ilvl w:val="0"/>
+          <w:numId w:val="60"/>
+        </w:numPr>
+        <w:rPr>
+          <w:rFonts w:ascii="Calibri" w:hAnsi="Calibri" w:cs="Calibri"/>
+          <w:sz w:val="22"/>
+          <w:szCs w:val="22"/>
+        </w:rPr>
+      </w:pPr>
+      <w:r>
+        <w:rPr>
+          <w:rFonts w:ascii="Calibri" w:hAnsi="Calibri" w:cs="Calibri"/>
+          <w:sz w:val="22"/>
+          <w:szCs w:val="22"/>
+        </w:rPr>
+        <w:t>Verify that 90% of queries receive a generated response within 20 seconds</w:t>
+      </w:r>
+      <w:r>
+        <w:rPr>
+          <w:rFonts w:ascii="Calibri" w:hAnsi="Calibri" w:cs="Calibri"/>
+          <w:sz w:val="22"/>
+          <w:szCs w:val="22"/>
+        </w:rPr>
+        <w:t>.</w:t>
+      </w:r>
+    </w:p>
+    <w:p>
+      <w:pPr>
         <w:spacing w:after="0"/>
         <w:rPr>
           <w:rFonts w:ascii="Calibri" w:hAnsi="Calibri" w:cs="Calibri"/>
@@ -13221,7 +13230,15 @@
           <w:sz w:val="22"/>
           <w:szCs w:val="22"/>
         </w:rPr>
-        <w:t>The system successfully retrieves relevant document chunks, generates appropriate responses, and maintains stable performance during repeated conversational interactions.</w:t>
+        <w:t>At least 90% of submitted queries return a generated response within 20 seconds under normal operating conditions. The system maintains relevant retrieval, source references, and stable performance during repeated and concurrent interactions</w:t>
+      </w:r>
+      <w:r>
+        <w:rPr>
+          <w:rFonts w:ascii="Calibri" w:hAnsi="Calibri" w:cs="Calibri"/>
+          <w:sz w:val="22"/>
+          <w:szCs w:val="22"/>
+        </w:rPr>
+        <w:t>.</w:t>
       </w:r>
     </w:p>
     <w:p>
@@ -13514,7 +13531,16 @@
           <w:sz w:val="22"/>
           <w:szCs w:val="22"/>
         </w:rPr>
-        <w:t>The application remained responsive throughout testing, and all major workflows completed successfully without unexpected failures or inconsistent processing states. Although the evaluation was performed within the development environment, the observed results demonstrated that the implemented architecture is suitable for the intended project scope</w:t>
+        <w:t xml:space="preserve">The application remained responsive throughout testing, and all major workflows completed successfully without unexpected failures or inconsistent processing states. Although the evaluation was performed </w:t>
+      </w:r>
+      <w:r>
+        <w:rPr>
+          <w:rFonts w:ascii="Calibri" w:hAnsi="Calibri" w:cs="Calibri"/>
+          <w:sz w:val="22"/>
+          <w:szCs w:val="22"/>
+        </w:rPr>
+        <w:lastRenderedPageBreak/>
+        <w:t>within the development environment, the observed results demonstrated that the implemented architecture is suitable for the intended project scope</w:t>
       </w:r>
       <w:r>
         <w:rPr>
@@ -13544,7 +13570,6 @@
           <w:sz w:val="22"/>
           <w:szCs w:val="22"/>
         </w:rPr>
-        <w:lastRenderedPageBreak/>
         <w:t>Test Objectives</w:t>
       </w:r>
     </w:p>
@@ -13642,26 +13667,48 @@
           <w:ilvl w:val="0"/>
           <w:numId w:val="13"/>
         </w:numPr>
-        <w:rPr>
-          <w:rFonts w:ascii="Calibri" w:hAnsi="Calibri" w:cs="Calibri"/>
-          <w:sz w:val="22"/>
-          <w:szCs w:val="22"/>
-        </w:rPr>
-      </w:pPr>
-      <w:r>
-        <w:rPr>
-          <w:rFonts w:ascii="Calibri" w:hAnsi="Calibri" w:cs="Calibri"/>
-          <w:sz w:val="22"/>
-          <w:szCs w:val="22"/>
-        </w:rPr>
-        <w:t xml:space="preserve">Verify consistent application behaviour throughout testing. </w:t>
-      </w:r>
-    </w:p>
-    <w:p>
-      <w:pPr>
         <w:spacing w:after="0"/>
         <w:rPr>
           <w:rFonts w:ascii="Calibri" w:hAnsi="Calibri" w:cs="Calibri"/>
+          <w:sz w:val="22"/>
+          <w:szCs w:val="22"/>
+        </w:rPr>
+      </w:pPr>
+      <w:r>
+        <w:rPr>
+          <w:rFonts w:ascii="Calibri" w:hAnsi="Calibri" w:cs="Calibri"/>
+          <w:sz w:val="22"/>
+          <w:szCs w:val="22"/>
+        </w:rPr>
+        <w:t>Verify consistent application behaviour throughout testing.</w:t>
+      </w:r>
+    </w:p>
+    <w:p>
+      <w:pPr>
+        <w:numPr>
+          <w:ilvl w:val="0"/>
+          <w:numId w:val="13"/>
+        </w:numPr>
+        <w:rPr>
+          <w:rFonts w:ascii="Calibri" w:hAnsi="Calibri" w:cs="Calibri"/>
+          <w:sz w:val="22"/>
+          <w:szCs w:val="22"/>
+        </w:rPr>
+      </w:pPr>
+      <w:r>
+        <w:rPr>
+          <w:rFonts w:ascii="Calibri" w:hAnsi="Calibri" w:cs="Calibri"/>
+          <w:sz w:val="22"/>
+          <w:szCs w:val="22"/>
+        </w:rPr>
+        <w:t>Verify stable operation with at least 10 concurrent authenticated users.</w:t>
+      </w:r>
+    </w:p>
+    <w:p>
+      <w:pPr>
+        <w:spacing w:after="0"/>
+        <w:rPr>
+          <w:rFonts w:ascii="Calibri" w:hAnsi="Calibri" w:cs="Calibri"/>
           <w:b/>
           <w:bCs/>
           <w:sz w:val="22"/>
@@ -13693,7 +13740,15 @@
           <w:sz w:val="22"/>
           <w:szCs w:val="22"/>
         </w:rPr>
-        <w:t>The application maintains stable operation while processing multiple concurrent activities, demonstrating that the implemented architecture is suitable for the expected operational workload.</w:t>
+        <w:t>The application maintains stable operation with at least 10 concurrent authenticated users without critical failures or inconsistent processing states</w:t>
+      </w:r>
+      <w:r>
+        <w:rPr>
+          <w:rFonts w:ascii="Calibri" w:hAnsi="Calibri" w:cs="Calibri"/>
+          <w:sz w:val="22"/>
+          <w:szCs w:val="22"/>
+        </w:rPr>
+        <w:t>.</w:t>
       </w:r>
     </w:p>
     <w:p>
@@ -14095,6 +14150,7 @@
           <w:sz w:val="22"/>
           <w:szCs w:val="22"/>
         </w:rPr>
+        <w:lastRenderedPageBreak/>
         <w:t xml:space="preserve">Click Upload. </w:t>
       </w:r>
     </w:p>
@@ -14132,27 +14188,14 @@
           <w:szCs w:val="22"/>
         </w:rPr>
       </w:pPr>
-    </w:p>
-    <w:p>
-      <w:pPr>
-        <w:spacing w:after="40"/>
-        <w:rPr>
-          <w:rFonts w:ascii="Calibri" w:hAnsi="Calibri" w:cs="Calibri"/>
-          <w:b/>
-          <w:bCs/>
-          <w:sz w:val="22"/>
-          <w:szCs w:val="22"/>
-        </w:rPr>
-      </w:pPr>
-      <w:r>
-        <w:rPr>
-          <w:rFonts w:ascii="Calibri" w:hAnsi="Calibri" w:cs="Calibri"/>
-          <w:b/>
-          <w:bCs/>
-          <w:sz w:val="22"/>
-          <w:szCs w:val="22"/>
-        </w:rPr>
-        <w:lastRenderedPageBreak/>
+      <w:r>
+        <w:rPr>
+          <w:rFonts w:ascii="Calibri" w:hAnsi="Calibri" w:cs="Calibri"/>
+          <w:b/>
+          <w:bCs/>
+          <w:sz w:val="22"/>
+          <w:szCs w:val="22"/>
+        </w:rPr>
         <w:t>Test Data</w:t>
       </w:r>
     </w:p>
@@ -15137,6 +15180,7 @@
           <w:sz w:val="22"/>
           <w:szCs w:val="22"/>
         </w:rPr>
+        <w:lastRenderedPageBreak/>
         <w:t xml:space="preserve">Verify that the document status changes to Completed. </w:t>
       </w:r>
     </w:p>
@@ -15151,27 +15195,14 @@
           <w:szCs w:val="22"/>
         </w:rPr>
       </w:pPr>
-    </w:p>
-    <w:p>
-      <w:pPr>
-        <w:spacing w:after="40"/>
-        <w:rPr>
-          <w:rFonts w:ascii="Calibri" w:hAnsi="Calibri" w:cs="Calibri"/>
-          <w:b/>
-          <w:bCs/>
-          <w:sz w:val="22"/>
-          <w:szCs w:val="22"/>
-        </w:rPr>
-      </w:pPr>
-      <w:r>
-        <w:rPr>
-          <w:rFonts w:ascii="Calibri" w:hAnsi="Calibri" w:cs="Calibri"/>
-          <w:b/>
-          <w:bCs/>
-          <w:sz w:val="22"/>
-          <w:szCs w:val="22"/>
-        </w:rPr>
-        <w:lastRenderedPageBreak/>
+      <w:r>
+        <w:rPr>
+          <w:rFonts w:ascii="Calibri" w:hAnsi="Calibri" w:cs="Calibri"/>
+          <w:b/>
+          <w:bCs/>
+          <w:sz w:val="22"/>
+          <w:szCs w:val="22"/>
+        </w:rPr>
         <w:t>Test Data</w:t>
       </w:r>
     </w:p>
@@ -16168,6 +16199,7 @@
                 <w:sz w:val="22"/>
                 <w:szCs w:val="22"/>
               </w:rPr>
+              <w:lastRenderedPageBreak/>
               <w:t>Condition</w:t>
             </w:r>
           </w:p>
@@ -16222,7 +16254,6 @@
                 <w:sz w:val="22"/>
                 <w:szCs w:val="22"/>
               </w:rPr>
-              <w:lastRenderedPageBreak/>
               <w:t>Question related to uploaded document</w:t>
             </w:r>
           </w:p>
@@ -17326,7 +17357,6 @@
           <w:sz w:val="22"/>
           <w:szCs w:val="22"/>
         </w:rPr>
-        <w:lastRenderedPageBreak/>
         <w:t>Expected Results</w:t>
       </w:r>
     </w:p>
@@ -18268,6 +18298,7 @@
           <w:sz w:val="22"/>
           <w:szCs w:val="22"/>
         </w:rPr>
+        <w:lastRenderedPageBreak/>
         <w:t xml:space="preserve">The conversation contains the complete interaction history. </w:t>
       </w:r>
     </w:p>
@@ -18289,7 +18320,6 @@
           <w:sz w:val="22"/>
           <w:szCs w:val="22"/>
         </w:rPr>
-        <w:lastRenderedPageBreak/>
         <w:t>Status</w:t>
       </w:r>
       <w:r>
@@ -22185,7 +22215,23 @@
           <w:sz w:val="22"/>
           <w:szCs w:val="22"/>
         </w:rPr>
-        <w:t>As a user, I want to create a new conversation and select one or more processed documents so that I can interact with their contents.</w:t>
+        <w:t xml:space="preserve">As a </w:t>
+      </w:r>
+      <w:r>
+        <w:rPr>
+          <w:rFonts w:ascii="Calibri" w:hAnsi="Calibri" w:cs="Calibri"/>
+          <w:sz w:val="22"/>
+          <w:szCs w:val="22"/>
+        </w:rPr>
+        <w:t>knowledge worker</w:t>
+      </w:r>
+      <w:r>
+        <w:rPr>
+          <w:rFonts w:ascii="Calibri" w:hAnsi="Calibri" w:cs="Calibri"/>
+          <w:sz w:val="22"/>
+          <w:szCs w:val="22"/>
+        </w:rPr>
+        <w:t>, I want to create a new conversation and select one or more processed documents so that I can interact with their contents.</w:t>
       </w:r>
     </w:p>
     <w:p>
@@ -22413,7 +22459,23 @@
           <w:sz w:val="22"/>
           <w:szCs w:val="22"/>
         </w:rPr>
-        <w:t>As a user, I want to ask questions in natural language so that I can quickly retrieve relevant information from my uploaded documents.</w:t>
+        <w:t xml:space="preserve">As a </w:t>
+      </w:r>
+      <w:r>
+        <w:rPr>
+          <w:rFonts w:ascii="Calibri" w:hAnsi="Calibri" w:cs="Calibri"/>
+          <w:sz w:val="22"/>
+          <w:szCs w:val="22"/>
+        </w:rPr>
+        <w:t>knowledge worker</w:t>
+      </w:r>
+      <w:r>
+        <w:rPr>
+          <w:rFonts w:ascii="Calibri" w:hAnsi="Calibri" w:cs="Calibri"/>
+          <w:sz w:val="22"/>
+          <w:szCs w:val="22"/>
+        </w:rPr>
+        <w:t>, I want to ask questions in natural language so that I can quickly retrieve relevant information from my uploaded documents.</w:t>
       </w:r>
     </w:p>
     <w:p>
@@ -22640,7 +22702,23 @@
           <w:sz w:val="22"/>
           <w:szCs w:val="22"/>
         </w:rPr>
-        <w:t>As a user, I want to ask questions across multiple selected documents so that I can retrieve information from a combined knowledge source.</w:t>
+        <w:t xml:space="preserve">As a </w:t>
+      </w:r>
+      <w:r>
+        <w:rPr>
+          <w:rFonts w:ascii="Calibri" w:hAnsi="Calibri" w:cs="Calibri"/>
+          <w:sz w:val="22"/>
+          <w:szCs w:val="22"/>
+        </w:rPr>
+        <w:t>knowledge worker</w:t>
+      </w:r>
+      <w:r>
+        <w:rPr>
+          <w:rFonts w:ascii="Calibri" w:hAnsi="Calibri" w:cs="Calibri"/>
+          <w:sz w:val="22"/>
+          <w:szCs w:val="22"/>
+        </w:rPr>
+        <w:t>, I want to ask questions across multiple selected documents so that I can retrieve information from a combined knowledge source.</w:t>
       </w:r>
     </w:p>
     <w:p>
@@ -22867,7 +22945,23 @@
           <w:sz w:val="22"/>
           <w:szCs w:val="22"/>
         </w:rPr>
-        <w:t>As a user, I want to view source references with generated answers so that I can identify the origin of the retrieved information.</w:t>
+        <w:t xml:space="preserve">As a </w:t>
+      </w:r>
+      <w:r>
+        <w:rPr>
+          <w:rFonts w:ascii="Calibri" w:hAnsi="Calibri" w:cs="Calibri"/>
+          <w:sz w:val="22"/>
+          <w:szCs w:val="22"/>
+        </w:rPr>
+        <w:t>knowledge worker</w:t>
+      </w:r>
+      <w:r>
+        <w:rPr>
+          <w:rFonts w:ascii="Calibri" w:hAnsi="Calibri" w:cs="Calibri"/>
+          <w:sz w:val="22"/>
+          <w:szCs w:val="22"/>
+        </w:rPr>
+        <w:t>, I want to view source references with generated answers so that I can identify the origin of the retrieved information.</w:t>
       </w:r>
     </w:p>
     <w:p>
@@ -23073,7 +23167,23 @@
           <w:sz w:val="22"/>
           <w:szCs w:val="22"/>
         </w:rPr>
-        <w:t>As a user, I want to access previous conversations and continue asking follow-up questions so that I can preserve ongoing interactions with my documents.</w:t>
+        <w:t xml:space="preserve">As a </w:t>
+      </w:r>
+      <w:r>
+        <w:rPr>
+          <w:rFonts w:ascii="Calibri" w:hAnsi="Calibri" w:cs="Calibri"/>
+          <w:sz w:val="22"/>
+          <w:szCs w:val="22"/>
+        </w:rPr>
+        <w:t>knowledge worker</w:t>
+      </w:r>
+      <w:r>
+        <w:rPr>
+          <w:rFonts w:ascii="Calibri" w:hAnsi="Calibri" w:cs="Calibri"/>
+          <w:sz w:val="22"/>
+          <w:szCs w:val="22"/>
+        </w:rPr>
+        <w:t>, I want to access previous conversations and continue asking follow-up questions so that I can preserve ongoing interactions with my documents.</w:t>
       </w:r>
     </w:p>
     <w:p>
@@ -23732,6 +23842,28 @@
           <w:ilvl w:val="0"/>
           <w:numId w:val="50"/>
         </w:numPr>
+        <w:spacing w:after="0"/>
+        <w:rPr>
+          <w:rFonts w:ascii="Calibri" w:hAnsi="Calibri" w:cs="Calibri"/>
+          <w:sz w:val="22"/>
+          <w:szCs w:val="22"/>
+        </w:rPr>
+      </w:pPr>
+      <w:r>
+        <w:rPr>
+          <w:rFonts w:ascii="Calibri" w:hAnsi="Calibri" w:cs="Calibri"/>
+          <w:sz w:val="22"/>
+          <w:szCs w:val="22"/>
+        </w:rPr>
+        <w:t xml:space="preserve">Administrative functionality is restricted to authorized users. </w:t>
+      </w:r>
+    </w:p>
+    <w:p>
+      <w:pPr>
+        <w:numPr>
+          <w:ilvl w:val="0"/>
+          <w:numId w:val="50"/>
+        </w:numPr>
         <w:spacing w:after="80"/>
         <w:rPr>
           <w:rFonts w:ascii="Calibri" w:hAnsi="Calibri" w:cs="Calibri"/>
@@ -23745,7 +23877,7 @@
           <w:sz w:val="22"/>
           <w:szCs w:val="22"/>
         </w:rPr>
-        <w:t xml:space="preserve">Administrative functionality is restricted to authorized users. </w:t>
+        <w:t>Authenticated users cannot access other users' documents or conversations.</w:t>
       </w:r>
     </w:p>
     <w:p>
@@ -23781,7 +23913,15 @@
           <w:sz w:val="22"/>
           <w:szCs w:val="22"/>
         </w:rPr>
-        <w:t>The authentication and authorization mechanisms operated correctly. Users could access only the functionality permitted for their role, and protected pages remained inaccessible without valid authentication.</w:t>
+        <w:t>The authentication and authorization mechanisms operated correctly. Users could access only their permitted functionality and personal data, while protected pages and administrative functions remained restricted</w:t>
+      </w:r>
+      <w:r>
+        <w:rPr>
+          <w:rFonts w:ascii="Calibri" w:hAnsi="Calibri" w:cs="Calibri"/>
+          <w:sz w:val="22"/>
+          <w:szCs w:val="22"/>
+        </w:rPr>
+        <w:t>.</w:t>
       </w:r>
     </w:p>
     <w:p>
@@ -24173,6 +24313,7 @@
           <w:sz w:val="22"/>
           <w:szCs w:val="22"/>
         </w:rPr>
+        <w:lastRenderedPageBreak/>
         <w:t xml:space="preserve">Source references are presented when supporting information is available. </w:t>
       </w:r>
     </w:p>
@@ -24193,7 +24334,6 @@
           <w:sz w:val="22"/>
           <w:szCs w:val="22"/>
         </w:rPr>
-        <w:lastRenderedPageBreak/>
         <w:t>Acceptance Result:</w:t>
       </w:r>
       <w:r>
@@ -24827,18 +24967,6 @@
           <w:szCs w:val="22"/>
         </w:rPr>
       </w:pPr>
-    </w:p>
-    <w:p>
-      <w:pPr>
-        <w:spacing w:before="240" w:after="80"/>
-        <w:rPr>
-          <w:rFonts w:ascii="Calibri" w:hAnsi="Calibri" w:cs="Calibri"/>
-          <w:b/>
-          <w:bCs/>
-          <w:sz w:val="22"/>
-          <w:szCs w:val="22"/>
-        </w:rPr>
-      </w:pPr>
       <w:r>
         <w:rPr>
           <w:rFonts w:ascii="Calibri" w:hAnsi="Calibri" w:cs="Calibri"/>
@@ -24873,9 +25001,10 @@
     </w:p>
     <w:p>
       <w:pPr>
+        <w:pStyle w:val="ListParagraph"/>
         <w:numPr>
           <w:ilvl w:val="0"/>
-          <w:numId w:val="56"/>
+          <w:numId w:val="67"/>
         </w:numPr>
         <w:spacing w:after="0"/>
         <w:rPr>
@@ -24890,14 +25019,15 @@
           <w:sz w:val="22"/>
           <w:szCs w:val="22"/>
         </w:rPr>
-        <w:t xml:space="preserve">Document processing runs asynchronously without blocking the user interface. </w:t>
-      </w:r>
-    </w:p>
-    <w:p>
-      <w:pPr>
+        <w:t>Document processing runs asynchronously without blocking the user interface.</w:t>
+      </w:r>
+    </w:p>
+    <w:p>
+      <w:pPr>
+        <w:pStyle w:val="ListParagraph"/>
         <w:numPr>
           <w:ilvl w:val="0"/>
-          <w:numId w:val="56"/>
+          <w:numId w:val="67"/>
         </w:numPr>
         <w:spacing w:after="0"/>
         <w:rPr>
@@ -24912,14 +25042,15 @@
           <w:sz w:val="22"/>
           <w:szCs w:val="22"/>
         </w:rPr>
-        <w:t xml:space="preserve">Multiple queued jobs can be processed without leaving documents in inconsistent states. </w:t>
-      </w:r>
-    </w:p>
-    <w:p>
-      <w:pPr>
+        <w:t>Users can continue accessing available application functions during processing.</w:t>
+      </w:r>
+    </w:p>
+    <w:p>
+      <w:pPr>
+        <w:pStyle w:val="ListParagraph"/>
         <w:numPr>
           <w:ilvl w:val="0"/>
-          <w:numId w:val="56"/>
+          <w:numId w:val="67"/>
         </w:numPr>
         <w:spacing w:after="0"/>
         <w:rPr>
@@ -24934,28 +25065,75 @@
           <w:sz w:val="22"/>
           <w:szCs w:val="22"/>
         </w:rPr>
-        <w:t xml:space="preserve">Processing status updates are visible. </w:t>
-      </w:r>
-    </w:p>
-    <w:p>
-      <w:pPr>
+        <w:t>Each processing workflow reaches a defined status, such as ready or failed.</w:t>
+      </w:r>
+    </w:p>
+    <w:p>
+      <w:pPr>
+        <w:pStyle w:val="ListParagraph"/>
         <w:numPr>
           <w:ilvl w:val="0"/>
-          <w:numId w:val="56"/>
+          <w:numId w:val="67"/>
         </w:numPr>
-        <w:rPr>
-          <w:rFonts w:ascii="Calibri" w:hAnsi="Calibri" w:cs="Calibri"/>
-          <w:sz w:val="22"/>
-          <w:szCs w:val="22"/>
-        </w:rPr>
-      </w:pPr>
-      <w:r>
-        <w:rPr>
-          <w:rFonts w:ascii="Calibri" w:hAnsi="Calibri" w:cs="Calibri"/>
-          <w:sz w:val="22"/>
-          <w:szCs w:val="22"/>
-        </w:rPr>
-        <w:t xml:space="preserve">The application remains operational during repeated document and question-answering activities. </w:t>
+        <w:spacing w:after="0"/>
+        <w:rPr>
+          <w:rFonts w:ascii="Calibri" w:hAnsi="Calibri" w:cs="Calibri"/>
+          <w:sz w:val="22"/>
+          <w:szCs w:val="22"/>
+        </w:rPr>
+      </w:pPr>
+      <w:r>
+        <w:rPr>
+          <w:rFonts w:ascii="Calibri" w:hAnsi="Calibri" w:cs="Calibri"/>
+          <w:sz w:val="22"/>
+          <w:szCs w:val="22"/>
+        </w:rPr>
+        <w:t>Incomplete or failed documents remain unavailable for semantic retrieval.</w:t>
+      </w:r>
+    </w:p>
+    <w:p>
+      <w:pPr>
+        <w:pStyle w:val="ListParagraph"/>
+        <w:numPr>
+          <w:ilvl w:val="0"/>
+          <w:numId w:val="67"/>
+        </w:numPr>
+        <w:spacing w:after="0"/>
+        <w:rPr>
+          <w:rFonts w:ascii="Calibri" w:hAnsi="Calibri" w:cs="Calibri"/>
+          <w:sz w:val="22"/>
+          <w:szCs w:val="22"/>
+        </w:rPr>
+      </w:pPr>
+      <w:r>
+        <w:rPr>
+          <w:rFonts w:ascii="Calibri" w:hAnsi="Calibri" w:cs="Calibri"/>
+          <w:sz w:val="22"/>
+          <w:szCs w:val="22"/>
+        </w:rPr>
+        <w:t>Processing failures are recorded and reflected in the document status.</w:t>
+      </w:r>
+    </w:p>
+    <w:p>
+      <w:pPr>
+        <w:pStyle w:val="ListParagraph"/>
+        <w:numPr>
+          <w:ilvl w:val="0"/>
+          <w:numId w:val="67"/>
+        </w:numPr>
+        <w:rPr>
+          <w:rFonts w:ascii="Calibri" w:hAnsi="Calibri" w:cs="Calibri"/>
+          <w:sz w:val="22"/>
+          <w:szCs w:val="22"/>
+        </w:rPr>
+      </w:pPr>
+      <w:r>
+        <w:rPr>
+          <w:rFonts w:ascii="Calibri" w:hAnsi="Calibri" w:cs="Calibri"/>
+          <w:sz w:val="22"/>
+          <w:szCs w:val="22"/>
+        </w:rPr>
+        <w:t>Multiple queued jobs do not create inconsistent processing states.</w:t>
       </w:r>
     </w:p>
     <w:p>
@@ -24991,7 +25169,15 @@
           <w:sz w:val="22"/>
           <w:szCs w:val="22"/>
         </w:rPr>
-        <w:t>The system remained responsive while background jobs executed, and document processing states were updated consistently. Repeated application usage did not result in unexpected failures within the tested development environment.</w:t>
+        <w:t>The system remained responsive during background processing. Users could continue using available functions, processing states were updated consistently, and only successfully processed documents became available for retrieval</w:t>
+      </w:r>
+      <w:r>
+        <w:rPr>
+          <w:rFonts w:ascii="Calibri" w:hAnsi="Calibri" w:cs="Calibri"/>
+          <w:sz w:val="22"/>
+          <w:szCs w:val="22"/>
+        </w:rPr>
+        <w:t>.</w:t>
       </w:r>
     </w:p>
     <w:p>
@@ -25159,15 +25345,6 @@
         </w:rPr>
         <w:t>Overall, the verification and validation process increased confidence in the correctness, reliability, and usability of the developed system. The structured testing approach demonstrated that the application is suitable for secure document management and intelligent knowledge retrieval while providing a solid foundation for future enhancements. Based on the completed verification and validation activities, the system is considered suitable for its intended project scope and ready for practical use.</w:t>
       </w:r>
-    </w:p>
-    <w:p>
-      <w:pPr>
-        <w:rPr>
-          <w:rFonts w:ascii="Calibri" w:hAnsi="Calibri" w:cs="Calibri"/>
-          <w:sz w:val="22"/>
-          <w:szCs w:val="22"/>
-        </w:rPr>
-      </w:pPr>
     </w:p>
     <w:p>
       <w:pPr>
@@ -26892,6 +27069,121 @@
     </w:lvl>
   </w:abstractNum>
   <w:abstractNum w:abstractNumId="7" w15:restartNumberingAfterBreak="0">
+    <w:nsid w:val="17374A2A"/>
+    <w:multiLevelType w:val="hybridMultilevel"/>
+    <w:tmpl w:val="F82AED7A"/>
+    <w:lvl w:ilvl="0" w:tplc="0D4A2636">
+      <w:start w:val="1"/>
+      <w:numFmt w:val="bullet"/>
+      <w:lvlText w:val=""/>
+      <w:lvlJc w:val="left"/>
+      <w:pPr>
+        <w:ind w:left="720" w:hanging="360"/>
+      </w:pPr>
+      <w:rPr>
+        <w:rFonts w:ascii="Symbol" w:hAnsi="Symbol" w:hint="default"/>
+        <w:sz w:val="20"/>
+        <w:szCs w:val="20"/>
+      </w:rPr>
+    </w:lvl>
+    <w:lvl w:ilvl="1" w:tplc="04090003" w:tentative="1">
+      <w:start w:val="1"/>
+      <w:numFmt w:val="bullet"/>
+      <w:lvlText w:val="o"/>
+      <w:lvlJc w:val="left"/>
+      <w:pPr>
+        <w:ind w:left="1440" w:hanging="360"/>
+      </w:pPr>
+      <w:rPr>
+        <w:rFonts w:ascii="Courier New" w:hAnsi="Courier New" w:cs="Courier New" w:hint="default"/>
+      </w:rPr>
+    </w:lvl>
+    <w:lvl w:ilvl="2" w:tplc="04090005" w:tentative="1">
+      <w:start w:val="1"/>
+      <w:numFmt w:val="bullet"/>
+      <w:lvlText w:val=""/>
+      <w:lvlJc w:val="left"/>
+      <w:pPr>
+        <w:ind w:left="2160" w:hanging="360"/>
+      </w:pPr>
+      <w:rPr>
+        <w:rFonts w:ascii="Wingdings" w:hAnsi="Wingdings" w:hint="default"/>
+      </w:rPr>
+    </w:lvl>
+    <w:lvl w:ilvl="3" w:tplc="04090001" w:tentative="1">
+      <w:start w:val="1"/>
+      <w:numFmt w:val="bullet"/>
+      <w:lvlText w:val=""/>
+      <w:lvlJc w:val="left"/>
+      <w:pPr>
+        <w:ind w:left="2880" w:hanging="360"/>
+      </w:pPr>
+      <w:rPr>
+        <w:rFonts w:ascii="Symbol" w:hAnsi="Symbol" w:hint="default"/>
+      </w:rPr>
+    </w:lvl>
+    <w:lvl w:ilvl="4" w:tplc="04090003" w:tentative="1">
+      <w:start w:val="1"/>
+      <w:numFmt w:val="bullet"/>
+      <w:lvlText w:val="o"/>
+      <w:lvlJc w:val="left"/>
+      <w:pPr>
+        <w:ind w:left="3600" w:hanging="360"/>
+      </w:pPr>
+      <w:rPr>
+        <w:rFonts w:ascii="Courier New" w:hAnsi="Courier New" w:cs="Courier New" w:hint="default"/>
+      </w:rPr>
+    </w:lvl>
+    <w:lvl w:ilvl="5" w:tplc="04090005" w:tentative="1">
+      <w:start w:val="1"/>
+      <w:numFmt w:val="bullet"/>
+      <w:lvlText w:val=""/>
+      <w:lvlJc w:val="left"/>
+      <w:pPr>
+        <w:ind w:left="4320" w:hanging="360"/>
+      </w:pPr>
+      <w:rPr>
+        <w:rFonts w:ascii="Wingdings" w:hAnsi="Wingdings" w:hint="default"/>
+      </w:rPr>
+    </w:lvl>
+    <w:lvl w:ilvl="6" w:tplc="04090001" w:tentative="1">
+      <w:start w:val="1"/>
+      <w:numFmt w:val="bullet"/>
+      <w:lvlText w:val=""/>
+      <w:lvlJc w:val="left"/>
+      <w:pPr>
+        <w:ind w:left="5040" w:hanging="360"/>
+      </w:pPr>
+      <w:rPr>
+        <w:rFonts w:ascii="Symbol" w:hAnsi="Symbol" w:hint="default"/>
+      </w:rPr>
+    </w:lvl>
+    <w:lvl w:ilvl="7" w:tplc="04090003" w:tentative="1">
+      <w:start w:val="1"/>
+      <w:numFmt w:val="bullet"/>
+      <w:lvlText w:val="o"/>
+      <w:lvlJc w:val="left"/>
+      <w:pPr>
+        <w:ind w:left="5760" w:hanging="360"/>
+      </w:pPr>
+      <w:rPr>
+        <w:rFonts w:ascii="Courier New" w:hAnsi="Courier New" w:cs="Courier New" w:hint="default"/>
+      </w:rPr>
+    </w:lvl>
+    <w:lvl w:ilvl="8" w:tplc="04090005" w:tentative="1">
+      <w:start w:val="1"/>
+      <w:numFmt w:val="bullet"/>
+      <w:lvlText w:val=""/>
+      <w:lvlJc w:val="left"/>
+      <w:pPr>
+        <w:ind w:left="6480" w:hanging="360"/>
+      </w:pPr>
+      <w:rPr>
+        <w:rFonts w:ascii="Wingdings" w:hAnsi="Wingdings" w:hint="default"/>
+      </w:rPr>
+    </w:lvl>
+  </w:abstractNum>
+  <w:abstractNum w:abstractNumId="8" w15:restartNumberingAfterBreak="0">
     <w:nsid w:val="197B308B"/>
     <w:multiLevelType w:val="multilevel"/>
     <w:tmpl w:val="FA2E70D6"/>
@@ -27040,7 +27332,7 @@
       </w:rPr>
     </w:lvl>
   </w:abstractNum>
-  <w:abstractNum w:abstractNumId="8" w15:restartNumberingAfterBreak="0">
+  <w:abstractNum w:abstractNumId="9" w15:restartNumberingAfterBreak="0">
     <w:nsid w:val="1A210F81"/>
     <w:multiLevelType w:val="multilevel"/>
     <w:tmpl w:val="F7E6E878"/>
@@ -27189,7 +27481,7 @@
       </w:rPr>
     </w:lvl>
   </w:abstractNum>
-  <w:abstractNum w:abstractNumId="9" w15:restartNumberingAfterBreak="0">
+  <w:abstractNum w:abstractNumId="10" w15:restartNumberingAfterBreak="0">
     <w:nsid w:val="1B856DDE"/>
     <w:multiLevelType w:val="hybridMultilevel"/>
     <w:tmpl w:val="5020400A"/>
@@ -27275,7 +27567,7 @@
       </w:pPr>
     </w:lvl>
   </w:abstractNum>
-  <w:abstractNum w:abstractNumId="10" w15:restartNumberingAfterBreak="0">
+  <w:abstractNum w:abstractNumId="11" w15:restartNumberingAfterBreak="0">
     <w:nsid w:val="1D544773"/>
     <w:multiLevelType w:val="multilevel"/>
     <w:tmpl w:val="82FED52E"/>
@@ -27424,7 +27716,7 @@
       </w:rPr>
     </w:lvl>
   </w:abstractNum>
-  <w:abstractNum w:abstractNumId="11" w15:restartNumberingAfterBreak="0">
+  <w:abstractNum w:abstractNumId="12" w15:restartNumberingAfterBreak="0">
     <w:nsid w:val="1F4B3418"/>
     <w:multiLevelType w:val="multilevel"/>
     <w:tmpl w:val="6AB2C394"/>
@@ -27564,7 +27856,7 @@
       </w:rPr>
     </w:lvl>
   </w:abstractNum>
-  <w:abstractNum w:abstractNumId="12" w15:restartNumberingAfterBreak="0">
+  <w:abstractNum w:abstractNumId="13" w15:restartNumberingAfterBreak="0">
     <w:nsid w:val="1F5F3647"/>
     <w:multiLevelType w:val="multilevel"/>
     <w:tmpl w:val="228A7162"/>
@@ -27704,7 +27996,7 @@
       </w:rPr>
     </w:lvl>
   </w:abstractNum>
-  <w:abstractNum w:abstractNumId="13" w15:restartNumberingAfterBreak="0">
+  <w:abstractNum w:abstractNumId="14" w15:restartNumberingAfterBreak="0">
     <w:nsid w:val="235A5F2C"/>
     <w:multiLevelType w:val="multilevel"/>
     <w:tmpl w:val="DB18AEC0"/>
@@ -27853,7 +28145,7 @@
       </w:rPr>
     </w:lvl>
   </w:abstractNum>
-  <w:abstractNum w:abstractNumId="14" w15:restartNumberingAfterBreak="0">
+  <w:abstractNum w:abstractNumId="15" w15:restartNumberingAfterBreak="0">
     <w:nsid w:val="25667127"/>
     <w:multiLevelType w:val="multilevel"/>
     <w:tmpl w:val="46523280"/>
@@ -28002,7 +28294,7 @@
       </w:rPr>
     </w:lvl>
   </w:abstractNum>
-  <w:abstractNum w:abstractNumId="15" w15:restartNumberingAfterBreak="0">
+  <w:abstractNum w:abstractNumId="16" w15:restartNumberingAfterBreak="0">
     <w:nsid w:val="284C251C"/>
     <w:multiLevelType w:val="multilevel"/>
     <w:tmpl w:val="93C46BE6"/>
@@ -28151,7 +28443,7 @@
       </w:rPr>
     </w:lvl>
   </w:abstractNum>
-  <w:abstractNum w:abstractNumId="16" w15:restartNumberingAfterBreak="0">
+  <w:abstractNum w:abstractNumId="17" w15:restartNumberingAfterBreak="0">
     <w:nsid w:val="2D512753"/>
     <w:multiLevelType w:val="multilevel"/>
     <w:tmpl w:val="2BBAC600"/>
@@ -28276,7 +28568,7 @@
       </w:rPr>
     </w:lvl>
   </w:abstractNum>
-  <w:abstractNum w:abstractNumId="17" w15:restartNumberingAfterBreak="0">
+  <w:abstractNum w:abstractNumId="18" w15:restartNumberingAfterBreak="0">
     <w:nsid w:val="336D13F9"/>
     <w:multiLevelType w:val="multilevel"/>
     <w:tmpl w:val="E5BC208C"/>
@@ -28425,7 +28717,7 @@
       </w:rPr>
     </w:lvl>
   </w:abstractNum>
-  <w:abstractNum w:abstractNumId="18" w15:restartNumberingAfterBreak="0">
+  <w:abstractNum w:abstractNumId="19" w15:restartNumberingAfterBreak="0">
     <w:nsid w:val="36EC3EC5"/>
     <w:multiLevelType w:val="multilevel"/>
     <w:tmpl w:val="A802E3A4"/>
@@ -28574,7 +28866,7 @@
       </w:rPr>
     </w:lvl>
   </w:abstractNum>
-  <w:abstractNum w:abstractNumId="19" w15:restartNumberingAfterBreak="0">
+  <w:abstractNum w:abstractNumId="20" w15:restartNumberingAfterBreak="0">
     <w:nsid w:val="37156E7A"/>
     <w:multiLevelType w:val="multilevel"/>
     <w:tmpl w:val="1B561B80"/>
@@ -28723,7 +29015,7 @@
       </w:rPr>
     </w:lvl>
   </w:abstractNum>
-  <w:abstractNum w:abstractNumId="20" w15:restartNumberingAfterBreak="0">
+  <w:abstractNum w:abstractNumId="21" w15:restartNumberingAfterBreak="0">
     <w:nsid w:val="377708E1"/>
     <w:multiLevelType w:val="multilevel"/>
     <w:tmpl w:val="6AB2C394"/>
@@ -28863,7 +29155,7 @@
       </w:rPr>
     </w:lvl>
   </w:abstractNum>
-  <w:abstractNum w:abstractNumId="21" w15:restartNumberingAfterBreak="0">
+  <w:abstractNum w:abstractNumId="22" w15:restartNumberingAfterBreak="0">
     <w:nsid w:val="387F1CA9"/>
     <w:multiLevelType w:val="multilevel"/>
     <w:tmpl w:val="4D9E0CA8"/>
@@ -29012,7 +29304,7 @@
       </w:rPr>
     </w:lvl>
   </w:abstractNum>
-  <w:abstractNum w:abstractNumId="22" w15:restartNumberingAfterBreak="0">
+  <w:abstractNum w:abstractNumId="23" w15:restartNumberingAfterBreak="0">
     <w:nsid w:val="3DA40D75"/>
     <w:multiLevelType w:val="multilevel"/>
     <w:tmpl w:val="CF0A37AE"/>
@@ -29161,7 +29453,7 @@
       </w:rPr>
     </w:lvl>
   </w:abstractNum>
-  <w:abstractNum w:abstractNumId="23" w15:restartNumberingAfterBreak="0">
+  <w:abstractNum w:abstractNumId="24" w15:restartNumberingAfterBreak="0">
     <w:nsid w:val="3E8F325F"/>
     <w:multiLevelType w:val="multilevel"/>
     <w:tmpl w:val="47F61BFA"/>
@@ -29310,7 +29602,7 @@
       </w:rPr>
     </w:lvl>
   </w:abstractNum>
-  <w:abstractNum w:abstractNumId="24" w15:restartNumberingAfterBreak="0">
+  <w:abstractNum w:abstractNumId="25" w15:restartNumberingAfterBreak="0">
     <w:nsid w:val="3FC64582"/>
     <w:multiLevelType w:val="multilevel"/>
     <w:tmpl w:val="6AB2C394"/>
@@ -29450,7 +29742,7 @@
       </w:rPr>
     </w:lvl>
   </w:abstractNum>
-  <w:abstractNum w:abstractNumId="25" w15:restartNumberingAfterBreak="0">
+  <w:abstractNum w:abstractNumId="26" w15:restartNumberingAfterBreak="0">
     <w:nsid w:val="41564D1E"/>
     <w:multiLevelType w:val="multilevel"/>
     <w:tmpl w:val="91DE86C6"/>
@@ -29599,7 +29891,7 @@
       </w:rPr>
     </w:lvl>
   </w:abstractNum>
-  <w:abstractNum w:abstractNumId="26" w15:restartNumberingAfterBreak="0">
+  <w:abstractNum w:abstractNumId="27" w15:restartNumberingAfterBreak="0">
     <w:nsid w:val="44B758C5"/>
     <w:multiLevelType w:val="multilevel"/>
     <w:tmpl w:val="89B674D0"/>
@@ -29748,7 +30040,7 @@
       </w:rPr>
     </w:lvl>
   </w:abstractNum>
-  <w:abstractNum w:abstractNumId="27" w15:restartNumberingAfterBreak="0">
+  <w:abstractNum w:abstractNumId="28" w15:restartNumberingAfterBreak="0">
     <w:nsid w:val="46D76510"/>
     <w:multiLevelType w:val="multilevel"/>
     <w:tmpl w:val="A26CA72A"/>
@@ -29897,7 +30189,7 @@
       </w:rPr>
     </w:lvl>
   </w:abstractNum>
-  <w:abstractNum w:abstractNumId="28" w15:restartNumberingAfterBreak="0">
+  <w:abstractNum w:abstractNumId="29" w15:restartNumberingAfterBreak="0">
     <w:nsid w:val="4B316C4E"/>
     <w:multiLevelType w:val="multilevel"/>
     <w:tmpl w:val="8F3214F8"/>
@@ -30046,7 +30338,7 @@
       </w:rPr>
     </w:lvl>
   </w:abstractNum>
-  <w:abstractNum w:abstractNumId="29" w15:restartNumberingAfterBreak="0">
+  <w:abstractNum w:abstractNumId="30" w15:restartNumberingAfterBreak="0">
     <w:nsid w:val="4BDC0573"/>
     <w:multiLevelType w:val="multilevel"/>
     <w:tmpl w:val="89143FC8"/>
@@ -30195,7 +30487,7 @@
       </w:rPr>
     </w:lvl>
   </w:abstractNum>
-  <w:abstractNum w:abstractNumId="30" w15:restartNumberingAfterBreak="0">
+  <w:abstractNum w:abstractNumId="31" w15:restartNumberingAfterBreak="0">
     <w:nsid w:val="4BDE50FF"/>
     <w:multiLevelType w:val="multilevel"/>
     <w:tmpl w:val="2E70D486"/>
@@ -30344,7 +30636,7 @@
       </w:rPr>
     </w:lvl>
   </w:abstractNum>
-  <w:abstractNum w:abstractNumId="31" w15:restartNumberingAfterBreak="0">
+  <w:abstractNum w:abstractNumId="32" w15:restartNumberingAfterBreak="0">
     <w:nsid w:val="4C2B64E6"/>
     <w:multiLevelType w:val="multilevel"/>
     <w:tmpl w:val="2A24339A"/>
@@ -30493,7 +30785,7 @@
       </w:rPr>
     </w:lvl>
   </w:abstractNum>
-  <w:abstractNum w:abstractNumId="32" w15:restartNumberingAfterBreak="0">
+  <w:abstractNum w:abstractNumId="33" w15:restartNumberingAfterBreak="0">
     <w:nsid w:val="4E205467"/>
     <w:multiLevelType w:val="multilevel"/>
     <w:tmpl w:val="6004D876"/>
@@ -30642,7 +30934,7 @@
       </w:rPr>
     </w:lvl>
   </w:abstractNum>
-  <w:abstractNum w:abstractNumId="33" w15:restartNumberingAfterBreak="0">
+  <w:abstractNum w:abstractNumId="34" w15:restartNumberingAfterBreak="0">
     <w:nsid w:val="50A21BE9"/>
     <w:multiLevelType w:val="multilevel"/>
     <w:tmpl w:val="DABACFC8"/>
@@ -30791,7 +31083,7 @@
       </w:rPr>
     </w:lvl>
   </w:abstractNum>
-  <w:abstractNum w:abstractNumId="34" w15:restartNumberingAfterBreak="0">
+  <w:abstractNum w:abstractNumId="35" w15:restartNumberingAfterBreak="0">
     <w:nsid w:val="50C67434"/>
     <w:multiLevelType w:val="multilevel"/>
     <w:tmpl w:val="7612F548"/>
@@ -30940,7 +31232,7 @@
       </w:rPr>
     </w:lvl>
   </w:abstractNum>
-  <w:abstractNum w:abstractNumId="35" w15:restartNumberingAfterBreak="0">
+  <w:abstractNum w:abstractNumId="36" w15:restartNumberingAfterBreak="0">
     <w:nsid w:val="522E7CDB"/>
     <w:multiLevelType w:val="multilevel"/>
     <w:tmpl w:val="4022A6EA"/>
@@ -31089,7 +31381,7 @@
       </w:rPr>
     </w:lvl>
   </w:abstractNum>
-  <w:abstractNum w:abstractNumId="36" w15:restartNumberingAfterBreak="0">
+  <w:abstractNum w:abstractNumId="37" w15:restartNumberingAfterBreak="0">
     <w:nsid w:val="52524C08"/>
     <w:multiLevelType w:val="multilevel"/>
     <w:tmpl w:val="077A36AC"/>
@@ -31238,7 +31530,7 @@
       </w:rPr>
     </w:lvl>
   </w:abstractNum>
-  <w:abstractNum w:abstractNumId="37" w15:restartNumberingAfterBreak="0">
+  <w:abstractNum w:abstractNumId="38" w15:restartNumberingAfterBreak="0">
     <w:nsid w:val="53371CDE"/>
     <w:multiLevelType w:val="multilevel"/>
     <w:tmpl w:val="3BE2BC54"/>
@@ -31387,7 +31679,7 @@
       </w:rPr>
     </w:lvl>
   </w:abstractNum>
-  <w:abstractNum w:abstractNumId="38" w15:restartNumberingAfterBreak="0">
+  <w:abstractNum w:abstractNumId="39" w15:restartNumberingAfterBreak="0">
     <w:nsid w:val="56D56C49"/>
     <w:multiLevelType w:val="multilevel"/>
     <w:tmpl w:val="15025EFE"/>
@@ -31536,7 +31828,7 @@
       </w:rPr>
     </w:lvl>
   </w:abstractNum>
-  <w:abstractNum w:abstractNumId="39" w15:restartNumberingAfterBreak="0">
+  <w:abstractNum w:abstractNumId="40" w15:restartNumberingAfterBreak="0">
     <w:nsid w:val="5B645E42"/>
     <w:multiLevelType w:val="multilevel"/>
     <w:tmpl w:val="A3380A86"/>
@@ -31685,7 +31977,7 @@
       </w:rPr>
     </w:lvl>
   </w:abstractNum>
-  <w:abstractNum w:abstractNumId="40" w15:restartNumberingAfterBreak="0">
+  <w:abstractNum w:abstractNumId="41" w15:restartNumberingAfterBreak="0">
     <w:nsid w:val="5C904E25"/>
     <w:multiLevelType w:val="multilevel"/>
     <w:tmpl w:val="61C410F4"/>
@@ -31834,7 +32126,7 @@
       </w:rPr>
     </w:lvl>
   </w:abstractNum>
-  <w:abstractNum w:abstractNumId="41" w15:restartNumberingAfterBreak="0">
+  <w:abstractNum w:abstractNumId="42" w15:restartNumberingAfterBreak="0">
     <w:nsid w:val="5D704C69"/>
     <w:multiLevelType w:val="multilevel"/>
     <w:tmpl w:val="4BFC5226"/>
@@ -31983,7 +32275,7 @@
       </w:rPr>
     </w:lvl>
   </w:abstractNum>
-  <w:abstractNum w:abstractNumId="42" w15:restartNumberingAfterBreak="0">
+  <w:abstractNum w:abstractNumId="43" w15:restartNumberingAfterBreak="0">
     <w:nsid w:val="5EED61C4"/>
     <w:multiLevelType w:val="multilevel"/>
     <w:tmpl w:val="D7962A22"/>
@@ -32132,7 +32424,7 @@
       </w:rPr>
     </w:lvl>
   </w:abstractNum>
-  <w:abstractNum w:abstractNumId="43" w15:restartNumberingAfterBreak="0">
+  <w:abstractNum w:abstractNumId="44" w15:restartNumberingAfterBreak="0">
     <w:nsid w:val="5EF23EF6"/>
     <w:multiLevelType w:val="multilevel"/>
     <w:tmpl w:val="35FEABC8"/>
@@ -32281,7 +32573,7 @@
       </w:rPr>
     </w:lvl>
   </w:abstractNum>
-  <w:abstractNum w:abstractNumId="44" w15:restartNumberingAfterBreak="0">
+  <w:abstractNum w:abstractNumId="45" w15:restartNumberingAfterBreak="0">
     <w:nsid w:val="5F896849"/>
     <w:multiLevelType w:val="multilevel"/>
     <w:tmpl w:val="FA98596C"/>
@@ -32430,7 +32722,7 @@
       </w:rPr>
     </w:lvl>
   </w:abstractNum>
-  <w:abstractNum w:abstractNumId="45" w15:restartNumberingAfterBreak="0">
+  <w:abstractNum w:abstractNumId="46" w15:restartNumberingAfterBreak="0">
     <w:nsid w:val="60A275C6"/>
     <w:multiLevelType w:val="multilevel"/>
     <w:tmpl w:val="EC0AD56E"/>
@@ -32579,7 +32871,7 @@
       </w:rPr>
     </w:lvl>
   </w:abstractNum>
-  <w:abstractNum w:abstractNumId="46" w15:restartNumberingAfterBreak="0">
+  <w:abstractNum w:abstractNumId="47" w15:restartNumberingAfterBreak="0">
     <w:nsid w:val="60C40C5C"/>
     <w:multiLevelType w:val="multilevel"/>
     <w:tmpl w:val="91BC6718"/>
@@ -32728,7 +33020,7 @@
       </w:rPr>
     </w:lvl>
   </w:abstractNum>
-  <w:abstractNum w:abstractNumId="47" w15:restartNumberingAfterBreak="0">
+  <w:abstractNum w:abstractNumId="48" w15:restartNumberingAfterBreak="0">
     <w:nsid w:val="61AB25EE"/>
     <w:multiLevelType w:val="multilevel"/>
     <w:tmpl w:val="5F128B5E"/>
@@ -32869,7 +33161,7 @@
       </w:rPr>
     </w:lvl>
   </w:abstractNum>
-  <w:abstractNum w:abstractNumId="48" w15:restartNumberingAfterBreak="0">
+  <w:abstractNum w:abstractNumId="49" w15:restartNumberingAfterBreak="0">
     <w:nsid w:val="6291125D"/>
     <w:multiLevelType w:val="multilevel"/>
     <w:tmpl w:val="4A7CE4B4"/>
@@ -33018,7 +33310,7 @@
       </w:rPr>
     </w:lvl>
   </w:abstractNum>
-  <w:abstractNum w:abstractNumId="49" w15:restartNumberingAfterBreak="0">
+  <w:abstractNum w:abstractNumId="50" w15:restartNumberingAfterBreak="0">
     <w:nsid w:val="64BB2F0C"/>
     <w:multiLevelType w:val="multilevel"/>
     <w:tmpl w:val="41A4AED0"/>
@@ -33167,7 +33459,7 @@
       </w:rPr>
     </w:lvl>
   </w:abstractNum>
-  <w:abstractNum w:abstractNumId="50" w15:restartNumberingAfterBreak="0">
+  <w:abstractNum w:abstractNumId="51" w15:restartNumberingAfterBreak="0">
     <w:nsid w:val="67D34E8F"/>
     <w:multiLevelType w:val="multilevel"/>
     <w:tmpl w:val="6AB2C394"/>
@@ -33307,7 +33599,7 @@
       </w:rPr>
     </w:lvl>
   </w:abstractNum>
-  <w:abstractNum w:abstractNumId="51" w15:restartNumberingAfterBreak="0">
+  <w:abstractNum w:abstractNumId="52" w15:restartNumberingAfterBreak="0">
     <w:nsid w:val="68C23054"/>
     <w:multiLevelType w:val="multilevel"/>
     <w:tmpl w:val="884EB030"/>
@@ -33456,7 +33748,7 @@
       </w:rPr>
     </w:lvl>
   </w:abstractNum>
-  <w:abstractNum w:abstractNumId="52" w15:restartNumberingAfterBreak="0">
+  <w:abstractNum w:abstractNumId="53" w15:restartNumberingAfterBreak="0">
     <w:nsid w:val="69D67FC9"/>
     <w:multiLevelType w:val="multilevel"/>
     <w:tmpl w:val="2D30F028"/>
@@ -33605,7 +33897,7 @@
       </w:rPr>
     </w:lvl>
   </w:abstractNum>
-  <w:abstractNum w:abstractNumId="53" w15:restartNumberingAfterBreak="0">
+  <w:abstractNum w:abstractNumId="54" w15:restartNumberingAfterBreak="0">
     <w:nsid w:val="6A0F0277"/>
     <w:multiLevelType w:val="hybridMultilevel"/>
     <w:tmpl w:val="74F66278"/>
@@ -33691,7 +33983,7 @@
       </w:pPr>
     </w:lvl>
   </w:abstractNum>
-  <w:abstractNum w:abstractNumId="54" w15:restartNumberingAfterBreak="0">
+  <w:abstractNum w:abstractNumId="55" w15:restartNumberingAfterBreak="0">
     <w:nsid w:val="6DDA023F"/>
     <w:multiLevelType w:val="multilevel"/>
     <w:tmpl w:val="D48CA30A"/>
@@ -33840,7 +34132,7 @@
       </w:rPr>
     </w:lvl>
   </w:abstractNum>
-  <w:abstractNum w:abstractNumId="55" w15:restartNumberingAfterBreak="0">
+  <w:abstractNum w:abstractNumId="56" w15:restartNumberingAfterBreak="0">
     <w:nsid w:val="714063DB"/>
     <w:multiLevelType w:val="multilevel"/>
     <w:tmpl w:val="4176B1DC"/>
@@ -33989,7 +34281,7 @@
       </w:rPr>
     </w:lvl>
   </w:abstractNum>
-  <w:abstractNum w:abstractNumId="56" w15:restartNumberingAfterBreak="0">
+  <w:abstractNum w:abstractNumId="57" w15:restartNumberingAfterBreak="0">
     <w:nsid w:val="727B178F"/>
     <w:multiLevelType w:val="multilevel"/>
     <w:tmpl w:val="1BCEF71E"/>
@@ -34138,7 +34430,7 @@
       </w:rPr>
     </w:lvl>
   </w:abstractNum>
-  <w:abstractNum w:abstractNumId="57" w15:restartNumberingAfterBreak="0">
+  <w:abstractNum w:abstractNumId="58" w15:restartNumberingAfterBreak="0">
     <w:nsid w:val="77857EED"/>
     <w:multiLevelType w:val="multilevel"/>
     <w:tmpl w:val="2E4A3A10"/>
@@ -34287,7 +34579,7 @@
       </w:rPr>
     </w:lvl>
   </w:abstractNum>
-  <w:abstractNum w:abstractNumId="58" w15:restartNumberingAfterBreak="0">
+  <w:abstractNum w:abstractNumId="59" w15:restartNumberingAfterBreak="0">
     <w:nsid w:val="77A132A7"/>
     <w:multiLevelType w:val="multilevel"/>
     <w:tmpl w:val="01740944"/>
@@ -34436,7 +34728,7 @@
       </w:rPr>
     </w:lvl>
   </w:abstractNum>
-  <w:abstractNum w:abstractNumId="59" w15:restartNumberingAfterBreak="0">
+  <w:abstractNum w:abstractNumId="60" w15:restartNumberingAfterBreak="0">
     <w:nsid w:val="784840C6"/>
     <w:multiLevelType w:val="multilevel"/>
     <w:tmpl w:val="5F128B5E"/>
@@ -34577,7 +34869,7 @@
       </w:rPr>
     </w:lvl>
   </w:abstractNum>
-  <w:abstractNum w:abstractNumId="60" w15:restartNumberingAfterBreak="0">
+  <w:abstractNum w:abstractNumId="61" w15:restartNumberingAfterBreak="0">
     <w:nsid w:val="79D81DFA"/>
     <w:multiLevelType w:val="hybridMultilevel"/>
     <w:tmpl w:val="317CB272"/>
@@ -34692,7 +34984,7 @@
       </w:rPr>
     </w:lvl>
   </w:abstractNum>
-  <w:abstractNum w:abstractNumId="61" w15:restartNumberingAfterBreak="0">
+  <w:abstractNum w:abstractNumId="62" w15:restartNumberingAfterBreak="0">
     <w:nsid w:val="7AC07B4E"/>
     <w:multiLevelType w:val="hybridMultilevel"/>
     <w:tmpl w:val="3F8664D0"/>
@@ -34807,7 +35099,7 @@
       </w:rPr>
     </w:lvl>
   </w:abstractNum>
-  <w:abstractNum w:abstractNumId="62" w15:restartNumberingAfterBreak="0">
+  <w:abstractNum w:abstractNumId="63" w15:restartNumberingAfterBreak="0">
     <w:nsid w:val="7CBA2C0E"/>
     <w:multiLevelType w:val="multilevel"/>
     <w:tmpl w:val="6AB2C394"/>
@@ -34947,7 +35239,7 @@
       </w:rPr>
     </w:lvl>
   </w:abstractNum>
-  <w:abstractNum w:abstractNumId="63" w15:restartNumberingAfterBreak="0">
+  <w:abstractNum w:abstractNumId="64" w15:restartNumberingAfterBreak="0">
     <w:nsid w:val="7E5007EA"/>
     <w:multiLevelType w:val="multilevel"/>
     <w:tmpl w:val="BE32286A"/>
@@ -35096,7 +35388,7 @@
       </w:rPr>
     </w:lvl>
   </w:abstractNum>
-  <w:abstractNum w:abstractNumId="64" w15:restartNumberingAfterBreak="0">
+  <w:abstractNum w:abstractNumId="65" w15:restartNumberingAfterBreak="0">
     <w:nsid w:val="7F7F10F8"/>
     <w:multiLevelType w:val="multilevel"/>
     <w:tmpl w:val="3A505C0C"/>
@@ -35245,7 +35537,7 @@
       </w:rPr>
     </w:lvl>
   </w:abstractNum>
-  <w:abstractNum w:abstractNumId="65" w15:restartNumberingAfterBreak="0">
+  <w:abstractNum w:abstractNumId="66" w15:restartNumberingAfterBreak="0">
     <w:nsid w:val="7FE55474"/>
     <w:multiLevelType w:val="multilevel"/>
     <w:tmpl w:val="53A67A1A"/>
@@ -35387,202 +35679,205 @@
     </w:lvl>
   </w:abstractNum>
   <w:num w:numId="1" w16cid:durableId="1090346998">
-    <w:abstractNumId w:val="16"/>
+    <w:abstractNumId w:val="17"/>
   </w:num>
   <w:num w:numId="2" w16cid:durableId="381103291">
-    <w:abstractNumId w:val="29"/>
+    <w:abstractNumId w:val="30"/>
   </w:num>
   <w:num w:numId="3" w16cid:durableId="1507403075">
-    <w:abstractNumId w:val="51"/>
+    <w:abstractNumId w:val="52"/>
   </w:num>
   <w:num w:numId="4" w16cid:durableId="1836066417">
-    <w:abstractNumId w:val="44"/>
+    <w:abstractNumId w:val="45"/>
   </w:num>
   <w:num w:numId="5" w16cid:durableId="269510487">
+    <w:abstractNumId w:val="40"/>
+  </w:num>
+  <w:num w:numId="6" w16cid:durableId="1216545874">
     <w:abstractNumId w:val="39"/>
   </w:num>
-  <w:num w:numId="6" w16cid:durableId="1216545874">
-    <w:abstractNumId w:val="38"/>
-  </w:num>
   <w:num w:numId="7" w16cid:durableId="1924408459">
-    <w:abstractNumId w:val="55"/>
+    <w:abstractNumId w:val="56"/>
   </w:num>
   <w:num w:numId="8" w16cid:durableId="2037273947">
-    <w:abstractNumId w:val="36"/>
+    <w:abstractNumId w:val="37"/>
   </w:num>
   <w:num w:numId="9" w16cid:durableId="1374580518">
-    <w:abstractNumId w:val="30"/>
+    <w:abstractNumId w:val="31"/>
   </w:num>
   <w:num w:numId="10" w16cid:durableId="2014335669">
-    <w:abstractNumId w:val="49"/>
+    <w:abstractNumId w:val="50"/>
   </w:num>
   <w:num w:numId="11" w16cid:durableId="1028723420">
     <w:abstractNumId w:val="1"/>
   </w:num>
   <w:num w:numId="12" w16cid:durableId="1100492138">
-    <w:abstractNumId w:val="12"/>
+    <w:abstractNumId w:val="13"/>
   </w:num>
   <w:num w:numId="13" w16cid:durableId="2024164075">
-    <w:abstractNumId w:val="58"/>
+    <w:abstractNumId w:val="59"/>
   </w:num>
   <w:num w:numId="14" w16cid:durableId="2126460478">
-    <w:abstractNumId w:val="31"/>
+    <w:abstractNumId w:val="32"/>
   </w:num>
   <w:num w:numId="15" w16cid:durableId="1927878966">
-    <w:abstractNumId w:val="21"/>
+    <w:abstractNumId w:val="22"/>
   </w:num>
   <w:num w:numId="16" w16cid:durableId="33845741">
-    <w:abstractNumId w:val="56"/>
+    <w:abstractNumId w:val="57"/>
   </w:num>
   <w:num w:numId="17" w16cid:durableId="1639383776">
-    <w:abstractNumId w:val="26"/>
+    <w:abstractNumId w:val="27"/>
   </w:num>
   <w:num w:numId="18" w16cid:durableId="1912503709">
-    <w:abstractNumId w:val="52"/>
+    <w:abstractNumId w:val="53"/>
   </w:num>
   <w:num w:numId="19" w16cid:durableId="1608736407">
-    <w:abstractNumId w:val="28"/>
+    <w:abstractNumId w:val="29"/>
   </w:num>
   <w:num w:numId="20" w16cid:durableId="1622684058">
-    <w:abstractNumId w:val="64"/>
+    <w:abstractNumId w:val="65"/>
   </w:num>
   <w:num w:numId="21" w16cid:durableId="724332202">
-    <w:abstractNumId w:val="37"/>
+    <w:abstractNumId w:val="38"/>
   </w:num>
   <w:num w:numId="22" w16cid:durableId="1836065090">
-    <w:abstractNumId w:val="35"/>
+    <w:abstractNumId w:val="36"/>
   </w:num>
   <w:num w:numId="23" w16cid:durableId="1004817848">
     <w:abstractNumId w:val="3"/>
   </w:num>
   <w:num w:numId="24" w16cid:durableId="1775248748">
-    <w:abstractNumId w:val="32"/>
+    <w:abstractNumId w:val="33"/>
   </w:num>
   <w:num w:numId="25" w16cid:durableId="1941060567">
-    <w:abstractNumId w:val="17"/>
+    <w:abstractNumId w:val="18"/>
   </w:num>
   <w:num w:numId="26" w16cid:durableId="1597254032">
-    <w:abstractNumId w:val="42"/>
+    <w:abstractNumId w:val="43"/>
   </w:num>
   <w:num w:numId="27" w16cid:durableId="1363283815">
-    <w:abstractNumId w:val="18"/>
+    <w:abstractNumId w:val="19"/>
   </w:num>
   <w:num w:numId="28" w16cid:durableId="1230923937">
-    <w:abstractNumId w:val="45"/>
+    <w:abstractNumId w:val="46"/>
   </w:num>
   <w:num w:numId="29" w16cid:durableId="456294312">
-    <w:abstractNumId w:val="7"/>
+    <w:abstractNumId w:val="8"/>
   </w:num>
   <w:num w:numId="30" w16cid:durableId="1907959308">
-    <w:abstractNumId w:val="15"/>
+    <w:abstractNumId w:val="16"/>
   </w:num>
   <w:num w:numId="31" w16cid:durableId="6716878">
-    <w:abstractNumId w:val="25"/>
+    <w:abstractNumId w:val="26"/>
   </w:num>
   <w:num w:numId="32" w16cid:durableId="2120369570">
-    <w:abstractNumId w:val="8"/>
+    <w:abstractNumId w:val="9"/>
   </w:num>
   <w:num w:numId="33" w16cid:durableId="47187276">
     <w:abstractNumId w:val="0"/>
   </w:num>
   <w:num w:numId="34" w16cid:durableId="299120162">
-    <w:abstractNumId w:val="53"/>
+    <w:abstractNumId w:val="54"/>
   </w:num>
   <w:num w:numId="35" w16cid:durableId="1469662025">
-    <w:abstractNumId w:val="9"/>
+    <w:abstractNumId w:val="10"/>
   </w:num>
   <w:num w:numId="36" w16cid:durableId="994186983">
-    <w:abstractNumId w:val="65"/>
+    <w:abstractNumId w:val="66"/>
   </w:num>
   <w:num w:numId="37" w16cid:durableId="1184129435">
-    <w:abstractNumId w:val="24"/>
+    <w:abstractNumId w:val="25"/>
   </w:num>
   <w:num w:numId="38" w16cid:durableId="1251545587">
-    <w:abstractNumId w:val="47"/>
+    <w:abstractNumId w:val="48"/>
   </w:num>
   <w:num w:numId="39" w16cid:durableId="805125489">
-    <w:abstractNumId w:val="59"/>
+    <w:abstractNumId w:val="60"/>
   </w:num>
   <w:num w:numId="40" w16cid:durableId="1092506250">
-    <w:abstractNumId w:val="13"/>
+    <w:abstractNumId w:val="14"/>
   </w:num>
   <w:num w:numId="41" w16cid:durableId="1139767370">
-    <w:abstractNumId w:val="34"/>
+    <w:abstractNumId w:val="35"/>
   </w:num>
   <w:num w:numId="42" w16cid:durableId="211040017">
     <w:abstractNumId w:val="6"/>
   </w:num>
   <w:num w:numId="43" w16cid:durableId="890918720">
-    <w:abstractNumId w:val="19"/>
+    <w:abstractNumId w:val="20"/>
   </w:num>
   <w:num w:numId="44" w16cid:durableId="1786805131">
-    <w:abstractNumId w:val="63"/>
+    <w:abstractNumId w:val="64"/>
   </w:num>
   <w:num w:numId="45" w16cid:durableId="1319654688">
-    <w:abstractNumId w:val="43"/>
+    <w:abstractNumId w:val="44"/>
   </w:num>
   <w:num w:numId="46" w16cid:durableId="709963735">
-    <w:abstractNumId w:val="48"/>
+    <w:abstractNumId w:val="49"/>
   </w:num>
   <w:num w:numId="47" w16cid:durableId="1880508736">
     <w:abstractNumId w:val="2"/>
   </w:num>
   <w:num w:numId="48" w16cid:durableId="1875734045">
-    <w:abstractNumId w:val="33"/>
+    <w:abstractNumId w:val="34"/>
   </w:num>
   <w:num w:numId="49" w16cid:durableId="1947148630">
-    <w:abstractNumId w:val="14"/>
+    <w:abstractNumId w:val="15"/>
   </w:num>
   <w:num w:numId="50" w16cid:durableId="713387774">
-    <w:abstractNumId w:val="22"/>
+    <w:abstractNumId w:val="23"/>
   </w:num>
   <w:num w:numId="51" w16cid:durableId="1354530068">
-    <w:abstractNumId w:val="46"/>
+    <w:abstractNumId w:val="47"/>
   </w:num>
   <w:num w:numId="52" w16cid:durableId="1202090707">
-    <w:abstractNumId w:val="27"/>
+    <w:abstractNumId w:val="28"/>
   </w:num>
   <w:num w:numId="53" w16cid:durableId="1444232445">
-    <w:abstractNumId w:val="40"/>
+    <w:abstractNumId w:val="41"/>
   </w:num>
   <w:num w:numId="54" w16cid:durableId="1851481118">
-    <w:abstractNumId w:val="57"/>
+    <w:abstractNumId w:val="58"/>
   </w:num>
   <w:num w:numId="55" w16cid:durableId="1190410554">
-    <w:abstractNumId w:val="23"/>
+    <w:abstractNumId w:val="24"/>
   </w:num>
   <w:num w:numId="56" w16cid:durableId="1984041028">
     <w:abstractNumId w:val="5"/>
   </w:num>
   <w:num w:numId="57" w16cid:durableId="1940261575">
-    <w:abstractNumId w:val="41"/>
+    <w:abstractNumId w:val="42"/>
   </w:num>
   <w:num w:numId="58" w16cid:durableId="757410117">
-    <w:abstractNumId w:val="54"/>
+    <w:abstractNumId w:val="55"/>
   </w:num>
   <w:num w:numId="59" w16cid:durableId="1640959954">
-    <w:abstractNumId w:val="10"/>
+    <w:abstractNumId w:val="11"/>
   </w:num>
   <w:num w:numId="60" w16cid:durableId="118693515">
-    <w:abstractNumId w:val="62"/>
+    <w:abstractNumId w:val="63"/>
   </w:num>
   <w:num w:numId="61" w16cid:durableId="2145654087">
-    <w:abstractNumId w:val="50"/>
+    <w:abstractNumId w:val="51"/>
   </w:num>
   <w:num w:numId="62" w16cid:durableId="761293261">
-    <w:abstractNumId w:val="20"/>
+    <w:abstractNumId w:val="21"/>
   </w:num>
   <w:num w:numId="63" w16cid:durableId="680743094">
     <w:abstractNumId w:val="4"/>
   </w:num>
   <w:num w:numId="64" w16cid:durableId="88695034">
-    <w:abstractNumId w:val="11"/>
+    <w:abstractNumId w:val="12"/>
   </w:num>
   <w:num w:numId="65" w16cid:durableId="1265770824">
+    <w:abstractNumId w:val="62"/>
+  </w:num>
+  <w:num w:numId="66" w16cid:durableId="1409036086">
     <w:abstractNumId w:val="61"/>
   </w:num>
-  <w:num w:numId="66" w16cid:durableId="1409036086">
-    <w:abstractNumId w:val="60"/>
+  <w:num w:numId="67" w16cid:durableId="419102943">
+    <w:abstractNumId w:val="7"/>
   </w:num>
   <w:numIdMacAtCleanup w:val="64"/>
 </w:numbering>

--- a/Software Verification and Validation.docx
+++ b/Software Verification and Validation.docx
@@ -6211,7 +6211,25 @@
           <w:sz w:val="22"/>
           <w:szCs w:val="22"/>
         </w:rPr>
-        <w:t xml:space="preserve">As part of the Master's program in Software Engineering for Industrial Applications at Hof University of Applied Sciences, students are required to apply theoretical knowledge in a practical industrial environment through project-based work. </w:t>
+        <w:t xml:space="preserve">As part of the </w:t>
+      </w:r>
+      <w:proofErr w:type="gramStart"/>
+      <w:r>
+        <w:rPr>
+          <w:rFonts w:ascii="Calibri" w:hAnsi="Calibri" w:cs="Calibri"/>
+          <w:sz w:val="22"/>
+          <w:szCs w:val="22"/>
+        </w:rPr>
+        <w:t>Master's</w:t>
+      </w:r>
+      <w:proofErr w:type="gramEnd"/>
+      <w:r>
+        <w:rPr>
+          <w:rFonts w:ascii="Calibri" w:hAnsi="Calibri" w:cs="Calibri"/>
+          <w:sz w:val="22"/>
+          <w:szCs w:val="22"/>
+        </w:rPr>
+        <w:t xml:space="preserve"> program in Software Engineering for Industrial Applications at Hof University of Applied Sciences, students are required to apply theoretical knowledge in a practical industrial environment through project-based work. </w:t>
       </w:r>
       <w:r>
         <w:rPr>
@@ -6628,7 +6646,25 @@
           <w:sz w:val="22"/>
           <w:szCs w:val="22"/>
         </w:rPr>
-        <w:t xml:space="preserve">During my internship at Siemens Energy, I worked as a Working Student in the Digital Solutions team, contributing to both enterprise software development and data engineering activities. My responsibilities included supporting internal data analytics initiatives while leading the design and development of an AI-powered Retrieval-Augmented Generation (RAG) system for enterprise document management and knowledge retrieval. Throughout the internship, I collaborated with software </w:t>
+        <w:t>During my internship at Siemens Energy, I worked as a Working Student in the Digital Solutions team, contributing to both enterprise software development and data engineering activities. My responsibilities included supporting internal data analytics initiatives while leading the design and development of an AI-</w:t>
+      </w:r>
+      <w:proofErr w:type="gramStart"/>
+      <w:r>
+        <w:rPr>
+          <w:rFonts w:ascii="Calibri" w:hAnsi="Calibri" w:cs="Calibri"/>
+          <w:sz w:val="22"/>
+          <w:szCs w:val="22"/>
+        </w:rPr>
+        <w:t>powered Retrieval</w:t>
+      </w:r>
+      <w:proofErr w:type="gramEnd"/>
+      <w:r>
+        <w:rPr>
+          <w:rFonts w:ascii="Calibri" w:hAnsi="Calibri" w:cs="Calibri"/>
+          <w:sz w:val="22"/>
+          <w:szCs w:val="22"/>
+        </w:rPr>
+        <w:t xml:space="preserve">-Augmented Generation (RAG) system for enterprise document management and knowledge retrieval. Throughout the internship, I collaborated with software </w:t>
       </w:r>
       <w:r>
         <w:rPr>
@@ -6637,7 +6673,25 @@
           <w:szCs w:val="22"/>
         </w:rPr>
         <w:lastRenderedPageBreak/>
-        <w:t>engineers and business stakeholders to analyse requirements, design software components, implement new features, and document the developed solution.</w:t>
+        <w:t xml:space="preserve">engineers and business stakeholders to </w:t>
+      </w:r>
+      <w:proofErr w:type="spellStart"/>
+      <w:r>
+        <w:rPr>
+          <w:rFonts w:ascii="Calibri" w:hAnsi="Calibri" w:cs="Calibri"/>
+          <w:sz w:val="22"/>
+          <w:szCs w:val="22"/>
+        </w:rPr>
+        <w:t>analyse</w:t>
+      </w:r>
+      <w:proofErr w:type="spellEnd"/>
+      <w:r>
+        <w:rPr>
+          <w:rFonts w:ascii="Calibri" w:hAnsi="Calibri" w:cs="Calibri"/>
+          <w:sz w:val="22"/>
+          <w:szCs w:val="22"/>
+        </w:rPr>
+        <w:t xml:space="preserve"> requirements, design software components, implement new features, and document the developed solution.</w:t>
       </w:r>
     </w:p>
     <w:p>
@@ -6671,7 +6725,25 @@
           <w:sz w:val="22"/>
           <w:szCs w:val="22"/>
         </w:rPr>
-        <w:t>As part of this work, I developed the document management and processing workflow, enabling users to upload documents, monitor processing progress, and retrieve information through a conversational interface. I also implemented semantic retrieval, conversation management, and background processing features to support efficient document indexing and question answering. In addition, I contributed to improving the system architecture, optimizing database operations, and preparing the application for containerized deployment.</w:t>
+        <w:t xml:space="preserve">As part of this work, I developed </w:t>
+      </w:r>
+      <w:proofErr w:type="gramStart"/>
+      <w:r>
+        <w:rPr>
+          <w:rFonts w:ascii="Calibri" w:hAnsi="Calibri" w:cs="Calibri"/>
+          <w:sz w:val="22"/>
+          <w:szCs w:val="22"/>
+        </w:rPr>
+        <w:t>the document</w:t>
+      </w:r>
+      <w:proofErr w:type="gramEnd"/>
+      <w:r>
+        <w:rPr>
+          <w:rFonts w:ascii="Calibri" w:hAnsi="Calibri" w:cs="Calibri"/>
+          <w:sz w:val="22"/>
+          <w:szCs w:val="22"/>
+        </w:rPr>
+        <w:t xml:space="preserve"> management and processing workflow, enabling users to upload documents, monitor processing progress, and retrieve information through a conversational interface. I also implemented semantic retrieval, conversation management, and background processing features to support efficient document indexing and question answering. In addition, I contributed to improving the system architecture, optimizing database operations, and preparing the application for containerized deployment.</w:t>
       </w:r>
     </w:p>
     <w:p>
@@ -6836,7 +6908,25 @@
           <w:sz w:val="22"/>
           <w:szCs w:val="22"/>
         </w:rPr>
-        <w:t>Users can upload and manage enterprise documents through a centralized repository. After upload, the system automatically extracts document text, performs preprocessing, divides the content into semantic chunks, and prepares it for retrieval. This automated processing pipeline minimizes manual effort and ensures that documents become searchable once processing has been completed.</w:t>
+        <w:t xml:space="preserve">Users can upload and manage enterprise documents through a centralized repository. After </w:t>
+      </w:r>
+      <w:proofErr w:type="gramStart"/>
+      <w:r>
+        <w:rPr>
+          <w:rFonts w:ascii="Calibri" w:hAnsi="Calibri" w:cs="Calibri"/>
+          <w:sz w:val="22"/>
+          <w:szCs w:val="22"/>
+        </w:rPr>
+        <w:t>upload</w:t>
+      </w:r>
+      <w:proofErr w:type="gramEnd"/>
+      <w:r>
+        <w:rPr>
+          <w:rFonts w:ascii="Calibri" w:hAnsi="Calibri" w:cs="Calibri"/>
+          <w:sz w:val="22"/>
+          <w:szCs w:val="22"/>
+        </w:rPr>
+        <w:t>, the system automatically extracts document text, performs preprocessing, divides the content into semantic chunks, and prepares it for retrieval. This automated processing pipeline minimizes manual effort and ensures that documents become searchable once processing has been completed.</w:t>
       </w:r>
     </w:p>
     <w:p>
@@ -7072,24 +7162,54 @@
           <w:sz w:val="22"/>
           <w:szCs w:val="22"/>
         </w:rPr>
-        <w:t>PostgreSQL and pgvector</w:t>
-      </w:r>
-    </w:p>
-    <w:p>
-      <w:pPr>
-        <w:rPr>
-          <w:rFonts w:ascii="Calibri" w:hAnsi="Calibri" w:cs="Calibri"/>
-          <w:sz w:val="22"/>
-          <w:szCs w:val="22"/>
-        </w:rPr>
-      </w:pPr>
-      <w:r>
-        <w:rPr>
-          <w:rFonts w:ascii="Calibri" w:hAnsi="Calibri" w:cs="Calibri"/>
-          <w:sz w:val="22"/>
-          <w:szCs w:val="22"/>
-        </w:rPr>
-        <w:t>PostgreSQL was used as the primary relational database for storing application data, including users, uploaded documents, conversations, and metadata. The pgvector extension enabled efficient storage and similarity search of document embeddings, providing the foundation for semantic document retrieval</w:t>
+        <w:t xml:space="preserve">PostgreSQL and </w:t>
+      </w:r>
+      <w:proofErr w:type="spellStart"/>
+      <w:r>
+        <w:rPr>
+          <w:rFonts w:ascii="Calibri" w:hAnsi="Calibri" w:cs="Calibri"/>
+          <w:b/>
+          <w:bCs/>
+          <w:sz w:val="22"/>
+          <w:szCs w:val="22"/>
+        </w:rPr>
+        <w:t>pgvector</w:t>
+      </w:r>
+      <w:proofErr w:type="spellEnd"/>
+    </w:p>
+    <w:p>
+      <w:pPr>
+        <w:rPr>
+          <w:rFonts w:ascii="Calibri" w:hAnsi="Calibri" w:cs="Calibri"/>
+          <w:sz w:val="22"/>
+          <w:szCs w:val="22"/>
+        </w:rPr>
+      </w:pPr>
+      <w:r>
+        <w:rPr>
+          <w:rFonts w:ascii="Calibri" w:hAnsi="Calibri" w:cs="Calibri"/>
+          <w:sz w:val="22"/>
+          <w:szCs w:val="22"/>
+        </w:rPr>
+        <w:t xml:space="preserve">PostgreSQL was used as the primary relational database for storing application data, including users, uploaded documents, conversations, and metadata. The </w:t>
+      </w:r>
+      <w:proofErr w:type="spellStart"/>
+      <w:r>
+        <w:rPr>
+          <w:rFonts w:ascii="Calibri" w:hAnsi="Calibri" w:cs="Calibri"/>
+          <w:sz w:val="22"/>
+          <w:szCs w:val="22"/>
+        </w:rPr>
+        <w:t>pgvector</w:t>
+      </w:r>
+      <w:proofErr w:type="spellEnd"/>
+      <w:r>
+        <w:rPr>
+          <w:rFonts w:ascii="Calibri" w:hAnsi="Calibri" w:cs="Calibri"/>
+          <w:sz w:val="22"/>
+          <w:szCs w:val="22"/>
+        </w:rPr>
+        <w:t xml:space="preserve"> extension enabled efficient storage and similarity search of document embeddings, providing the foundation for semantic document retrieval</w:t>
       </w:r>
       <w:r>
         <w:rPr>
@@ -7107,7 +7227,29 @@
           <w:sz w:val="22"/>
           <w:szCs w:val="22"/>
         </w:rPr>
-        <w:t>(PostgreSQL Global Development Group, 2025; pgvector Contributors, 2025)</w:t>
+        <w:t xml:space="preserve">(PostgreSQL Global Development Group, 2025; </w:t>
+      </w:r>
+      <w:proofErr w:type="spellStart"/>
+      <w:r>
+        <w:rPr>
+          <w:rFonts w:ascii="Calibri" w:hAnsi="Calibri" w:cs="Calibri"/>
+          <w:b/>
+          <w:bCs/>
+          <w:sz w:val="22"/>
+          <w:szCs w:val="22"/>
+        </w:rPr>
+        <w:t>pgvector</w:t>
+      </w:r>
+      <w:proofErr w:type="spellEnd"/>
+      <w:r>
+        <w:rPr>
+          <w:rFonts w:ascii="Calibri" w:hAnsi="Calibri" w:cs="Calibri"/>
+          <w:b/>
+          <w:bCs/>
+          <w:sz w:val="22"/>
+          <w:szCs w:val="22"/>
+        </w:rPr>
+        <w:t xml:space="preserve"> Contributors, 2025)</w:t>
       </w:r>
       <w:r>
         <w:rPr>
@@ -7539,6 +7681,7 @@
           <w:szCs w:val="22"/>
         </w:rPr>
       </w:pPr>
+      <w:proofErr w:type="spellStart"/>
       <w:r>
         <w:rPr>
           <w:rFonts w:ascii="Calibri" w:hAnsi="Calibri" w:cs="Calibri"/>
@@ -7549,6 +7692,7 @@
         </w:rPr>
         <w:t>PgAdmin</w:t>
       </w:r>
+      <w:proofErr w:type="spellEnd"/>
       <w:r>
         <w:rPr>
           <w:rFonts w:ascii="Calibri" w:hAnsi="Calibri" w:cs="Calibri"/>
@@ -7610,7 +7754,25 @@
           <w:sz w:val="22"/>
           <w:szCs w:val="22"/>
         </w:rPr>
-        <w:t>were used to inspect network requests, debug frontend interactions, and validate user interface behaviour.</w:t>
+        <w:t xml:space="preserve">were used to inspect network requests, debug frontend interactions, and validate user interface </w:t>
+      </w:r>
+      <w:proofErr w:type="spellStart"/>
+      <w:r>
+        <w:rPr>
+          <w:rFonts w:ascii="Calibri" w:hAnsi="Calibri" w:cs="Calibri"/>
+          <w:sz w:val="22"/>
+          <w:szCs w:val="22"/>
+        </w:rPr>
+        <w:t>behaviour</w:t>
+      </w:r>
+      <w:proofErr w:type="spellEnd"/>
+      <w:r>
+        <w:rPr>
+          <w:rFonts w:ascii="Calibri" w:hAnsi="Calibri" w:cs="Calibri"/>
+          <w:sz w:val="22"/>
+          <w:szCs w:val="22"/>
+        </w:rPr>
+        <w:t>.</w:t>
       </w:r>
       <w:r>
         <w:rPr>
@@ -7657,7 +7819,25 @@
           <w:sz w:val="22"/>
           <w:szCs w:val="22"/>
         </w:rPr>
-        <w:t>Performance testing evaluated the application's behaviour under concurrent workloads, including document uploads, background processing, and question-answering requests. These tests helped verify application responsiveness and overall system stability under typical operating conditions</w:t>
+        <w:t xml:space="preserve">Performance testing evaluated the application's </w:t>
+      </w:r>
+      <w:proofErr w:type="spellStart"/>
+      <w:r>
+        <w:rPr>
+          <w:rFonts w:ascii="Calibri" w:hAnsi="Calibri" w:cs="Calibri"/>
+          <w:sz w:val="22"/>
+          <w:szCs w:val="22"/>
+        </w:rPr>
+        <w:t>behaviour</w:t>
+      </w:r>
+      <w:proofErr w:type="spellEnd"/>
+      <w:r>
+        <w:rPr>
+          <w:rFonts w:ascii="Calibri" w:hAnsi="Calibri" w:cs="Calibri"/>
+          <w:sz w:val="22"/>
+          <w:szCs w:val="22"/>
+        </w:rPr>
+        <w:t xml:space="preserve"> under concurrent workloads, including document uploads, background processing, and question-answering requests. These tests helped verify application responsiveness and overall system stability under typical operating conditions</w:t>
       </w:r>
       <w:r>
         <w:rPr>
@@ -8098,7 +8278,7 @@
           <w:noProof/>
         </w:rPr>
         <w:drawing>
-          <wp:inline distT="0" distB="0" distL="0" distR="0" wp14:anchorId="2BD651F8" wp14:editId="310938F9">
+          <wp:inline distT="0" distB="0" distL="0" distR="0" wp14:anchorId="2BD651F8" wp14:editId="1478BB70">
             <wp:extent cx="4855464" cy="1415142"/>
             <wp:effectExtent l="0" t="0" r="2540" b="0"/>
             <wp:docPr id="193312729" name="Picture 3"/>
@@ -8726,7 +8906,25 @@
           <w:sz w:val="22"/>
           <w:szCs w:val="22"/>
         </w:rPr>
-        <w:t xml:space="preserve">User interface behaviour and validation messages. </w:t>
+        <w:t xml:space="preserve">User interface </w:t>
+      </w:r>
+      <w:proofErr w:type="spellStart"/>
+      <w:r>
+        <w:rPr>
+          <w:rFonts w:ascii="Calibri" w:hAnsi="Calibri" w:cs="Calibri"/>
+          <w:sz w:val="22"/>
+          <w:szCs w:val="22"/>
+        </w:rPr>
+        <w:t>behaviour</w:t>
+      </w:r>
+      <w:proofErr w:type="spellEnd"/>
+      <w:r>
+        <w:rPr>
+          <w:rFonts w:ascii="Calibri" w:hAnsi="Calibri" w:cs="Calibri"/>
+          <w:sz w:val="22"/>
+          <w:szCs w:val="22"/>
+        </w:rPr>
+        <w:t xml:space="preserve"> and validation messages. </w:t>
       </w:r>
     </w:p>
     <w:p>
@@ -8781,30 +8979,58 @@
           <w:szCs w:val="22"/>
         </w:rPr>
       </w:pPr>
-      <w:r>
-        <w:rPr>
-          <w:rFonts w:ascii="Calibri" w:hAnsi="Calibri" w:cs="Calibri"/>
-          <w:sz w:val="22"/>
-          <w:szCs w:val="22"/>
-        </w:rPr>
-        <w:t>Particular attention was given to features involving multiple components, such as document upload, OCR processing, semantic indexing, and AI-assisted question answering. These workflows required validation of the complete processing pipeline rather than individual components alone.</w:t>
-      </w:r>
-    </w:p>
-    <w:p>
-      <w:pPr>
-        <w:rPr>
-          <w:rFonts w:ascii="Calibri" w:hAnsi="Calibri" w:cs="Calibri"/>
-          <w:sz w:val="22"/>
-          <w:szCs w:val="22"/>
-        </w:rPr>
-      </w:pPr>
-      <w:r>
-        <w:rPr>
-          <w:rFonts w:ascii="Calibri" w:hAnsi="Calibri" w:cs="Calibri"/>
-          <w:sz w:val="22"/>
-          <w:szCs w:val="22"/>
-        </w:rPr>
-        <w:t>Any issues identified during this stage were corrected before proceeding to the formal testing activities described in the following chapter.</w:t>
+      <w:proofErr w:type="gramStart"/>
+      <w:r>
+        <w:rPr>
+          <w:rFonts w:ascii="Calibri" w:hAnsi="Calibri" w:cs="Calibri"/>
+          <w:sz w:val="22"/>
+          <w:szCs w:val="22"/>
+        </w:rPr>
+        <w:t>Particular attention</w:t>
+      </w:r>
+      <w:proofErr w:type="gramEnd"/>
+      <w:r>
+        <w:rPr>
+          <w:rFonts w:ascii="Calibri" w:hAnsi="Calibri" w:cs="Calibri"/>
+          <w:sz w:val="22"/>
+          <w:szCs w:val="22"/>
+        </w:rPr>
+        <w:t xml:space="preserve"> was given to features involving multiple components, such as document upload, OCR processing, semantic indexing, and AI-assisted question answering. These workflows required validation of the complete processing pipeline rather than individual components alone.</w:t>
+      </w:r>
+    </w:p>
+    <w:p>
+      <w:pPr>
+        <w:rPr>
+          <w:rFonts w:ascii="Calibri" w:hAnsi="Calibri" w:cs="Calibri"/>
+          <w:sz w:val="22"/>
+          <w:szCs w:val="22"/>
+        </w:rPr>
+      </w:pPr>
+      <w:r>
+        <w:rPr>
+          <w:rFonts w:ascii="Calibri" w:hAnsi="Calibri" w:cs="Calibri"/>
+          <w:sz w:val="22"/>
+          <w:szCs w:val="22"/>
+        </w:rPr>
+        <w:t xml:space="preserve">Any issues identified during this stage were corrected before proceeding </w:t>
+      </w:r>
+      <w:proofErr w:type="gramStart"/>
+      <w:r>
+        <w:rPr>
+          <w:rFonts w:ascii="Calibri" w:hAnsi="Calibri" w:cs="Calibri"/>
+          <w:sz w:val="22"/>
+          <w:szCs w:val="22"/>
+        </w:rPr>
+        <w:t>to</w:t>
+      </w:r>
+      <w:proofErr w:type="gramEnd"/>
+      <w:r>
+        <w:rPr>
+          <w:rFonts w:ascii="Calibri" w:hAnsi="Calibri" w:cs="Calibri"/>
+          <w:sz w:val="22"/>
+          <w:szCs w:val="22"/>
+        </w:rPr>
+        <w:t xml:space="preserve"> the formal testing activities described in the following chapter.</w:t>
       </w:r>
     </w:p>
     <w:p>
@@ -8894,7 +9120,25 @@
           <w:sz w:val="22"/>
           <w:szCs w:val="22"/>
         </w:rPr>
-        <w:t>To achieve this, several testing approaches were adopted during development. Automated unit tests were implemented using Laravel's PHPUnit framework to validate individual services in isolation</w:t>
+        <w:t xml:space="preserve">To achieve this, several testing approaches were adopted during development. Automated unit tests were implemented using Laravel's </w:t>
+      </w:r>
+      <w:proofErr w:type="spellStart"/>
+      <w:r>
+        <w:rPr>
+          <w:rFonts w:ascii="Calibri" w:hAnsi="Calibri" w:cs="Calibri"/>
+          <w:sz w:val="22"/>
+          <w:szCs w:val="22"/>
+        </w:rPr>
+        <w:t>PHPUnit</w:t>
+      </w:r>
+      <w:proofErr w:type="spellEnd"/>
+      <w:r>
+        <w:rPr>
+          <w:rFonts w:ascii="Calibri" w:hAnsi="Calibri" w:cs="Calibri"/>
+          <w:sz w:val="22"/>
+          <w:szCs w:val="22"/>
+        </w:rPr>
+        <w:t xml:space="preserve"> framework to validate individual services in isolation</w:t>
       </w:r>
       <w:r>
         <w:rPr>
@@ -8912,15 +9156,55 @@
           <w:sz w:val="22"/>
           <w:szCs w:val="22"/>
         </w:rPr>
-        <w:t>(PHPUnit Contributors, 2025)</w:t>
-      </w:r>
-      <w:r>
-        <w:rPr>
-          <w:rFonts w:ascii="Calibri" w:hAnsi="Calibri" w:cs="Calibri"/>
-          <w:sz w:val="22"/>
-          <w:szCs w:val="22"/>
-        </w:rPr>
-        <w:t>. API testing verified communication with external AI services, while load testing and functional test cases evaluated the application's behaviour under realistic operating conditions.</w:t>
+        <w:t>(</w:t>
+      </w:r>
+      <w:proofErr w:type="spellStart"/>
+      <w:r>
+        <w:rPr>
+          <w:rFonts w:ascii="Calibri" w:hAnsi="Calibri" w:cs="Calibri"/>
+          <w:b/>
+          <w:bCs/>
+          <w:sz w:val="22"/>
+          <w:szCs w:val="22"/>
+        </w:rPr>
+        <w:t>PHPUnit</w:t>
+      </w:r>
+      <w:proofErr w:type="spellEnd"/>
+      <w:r>
+        <w:rPr>
+          <w:rFonts w:ascii="Calibri" w:hAnsi="Calibri" w:cs="Calibri"/>
+          <w:b/>
+          <w:bCs/>
+          <w:sz w:val="22"/>
+          <w:szCs w:val="22"/>
+        </w:rPr>
+        <w:t xml:space="preserve"> Contributors, 2025)</w:t>
+      </w:r>
+      <w:r>
+        <w:rPr>
+          <w:rFonts w:ascii="Calibri" w:hAnsi="Calibri" w:cs="Calibri"/>
+          <w:sz w:val="22"/>
+          <w:szCs w:val="22"/>
+        </w:rPr>
+        <w:t xml:space="preserve">. API testing verified communication with external AI services, while load testing and functional test cases evaluated the application's </w:t>
+      </w:r>
+      <w:proofErr w:type="spellStart"/>
+      <w:r>
+        <w:rPr>
+          <w:rFonts w:ascii="Calibri" w:hAnsi="Calibri" w:cs="Calibri"/>
+          <w:sz w:val="22"/>
+          <w:szCs w:val="22"/>
+        </w:rPr>
+        <w:t>behaviour</w:t>
+      </w:r>
+      <w:proofErr w:type="spellEnd"/>
+      <w:r>
+        <w:rPr>
+          <w:rFonts w:ascii="Calibri" w:hAnsi="Calibri" w:cs="Calibri"/>
+          <w:sz w:val="22"/>
+          <w:szCs w:val="22"/>
+        </w:rPr>
+        <w:t xml:space="preserve"> under realistic operating conditions.</w:t>
       </w:r>
     </w:p>
     <w:p>
@@ -9000,8 +9284,18 @@
           <w:sz w:val="22"/>
           <w:szCs w:val="22"/>
         </w:rPr>
-        <w:t>Unit testing focused on validating individual software components independently before they were integrated into the complete application. Laravel's built-in PHPUnit</w:t>
-      </w:r>
+        <w:t xml:space="preserve">Unit testing focused on validating individual software components independently before they were integrated into the complete application. Laravel's built-in </w:t>
+      </w:r>
+      <w:proofErr w:type="spellStart"/>
+      <w:r>
+        <w:rPr>
+          <w:rFonts w:ascii="Calibri" w:hAnsi="Calibri" w:cs="Calibri"/>
+          <w:sz w:val="22"/>
+          <w:szCs w:val="22"/>
+        </w:rPr>
+        <w:t>PHPUnit</w:t>
+      </w:r>
+      <w:proofErr w:type="spellEnd"/>
       <w:r>
         <w:rPr>
           <w:rFonts w:ascii="Calibri" w:hAnsi="Calibri" w:cs="Calibri"/>
@@ -9113,7 +9407,25 @@
           <w:sz w:val="22"/>
           <w:szCs w:val="22"/>
         </w:rPr>
-        <w:t>The DocumentChunker service was tested to verify that extracted document content is correctly divided into semantic chunks while preserving the metadata required for retrieval and citation generation.</w:t>
+        <w:t xml:space="preserve">The </w:t>
+      </w:r>
+      <w:proofErr w:type="spellStart"/>
+      <w:r>
+        <w:rPr>
+          <w:rFonts w:ascii="Calibri" w:hAnsi="Calibri" w:cs="Calibri"/>
+          <w:sz w:val="22"/>
+          <w:szCs w:val="22"/>
+        </w:rPr>
+        <w:t>DocumentChunker</w:t>
+      </w:r>
+      <w:proofErr w:type="spellEnd"/>
+      <w:r>
+        <w:rPr>
+          <w:rFonts w:ascii="Calibri" w:hAnsi="Calibri" w:cs="Calibri"/>
+          <w:sz w:val="22"/>
+          <w:szCs w:val="22"/>
+        </w:rPr>
+        <w:t xml:space="preserve"> service was tested to verify that extracted document content is correctly divided into semantic chunks while preserving the metadata required for retrieval and citation generation.</w:t>
       </w:r>
     </w:p>
     <w:p>
@@ -9452,7 +9764,25 @@
           <w:sz w:val="22"/>
           <w:szCs w:val="22"/>
         </w:rPr>
-        <w:t>Additional unit tests also verify OCR metadata preservation, spreadsheet metadata handling, and UTF-8 character integrity for different document types.</w:t>
+        <w:t>Additional unit tests also verify OCR metadata preservation, spreadsheet metadata handling, and UTF-</w:t>
+      </w:r>
+      <w:proofErr w:type="gramStart"/>
+      <w:r>
+        <w:rPr>
+          <w:rFonts w:ascii="Calibri" w:hAnsi="Calibri" w:cs="Calibri"/>
+          <w:sz w:val="22"/>
+          <w:szCs w:val="22"/>
+        </w:rPr>
+        <w:t>8 character</w:t>
+      </w:r>
+      <w:proofErr w:type="gramEnd"/>
+      <w:r>
+        <w:rPr>
+          <w:rFonts w:ascii="Calibri" w:hAnsi="Calibri" w:cs="Calibri"/>
+          <w:sz w:val="22"/>
+          <w:szCs w:val="22"/>
+        </w:rPr>
+        <w:t xml:space="preserve"> integrity for different document types.</w:t>
       </w:r>
     </w:p>
     <w:p>
@@ -9522,7 +9852,25 @@
           <w:sz w:val="22"/>
           <w:szCs w:val="22"/>
         </w:rPr>
-        <w:t>The PdfExtractorService was tested to verify that textual content extracted from PDF documents is correctly normalized before further processing.</w:t>
+        <w:t xml:space="preserve">The </w:t>
+      </w:r>
+      <w:proofErr w:type="spellStart"/>
+      <w:r>
+        <w:rPr>
+          <w:rFonts w:ascii="Calibri" w:hAnsi="Calibri" w:cs="Calibri"/>
+          <w:sz w:val="22"/>
+          <w:szCs w:val="22"/>
+        </w:rPr>
+        <w:t>PdfExtractorService</w:t>
+      </w:r>
+      <w:proofErr w:type="spellEnd"/>
+      <w:r>
+        <w:rPr>
+          <w:rFonts w:ascii="Calibri" w:hAnsi="Calibri" w:cs="Calibri"/>
+          <w:sz w:val="22"/>
+          <w:szCs w:val="22"/>
+        </w:rPr>
+        <w:t xml:space="preserve"> was tested to verify that textual content extracted from PDF documents is correctly normalized before further processing.</w:t>
       </w:r>
       <w:r>
         <w:rPr>
@@ -9912,13 +10260,33 @@
           <w:szCs w:val="22"/>
         </w:rPr>
       </w:pPr>
-      <w:r>
-        <w:rPr>
-          <w:rFonts w:ascii="Calibri" w:hAnsi="Calibri" w:cs="Calibri"/>
-          <w:sz w:val="22"/>
-          <w:szCs w:val="22"/>
-        </w:rPr>
-        <w:t>The WordExtractorService was tested to verify that textual content is extracted correctly from supported Microsoft Word documents and prepared for subsequent processing.</w:t>
+      <w:proofErr w:type="gramStart"/>
+      <w:r>
+        <w:rPr>
+          <w:rFonts w:ascii="Calibri" w:hAnsi="Calibri" w:cs="Calibri"/>
+          <w:sz w:val="22"/>
+          <w:szCs w:val="22"/>
+        </w:rPr>
+        <w:t xml:space="preserve">The </w:t>
+      </w:r>
+      <w:proofErr w:type="spellStart"/>
+      <w:r>
+        <w:rPr>
+          <w:rFonts w:ascii="Calibri" w:hAnsi="Calibri" w:cs="Calibri"/>
+          <w:sz w:val="22"/>
+          <w:szCs w:val="22"/>
+        </w:rPr>
+        <w:t>WordExtractorService</w:t>
+      </w:r>
+      <w:proofErr w:type="spellEnd"/>
+      <w:proofErr w:type="gramEnd"/>
+      <w:r>
+        <w:rPr>
+          <w:rFonts w:ascii="Calibri" w:hAnsi="Calibri" w:cs="Calibri"/>
+          <w:sz w:val="22"/>
+          <w:szCs w:val="22"/>
+        </w:rPr>
+        <w:t xml:space="preserve"> was tested to verify that textual content is extracted correctly from supported Microsoft Word documents and prepared for subsequent processing.</w:t>
       </w:r>
     </w:p>
     <w:p>
@@ -10299,7 +10667,25 @@
           <w:sz w:val="22"/>
           <w:szCs w:val="22"/>
         </w:rPr>
-        <w:t>The ExcelExtractorService was tested to verify that spreadsheet data is converted into structured textual representations while preserving worksheet and row-level information.</w:t>
+        <w:t xml:space="preserve">The </w:t>
+      </w:r>
+      <w:proofErr w:type="spellStart"/>
+      <w:r>
+        <w:rPr>
+          <w:rFonts w:ascii="Calibri" w:hAnsi="Calibri" w:cs="Calibri"/>
+          <w:sz w:val="22"/>
+          <w:szCs w:val="22"/>
+        </w:rPr>
+        <w:t>ExcelExtractorService</w:t>
+      </w:r>
+      <w:proofErr w:type="spellEnd"/>
+      <w:r>
+        <w:rPr>
+          <w:rFonts w:ascii="Calibri" w:hAnsi="Calibri" w:cs="Calibri"/>
+          <w:sz w:val="22"/>
+          <w:szCs w:val="22"/>
+        </w:rPr>
+        <w:t xml:space="preserve"> was tested to verify that spreadsheet data is converted into structured textual representations while preserving worksheet and row-level information.</w:t>
       </w:r>
     </w:p>
     <w:p>
@@ -10656,7 +11042,25 @@
           <w:sz w:val="22"/>
           <w:szCs w:val="22"/>
         </w:rPr>
-        <w:t>The RagRetrievalService was tested to verify that the most relevant document chunks are retrieved based on semantic similarity before response generation.</w:t>
+        <w:t xml:space="preserve">The </w:t>
+      </w:r>
+      <w:proofErr w:type="spellStart"/>
+      <w:r>
+        <w:rPr>
+          <w:rFonts w:ascii="Calibri" w:hAnsi="Calibri" w:cs="Calibri"/>
+          <w:sz w:val="22"/>
+          <w:szCs w:val="22"/>
+        </w:rPr>
+        <w:t>RagRetrievalService</w:t>
+      </w:r>
+      <w:proofErr w:type="spellEnd"/>
+      <w:r>
+        <w:rPr>
+          <w:rFonts w:ascii="Calibri" w:hAnsi="Calibri" w:cs="Calibri"/>
+          <w:sz w:val="22"/>
+          <w:szCs w:val="22"/>
+        </w:rPr>
+        <w:t xml:space="preserve"> was tested to verify that the most relevant document chunks are retrieved based on semantic similarity before response generation.</w:t>
       </w:r>
       <w:r>
         <w:rPr>
@@ -12420,7 +12824,25 @@
           <w:sz w:val="22"/>
           <w:szCs w:val="22"/>
         </w:rPr>
-        <w:t xml:space="preserve">Ensure predictable application behaviour. </w:t>
+        <w:t xml:space="preserve">Ensure predictable application </w:t>
+      </w:r>
+      <w:proofErr w:type="spellStart"/>
+      <w:r>
+        <w:rPr>
+          <w:rFonts w:ascii="Calibri" w:hAnsi="Calibri" w:cs="Calibri"/>
+          <w:sz w:val="22"/>
+          <w:szCs w:val="22"/>
+        </w:rPr>
+        <w:t>behaviour</w:t>
+      </w:r>
+      <w:proofErr w:type="spellEnd"/>
+      <w:r>
+        <w:rPr>
+          <w:rFonts w:ascii="Calibri" w:hAnsi="Calibri" w:cs="Calibri"/>
+          <w:sz w:val="22"/>
+          <w:szCs w:val="22"/>
+        </w:rPr>
+        <w:t xml:space="preserve">. </w:t>
       </w:r>
     </w:p>
     <w:p>
@@ -13302,7 +13724,25 @@
           <w:sz w:val="22"/>
           <w:szCs w:val="22"/>
         </w:rPr>
-        <w:t>Testing focused on the PostgreSQL database and the pgvector extension to ensure that retrieval performance remained responsive while accessing larger document collections</w:t>
+        <w:t xml:space="preserve">Testing focused on the PostgreSQL database and the </w:t>
+      </w:r>
+      <w:proofErr w:type="spellStart"/>
+      <w:r>
+        <w:rPr>
+          <w:rFonts w:ascii="Calibri" w:hAnsi="Calibri" w:cs="Calibri"/>
+          <w:sz w:val="22"/>
+          <w:szCs w:val="22"/>
+        </w:rPr>
+        <w:t>pgvector</w:t>
+      </w:r>
+      <w:proofErr w:type="spellEnd"/>
+      <w:r>
+        <w:rPr>
+          <w:rFonts w:ascii="Calibri" w:hAnsi="Calibri" w:cs="Calibri"/>
+          <w:sz w:val="22"/>
+          <w:szCs w:val="22"/>
+        </w:rPr>
+        <w:t xml:space="preserve"> extension to ensure that retrieval performance remained responsive while accessing larger document collections</w:t>
       </w:r>
       <w:r>
         <w:rPr>
@@ -13680,7 +14120,25 @@
           <w:sz w:val="22"/>
           <w:szCs w:val="22"/>
         </w:rPr>
-        <w:t>Verify consistent application behaviour throughout testing.</w:t>
+        <w:t xml:space="preserve">Verify consistent application </w:t>
+      </w:r>
+      <w:proofErr w:type="spellStart"/>
+      <w:r>
+        <w:rPr>
+          <w:rFonts w:ascii="Calibri" w:hAnsi="Calibri" w:cs="Calibri"/>
+          <w:sz w:val="22"/>
+          <w:szCs w:val="22"/>
+        </w:rPr>
+        <w:t>behaviour</w:t>
+      </w:r>
+      <w:proofErr w:type="spellEnd"/>
+      <w:r>
+        <w:rPr>
+          <w:rFonts w:ascii="Calibri" w:hAnsi="Calibri" w:cs="Calibri"/>
+          <w:sz w:val="22"/>
+          <w:szCs w:val="22"/>
+        </w:rPr>
+        <w:t xml:space="preserve"> throughout testing.</w:t>
       </w:r>
     </w:p>
     <w:p>
@@ -15660,7 +16118,25 @@
           <w:sz w:val="22"/>
           <w:szCs w:val="22"/>
         </w:rPr>
-        <w:t xml:space="preserve">Semantic indexing completes successfully. </w:t>
+        <w:t xml:space="preserve">Semantic indexing </w:t>
+      </w:r>
+      <w:proofErr w:type="gramStart"/>
+      <w:r>
+        <w:rPr>
+          <w:rFonts w:ascii="Calibri" w:hAnsi="Calibri" w:cs="Calibri"/>
+          <w:sz w:val="22"/>
+          <w:szCs w:val="22"/>
+        </w:rPr>
+        <w:t>completes</w:t>
+      </w:r>
+      <w:proofErr w:type="gramEnd"/>
+      <w:r>
+        <w:rPr>
+          <w:rFonts w:ascii="Calibri" w:hAnsi="Calibri" w:cs="Calibri"/>
+          <w:sz w:val="22"/>
+          <w:szCs w:val="22"/>
+        </w:rPr>
+        <w:t xml:space="preserve"> successfully. </w:t>
       </w:r>
     </w:p>
     <w:p>
@@ -16579,7 +17055,25 @@
           <w:sz w:val="22"/>
           <w:szCs w:val="22"/>
         </w:rPr>
-        <w:t xml:space="preserve">The response is stored in the conversation history. </w:t>
+        <w:t xml:space="preserve">The response is stored in </w:t>
+      </w:r>
+      <w:proofErr w:type="gramStart"/>
+      <w:r>
+        <w:rPr>
+          <w:rFonts w:ascii="Calibri" w:hAnsi="Calibri" w:cs="Calibri"/>
+          <w:sz w:val="22"/>
+          <w:szCs w:val="22"/>
+        </w:rPr>
+        <w:t>the conversation</w:t>
+      </w:r>
+      <w:proofErr w:type="gramEnd"/>
+      <w:r>
+        <w:rPr>
+          <w:rFonts w:ascii="Calibri" w:hAnsi="Calibri" w:cs="Calibri"/>
+          <w:sz w:val="22"/>
+          <w:szCs w:val="22"/>
+        </w:rPr>
+        <w:t xml:space="preserve"> history. </w:t>
       </w:r>
     </w:p>
     <w:p>
@@ -17337,26 +17831,15 @@
           <w:szCs w:val="22"/>
         </w:rPr>
       </w:pPr>
-    </w:p>
-    <w:p>
-      <w:pPr>
-        <w:spacing w:after="0"/>
-        <w:rPr>
-          <w:rFonts w:ascii="Calibri" w:hAnsi="Calibri" w:cs="Calibri"/>
-          <w:b/>
-          <w:bCs/>
-          <w:sz w:val="22"/>
-          <w:szCs w:val="22"/>
-        </w:rPr>
-      </w:pPr>
-      <w:r>
-        <w:rPr>
-          <w:rFonts w:ascii="Calibri" w:hAnsi="Calibri" w:cs="Calibri"/>
-          <w:b/>
-          <w:bCs/>
-          <w:sz w:val="22"/>
-          <w:szCs w:val="22"/>
-        </w:rPr>
+      <w:r>
+        <w:rPr>
+          <w:rFonts w:ascii="Calibri" w:hAnsi="Calibri" w:cs="Calibri"/>
+          <w:b/>
+          <w:bCs/>
+          <w:sz w:val="22"/>
+          <w:szCs w:val="22"/>
+        </w:rPr>
+        <w:lastRenderedPageBreak/>
         <w:t>Expected Results</w:t>
       </w:r>
     </w:p>
@@ -18298,28 +18781,28 @@
           <w:sz w:val="22"/>
           <w:szCs w:val="22"/>
         </w:rPr>
+        <w:t xml:space="preserve">The conversation contains the complete interaction history. </w:t>
+      </w:r>
+    </w:p>
+    <w:p>
+      <w:pPr>
+        <w:rPr>
+          <w:rFonts w:ascii="Calibri" w:hAnsi="Calibri" w:cs="Calibri"/>
+          <w:b/>
+          <w:bCs/>
+          <w:sz w:val="22"/>
+          <w:szCs w:val="22"/>
+        </w:rPr>
+      </w:pPr>
+      <w:r>
+        <w:rPr>
+          <w:rFonts w:ascii="Calibri" w:hAnsi="Calibri" w:cs="Calibri"/>
+          <w:b/>
+          <w:bCs/>
+          <w:sz w:val="22"/>
+          <w:szCs w:val="22"/>
+        </w:rPr>
         <w:lastRenderedPageBreak/>
-        <w:t xml:space="preserve">The conversation contains the complete interaction history. </w:t>
-      </w:r>
-    </w:p>
-    <w:p>
-      <w:pPr>
-        <w:rPr>
-          <w:rFonts w:ascii="Calibri" w:hAnsi="Calibri" w:cs="Calibri"/>
-          <w:b/>
-          <w:bCs/>
-          <w:sz w:val="22"/>
-          <w:szCs w:val="22"/>
-        </w:rPr>
-      </w:pPr>
-      <w:r>
-        <w:rPr>
-          <w:rFonts w:ascii="Calibri" w:hAnsi="Calibri" w:cs="Calibri"/>
-          <w:b/>
-          <w:bCs/>
-          <w:sz w:val="22"/>
-          <w:szCs w:val="22"/>
-        </w:rPr>
         <w:t>Status</w:t>
       </w:r>
       <w:r>
@@ -19423,7 +19906,25 @@
           <w:sz w:val="22"/>
           <w:szCs w:val="22"/>
         </w:rPr>
-        <w:t>The AI-powered document retrieval system was developed incrementally through a series of development phases. At the end of each phase, the completed functionality was reviewed to evaluate development progress, verify expected behaviour, and identify improvements before continuing with subsequent work.</w:t>
+        <w:t xml:space="preserve">The AI-powered document retrieval system was developed incrementally through a series of development phases. At the end of each phase, the completed functionality was reviewed to evaluate development progress, verify expected </w:t>
+      </w:r>
+      <w:proofErr w:type="spellStart"/>
+      <w:r>
+        <w:rPr>
+          <w:rFonts w:ascii="Calibri" w:hAnsi="Calibri" w:cs="Calibri"/>
+          <w:sz w:val="22"/>
+          <w:szCs w:val="22"/>
+        </w:rPr>
+        <w:t>behaviour</w:t>
+      </w:r>
+      <w:proofErr w:type="spellEnd"/>
+      <w:r>
+        <w:rPr>
+          <w:rFonts w:ascii="Calibri" w:hAnsi="Calibri" w:cs="Calibri"/>
+          <w:sz w:val="22"/>
+          <w:szCs w:val="22"/>
+        </w:rPr>
+        <w:t>, and identify improvements before continuing with subsequent work.</w:t>
       </w:r>
     </w:p>
     <w:p>
@@ -19974,7 +20475,25 @@
           <w:sz w:val="22"/>
           <w:szCs w:val="22"/>
         </w:rPr>
-        <w:t>OCR support for scanned PDFs.</w:t>
+        <w:t xml:space="preserve">OCR </w:t>
+      </w:r>
+      <w:proofErr w:type="gramStart"/>
+      <w:r>
+        <w:rPr>
+          <w:rFonts w:ascii="Calibri" w:hAnsi="Calibri" w:cs="Calibri"/>
+          <w:sz w:val="22"/>
+          <w:szCs w:val="22"/>
+        </w:rPr>
+        <w:t>support for</w:t>
+      </w:r>
+      <w:proofErr w:type="gramEnd"/>
+      <w:r>
+        <w:rPr>
+          <w:rFonts w:ascii="Calibri" w:hAnsi="Calibri" w:cs="Calibri"/>
+          <w:sz w:val="22"/>
+          <w:szCs w:val="22"/>
+        </w:rPr>
+        <w:t xml:space="preserve"> scanned PDFs.</w:t>
       </w:r>
     </w:p>
     <w:p>
@@ -20493,7 +21012,43 @@
           <w:sz w:val="22"/>
           <w:szCs w:val="22"/>
         </w:rPr>
-        <w:t>The complete question-answering workflow was evaluated using different document collections and query types. The review confirmed that generated responses remained grounded in the selected documents and that supporting references were presented correctly. Prompt construction and retrieval behaviour were refined based on the review</w:t>
+        <w:t xml:space="preserve">The complete question-answering workflow was evaluated using different document collections and query types. The review confirmed that </w:t>
+      </w:r>
+      <w:proofErr w:type="gramStart"/>
+      <w:r>
+        <w:rPr>
+          <w:rFonts w:ascii="Calibri" w:hAnsi="Calibri" w:cs="Calibri"/>
+          <w:sz w:val="22"/>
+          <w:szCs w:val="22"/>
+        </w:rPr>
+        <w:t>generated responses</w:t>
+      </w:r>
+      <w:proofErr w:type="gramEnd"/>
+      <w:r>
+        <w:rPr>
+          <w:rFonts w:ascii="Calibri" w:hAnsi="Calibri" w:cs="Calibri"/>
+          <w:sz w:val="22"/>
+          <w:szCs w:val="22"/>
+        </w:rPr>
+        <w:t xml:space="preserve"> remained grounded in the selected documents and that supporting references were presented correctly. Prompt construction and retrieval </w:t>
+      </w:r>
+      <w:proofErr w:type="spellStart"/>
+      <w:r>
+        <w:rPr>
+          <w:rFonts w:ascii="Calibri" w:hAnsi="Calibri" w:cs="Calibri"/>
+          <w:sz w:val="22"/>
+          <w:szCs w:val="22"/>
+        </w:rPr>
+        <w:t>behaviour</w:t>
+      </w:r>
+      <w:proofErr w:type="spellEnd"/>
+      <w:r>
+        <w:rPr>
+          <w:rFonts w:ascii="Calibri" w:hAnsi="Calibri" w:cs="Calibri"/>
+          <w:sz w:val="22"/>
+          <w:szCs w:val="22"/>
+        </w:rPr>
+        <w:t xml:space="preserve"> were refined based on the review</w:t>
       </w:r>
       <w:r>
         <w:rPr>
@@ -21783,7 +22338,25 @@
           <w:sz w:val="22"/>
           <w:szCs w:val="22"/>
         </w:rPr>
-        <w:t>As a user, I want to monitor the processing status of uploaded documents so that I know when they are ready for question answering.</w:t>
+        <w:t xml:space="preserve">As a user, I want to monitor the processing status of uploaded documents so that I know when they are ready for </w:t>
+      </w:r>
+      <w:proofErr w:type="gramStart"/>
+      <w:r>
+        <w:rPr>
+          <w:rFonts w:ascii="Calibri" w:hAnsi="Calibri" w:cs="Calibri"/>
+          <w:sz w:val="22"/>
+          <w:szCs w:val="22"/>
+        </w:rPr>
+        <w:t>question answering</w:t>
+      </w:r>
+      <w:proofErr w:type="gramEnd"/>
+      <w:r>
+        <w:rPr>
+          <w:rFonts w:ascii="Calibri" w:hAnsi="Calibri" w:cs="Calibri"/>
+          <w:sz w:val="22"/>
+          <w:szCs w:val="22"/>
+        </w:rPr>
+        <w:t>.</w:t>
       </w:r>
     </w:p>
     <w:p>
@@ -23269,7 +23842,25 @@
           <w:sz w:val="22"/>
           <w:szCs w:val="22"/>
         </w:rPr>
-        <w:t xml:space="preserve">Reopened a previous conversation from the history. </w:t>
+        <w:t xml:space="preserve">Reopened a previous conversation from </w:t>
+      </w:r>
+      <w:proofErr w:type="gramStart"/>
+      <w:r>
+        <w:rPr>
+          <w:rFonts w:ascii="Calibri" w:hAnsi="Calibri" w:cs="Calibri"/>
+          <w:sz w:val="22"/>
+          <w:szCs w:val="22"/>
+        </w:rPr>
+        <w:t>the history</w:t>
+      </w:r>
+      <w:proofErr w:type="gramEnd"/>
+      <w:r>
+        <w:rPr>
+          <w:rFonts w:ascii="Calibri" w:hAnsi="Calibri" w:cs="Calibri"/>
+          <w:sz w:val="22"/>
+          <w:szCs w:val="22"/>
+        </w:rPr>
+        <w:t xml:space="preserve">. </w:t>
       </w:r>
     </w:p>
     <w:p>
@@ -24056,7 +24647,25 @@
           <w:sz w:val="22"/>
           <w:szCs w:val="22"/>
         </w:rPr>
-        <w:t xml:space="preserve">Background processing starts automatically after upload. </w:t>
+        <w:t xml:space="preserve">Background processing starts automatically after </w:t>
+      </w:r>
+      <w:proofErr w:type="gramStart"/>
+      <w:r>
+        <w:rPr>
+          <w:rFonts w:ascii="Calibri" w:hAnsi="Calibri" w:cs="Calibri"/>
+          <w:sz w:val="22"/>
+          <w:szCs w:val="22"/>
+        </w:rPr>
+        <w:t>upload</w:t>
+      </w:r>
+      <w:proofErr w:type="gramEnd"/>
+      <w:r>
+        <w:rPr>
+          <w:rFonts w:ascii="Calibri" w:hAnsi="Calibri" w:cs="Calibri"/>
+          <w:sz w:val="22"/>
+          <w:szCs w:val="22"/>
+        </w:rPr>
+        <w:t xml:space="preserve">. </w:t>
       </w:r>
     </w:p>
     <w:p>
@@ -24226,7 +24835,25 @@
           <w:sz w:val="22"/>
           <w:szCs w:val="22"/>
         </w:rPr>
-        <w:t xml:space="preserve">Users can create a conversation and select processed documents. </w:t>
+        <w:t xml:space="preserve">Users can create </w:t>
+      </w:r>
+      <w:proofErr w:type="gramStart"/>
+      <w:r>
+        <w:rPr>
+          <w:rFonts w:ascii="Calibri" w:hAnsi="Calibri" w:cs="Calibri"/>
+          <w:sz w:val="22"/>
+          <w:szCs w:val="22"/>
+        </w:rPr>
+        <w:t>a conversation</w:t>
+      </w:r>
+      <w:proofErr w:type="gramEnd"/>
+      <w:r>
+        <w:rPr>
+          <w:rFonts w:ascii="Calibri" w:hAnsi="Calibri" w:cs="Calibri"/>
+          <w:sz w:val="22"/>
+          <w:szCs w:val="22"/>
+        </w:rPr>
+        <w:t xml:space="preserve"> and select processed documents. </w:t>
       </w:r>
     </w:p>
     <w:p>
@@ -24926,7 +25553,25 @@
           <w:sz w:val="22"/>
           <w:szCs w:val="22"/>
         </w:rPr>
-        <w:t>The document management workflow operated correctly. Users could view, inspect, and delete documents, while the system maintained consistency between the document repository and conversational functionality.</w:t>
+        <w:t xml:space="preserve">The document management workflow operated correctly. Users could view, inspect, and delete documents, while the </w:t>
+      </w:r>
+      <w:proofErr w:type="gramStart"/>
+      <w:r>
+        <w:rPr>
+          <w:rFonts w:ascii="Calibri" w:hAnsi="Calibri" w:cs="Calibri"/>
+          <w:sz w:val="22"/>
+          <w:szCs w:val="22"/>
+        </w:rPr>
+        <w:t>system maintained</w:t>
+      </w:r>
+      <w:proofErr w:type="gramEnd"/>
+      <w:r>
+        <w:rPr>
+          <w:rFonts w:ascii="Calibri" w:hAnsi="Calibri" w:cs="Calibri"/>
+          <w:sz w:val="22"/>
+          <w:szCs w:val="22"/>
+        </w:rPr>
+        <w:t xml:space="preserve"> consistency between the document repository and conversational functionality.</w:t>
       </w:r>
     </w:p>
     <w:p>
@@ -25396,7 +26041,25 @@
           <w:sz w:val="22"/>
           <w:szCs w:val="22"/>
         </w:rPr>
-        <w:t xml:space="preserve">Gamma, E., Helm, R., Johnson, R., &amp; Vlissides, J. (1994). </w:t>
+        <w:t xml:space="preserve">Gamma, E., Helm, R., Johnson, R., &amp; </w:t>
+      </w:r>
+      <w:proofErr w:type="spellStart"/>
+      <w:r>
+        <w:rPr>
+          <w:rFonts w:ascii="Calibri" w:hAnsi="Calibri" w:cs="Calibri"/>
+          <w:sz w:val="22"/>
+          <w:szCs w:val="22"/>
+        </w:rPr>
+        <w:t>Vlissides</w:t>
+      </w:r>
+      <w:proofErr w:type="spellEnd"/>
+      <w:r>
+        <w:rPr>
+          <w:rFonts w:ascii="Calibri" w:hAnsi="Calibri" w:cs="Calibri"/>
+          <w:sz w:val="22"/>
+          <w:szCs w:val="22"/>
+        </w:rPr>
+        <w:t xml:space="preserve">, J. (1994). </w:t>
       </w:r>
       <w:r>
         <w:rPr>
@@ -25666,14 +26329,25 @@
           <w:szCs w:val="22"/>
         </w:rPr>
       </w:pPr>
-      <w:r>
-        <w:rPr>
-          <w:rFonts w:ascii="Calibri" w:hAnsi="Calibri" w:cs="Calibri"/>
-          <w:sz w:val="22"/>
-          <w:szCs w:val="22"/>
-        </w:rPr>
-        <w:t xml:space="preserve">pgvector Contributors. (2025). </w:t>
-      </w:r>
+      <w:proofErr w:type="spellStart"/>
+      <w:r>
+        <w:rPr>
+          <w:rFonts w:ascii="Calibri" w:hAnsi="Calibri" w:cs="Calibri"/>
+          <w:sz w:val="22"/>
+          <w:szCs w:val="22"/>
+        </w:rPr>
+        <w:t>pgvector</w:t>
+      </w:r>
+      <w:proofErr w:type="spellEnd"/>
+      <w:r>
+        <w:rPr>
+          <w:rFonts w:ascii="Calibri" w:hAnsi="Calibri" w:cs="Calibri"/>
+          <w:sz w:val="22"/>
+          <w:szCs w:val="22"/>
+        </w:rPr>
+        <w:t xml:space="preserve"> Contributors. (2025). </w:t>
+      </w:r>
+      <w:proofErr w:type="spellStart"/>
       <w:r>
         <w:rPr>
           <w:rStyle w:val="Emphasis"/>
@@ -25681,7 +26355,17 @@
           <w:sz w:val="22"/>
           <w:szCs w:val="22"/>
         </w:rPr>
-        <w:t>pgvector: Open-source vector similarity search for PostgreSQL</w:t>
+        <w:t>pgvector</w:t>
+      </w:r>
+      <w:proofErr w:type="spellEnd"/>
+      <w:r>
+        <w:rPr>
+          <w:rStyle w:val="Emphasis"/>
+          <w:rFonts w:ascii="Calibri" w:hAnsi="Calibri" w:cs="Calibri"/>
+          <w:sz w:val="22"/>
+          <w:szCs w:val="22"/>
+        </w:rPr>
+        <w:t>: Open-source vector similarity search for PostgreSQL</w:t>
       </w:r>
       <w:r>
         <w:rPr>
@@ -25724,14 +26408,25 @@
           <w:szCs w:val="22"/>
         </w:rPr>
       </w:pPr>
-      <w:r>
-        <w:rPr>
-          <w:rFonts w:ascii="Calibri" w:hAnsi="Calibri" w:cs="Calibri"/>
-          <w:sz w:val="22"/>
-          <w:szCs w:val="22"/>
-        </w:rPr>
-        <w:t xml:space="preserve">PHPUnit Contributors. (2025). </w:t>
-      </w:r>
+      <w:proofErr w:type="spellStart"/>
+      <w:r>
+        <w:rPr>
+          <w:rFonts w:ascii="Calibri" w:hAnsi="Calibri" w:cs="Calibri"/>
+          <w:sz w:val="22"/>
+          <w:szCs w:val="22"/>
+        </w:rPr>
+        <w:t>PHPUnit</w:t>
+      </w:r>
+      <w:proofErr w:type="spellEnd"/>
+      <w:r>
+        <w:rPr>
+          <w:rFonts w:ascii="Calibri" w:hAnsi="Calibri" w:cs="Calibri"/>
+          <w:sz w:val="22"/>
+          <w:szCs w:val="22"/>
+        </w:rPr>
+        <w:t xml:space="preserve"> Contributors. (2025). </w:t>
+      </w:r>
+      <w:proofErr w:type="spellStart"/>
       <w:r>
         <w:rPr>
           <w:rStyle w:val="Emphasis"/>
@@ -25739,7 +26434,17 @@
           <w:sz w:val="22"/>
           <w:szCs w:val="22"/>
         </w:rPr>
-        <w:t>PHPUnit Documentation</w:t>
+        <w:t>PHPUnit</w:t>
+      </w:r>
+      <w:proofErr w:type="spellEnd"/>
+      <w:r>
+        <w:rPr>
+          <w:rStyle w:val="Emphasis"/>
+          <w:rFonts w:ascii="Calibri" w:hAnsi="Calibri" w:cs="Calibri"/>
+          <w:sz w:val="22"/>
+          <w:szCs w:val="22"/>
+        </w:rPr>
+        <w:t xml:space="preserve"> Documentation</w:t>
       </w:r>
       <w:r>
         <w:rPr>
@@ -36485,6 +37190,7 @@
   <w:style w:type="character" w:default="1" w:styleId="DefaultParagraphFont">
     <w:name w:val="Default Paragraph Font"/>
     <w:uiPriority w:val="1"/>
+    <w:semiHidden/>
     <w:unhideWhenUsed/>
   </w:style>
   <w:style w:type="table" w:default="1" w:styleId="TableNormal">

--- a/Software Verification and Validation.docx
+++ b/Software Verification and Validation.docx
@@ -1136,7 +1136,7 @@
             </w:rPr>
             <w:fldChar w:fldCharType="separate"/>
           </w:r>
-          <w:hyperlink w:anchor="_Toc234550255" w:history="1">
+          <w:hyperlink w:anchor="_Toc235218662" w:history="1">
             <w:r>
               <w:rPr>
                 <w:rStyle w:val="Hyperlink"/>
@@ -1183,7 +1183,7 @@
                 <w:noProof/>
                 <w:webHidden/>
               </w:rPr>
-              <w:instrText xml:space="preserve"> PAGEREF _Toc234550255 \h </w:instrText>
+              <w:instrText xml:space="preserve"> PAGEREF _Toc235218662 \h </w:instrText>
             </w:r>
             <w:r>
               <w:rPr>
@@ -1227,7 +1227,7 @@
               <w:noProof/>
             </w:rPr>
           </w:pPr>
-          <w:hyperlink w:anchor="_Toc234550256" w:history="1">
+          <w:hyperlink w:anchor="_Toc235218663" w:history="1">
             <w:r>
               <w:rPr>
                 <w:rStyle w:val="Hyperlink"/>
@@ -1274,7 +1274,7 @@
                 <w:noProof/>
                 <w:webHidden/>
               </w:rPr>
-              <w:instrText xml:space="preserve"> PAGEREF _Toc234550256 \h </w:instrText>
+              <w:instrText xml:space="preserve"> PAGEREF _Toc235218663 \h </w:instrText>
             </w:r>
             <w:r>
               <w:rPr>
@@ -1318,7 +1318,7 @@
               <w:noProof/>
             </w:rPr>
           </w:pPr>
-          <w:hyperlink w:anchor="_Toc234550257" w:history="1">
+          <w:hyperlink w:anchor="_Toc235218664" w:history="1">
             <w:r>
               <w:rPr>
                 <w:rStyle w:val="Hyperlink"/>
@@ -1365,7 +1365,7 @@
                 <w:noProof/>
                 <w:webHidden/>
               </w:rPr>
-              <w:instrText xml:space="preserve"> PAGEREF _Toc234550257 \h </w:instrText>
+              <w:instrText xml:space="preserve"> PAGEREF _Toc235218664 \h </w:instrText>
             </w:r>
             <w:r>
               <w:rPr>
@@ -1409,7 +1409,7 @@
               <w:noProof/>
             </w:rPr>
           </w:pPr>
-          <w:hyperlink w:anchor="_Toc234550258" w:history="1">
+          <w:hyperlink w:anchor="_Toc235218665" w:history="1">
             <w:r>
               <w:rPr>
                 <w:rStyle w:val="Hyperlink"/>
@@ -1456,7 +1456,7 @@
                 <w:noProof/>
                 <w:webHidden/>
               </w:rPr>
-              <w:instrText xml:space="preserve"> PAGEREF _Toc234550258 \h </w:instrText>
+              <w:instrText xml:space="preserve"> PAGEREF _Toc235218665 \h </w:instrText>
             </w:r>
             <w:r>
               <w:rPr>
@@ -1500,7 +1500,7 @@
               <w:noProof/>
             </w:rPr>
           </w:pPr>
-          <w:hyperlink w:anchor="_Toc234550259" w:history="1">
+          <w:hyperlink w:anchor="_Toc235218666" w:history="1">
             <w:r>
               <w:rPr>
                 <w:rStyle w:val="Hyperlink"/>
@@ -1547,7 +1547,7 @@
                 <w:noProof/>
                 <w:webHidden/>
               </w:rPr>
-              <w:instrText xml:space="preserve"> PAGEREF _Toc234550259 \h </w:instrText>
+              <w:instrText xml:space="preserve"> PAGEREF _Toc235218666 \h </w:instrText>
             </w:r>
             <w:r>
               <w:rPr>
@@ -1591,7 +1591,7 @@
               <w:noProof/>
             </w:rPr>
           </w:pPr>
-          <w:hyperlink w:anchor="_Toc234550260" w:history="1">
+          <w:hyperlink w:anchor="_Toc235218667" w:history="1">
             <w:r>
               <w:rPr>
                 <w:rStyle w:val="Hyperlink"/>
@@ -1638,7 +1638,7 @@
                 <w:noProof/>
                 <w:webHidden/>
               </w:rPr>
-              <w:instrText xml:space="preserve"> PAGEREF _Toc234550260 \h </w:instrText>
+              <w:instrText xml:space="preserve"> PAGEREF _Toc235218667 \h </w:instrText>
             </w:r>
             <w:r>
               <w:rPr>
@@ -1682,7 +1682,7 @@
               <w:noProof/>
             </w:rPr>
           </w:pPr>
-          <w:hyperlink w:anchor="_Toc234550261" w:history="1">
+          <w:hyperlink w:anchor="_Toc235218668" w:history="1">
             <w:r>
               <w:rPr>
                 <w:rStyle w:val="Hyperlink"/>
@@ -1729,7 +1729,7 @@
                 <w:noProof/>
                 <w:webHidden/>
               </w:rPr>
-              <w:instrText xml:space="preserve"> PAGEREF _Toc234550261 \h </w:instrText>
+              <w:instrText xml:space="preserve"> PAGEREF _Toc235218668 \h </w:instrText>
             </w:r>
             <w:r>
               <w:rPr>
@@ -1773,7 +1773,7 @@
               <w:noProof/>
             </w:rPr>
           </w:pPr>
-          <w:hyperlink w:anchor="_Toc234550262" w:history="1">
+          <w:hyperlink w:anchor="_Toc235218669" w:history="1">
             <w:r>
               <w:rPr>
                 <w:rStyle w:val="Hyperlink"/>
@@ -1820,7 +1820,7 @@
                 <w:noProof/>
                 <w:webHidden/>
               </w:rPr>
-              <w:instrText xml:space="preserve"> PAGEREF _Toc234550262 \h </w:instrText>
+              <w:instrText xml:space="preserve"> PAGEREF _Toc235218669 \h </w:instrText>
             </w:r>
             <w:r>
               <w:rPr>
@@ -1864,7 +1864,7 @@
               <w:noProof/>
             </w:rPr>
           </w:pPr>
-          <w:hyperlink w:anchor="_Toc234550263" w:history="1">
+          <w:hyperlink w:anchor="_Toc235218670" w:history="1">
             <w:r>
               <w:rPr>
                 <w:rStyle w:val="Hyperlink"/>
@@ -1911,7 +1911,7 @@
                 <w:noProof/>
                 <w:webHidden/>
               </w:rPr>
-              <w:instrText xml:space="preserve"> PAGEREF _Toc234550263 \h </w:instrText>
+              <w:instrText xml:space="preserve"> PAGEREF _Toc235218670 \h </w:instrText>
             </w:r>
             <w:r>
               <w:rPr>
@@ -1955,7 +1955,7 @@
               <w:noProof/>
             </w:rPr>
           </w:pPr>
-          <w:hyperlink w:anchor="_Toc234550264" w:history="1">
+          <w:hyperlink w:anchor="_Toc235218671" w:history="1">
             <w:r>
               <w:rPr>
                 <w:rStyle w:val="Hyperlink"/>
@@ -2002,7 +2002,7 @@
                 <w:noProof/>
                 <w:webHidden/>
               </w:rPr>
-              <w:instrText xml:space="preserve"> PAGEREF _Toc234550264 \h </w:instrText>
+              <w:instrText xml:space="preserve"> PAGEREF _Toc235218671 \h </w:instrText>
             </w:r>
             <w:r>
               <w:rPr>
@@ -2046,7 +2046,7 @@
               <w:noProof/>
             </w:rPr>
           </w:pPr>
-          <w:hyperlink w:anchor="_Toc234550265" w:history="1">
+          <w:hyperlink w:anchor="_Toc235218672" w:history="1">
             <w:r>
               <w:rPr>
                 <w:rStyle w:val="Hyperlink"/>
@@ -2093,7 +2093,7 @@
                 <w:noProof/>
                 <w:webHidden/>
               </w:rPr>
-              <w:instrText xml:space="preserve"> PAGEREF _Toc234550265 \h </w:instrText>
+              <w:instrText xml:space="preserve"> PAGEREF _Toc235218672 \h </w:instrText>
             </w:r>
             <w:r>
               <w:rPr>
@@ -2137,7 +2137,7 @@
               <w:noProof/>
             </w:rPr>
           </w:pPr>
-          <w:hyperlink w:anchor="_Toc234550266" w:history="1">
+          <w:hyperlink w:anchor="_Toc235218673" w:history="1">
             <w:r>
               <w:rPr>
                 <w:rStyle w:val="Hyperlink"/>
@@ -2184,7 +2184,7 @@
                 <w:noProof/>
                 <w:webHidden/>
               </w:rPr>
-              <w:instrText xml:space="preserve"> PAGEREF _Toc234550266 \h </w:instrText>
+              <w:instrText xml:space="preserve"> PAGEREF _Toc235218673 \h </w:instrText>
             </w:r>
             <w:r>
               <w:rPr>
@@ -2228,7 +2228,7 @@
               <w:noProof/>
             </w:rPr>
           </w:pPr>
-          <w:hyperlink w:anchor="_Toc234550267" w:history="1">
+          <w:hyperlink w:anchor="_Toc235218674" w:history="1">
             <w:r>
               <w:rPr>
                 <w:rStyle w:val="Hyperlink"/>
@@ -2275,7 +2275,7 @@
                 <w:noProof/>
                 <w:webHidden/>
               </w:rPr>
-              <w:instrText xml:space="preserve"> PAGEREF _Toc234550267 \h </w:instrText>
+              <w:instrText xml:space="preserve"> PAGEREF _Toc235218674 \h </w:instrText>
             </w:r>
             <w:r>
               <w:rPr>
@@ -2319,7 +2319,7 @@
               <w:noProof/>
             </w:rPr>
           </w:pPr>
-          <w:hyperlink w:anchor="_Toc234550268" w:history="1">
+          <w:hyperlink w:anchor="_Toc235218675" w:history="1">
             <w:r>
               <w:rPr>
                 <w:rStyle w:val="Hyperlink"/>
@@ -2366,7 +2366,7 @@
                 <w:noProof/>
                 <w:webHidden/>
               </w:rPr>
-              <w:instrText xml:space="preserve"> PAGEREF _Toc234550268 \h </w:instrText>
+              <w:instrText xml:space="preserve"> PAGEREF _Toc235218675 \h </w:instrText>
             </w:r>
             <w:r>
               <w:rPr>
@@ -2410,7 +2410,7 @@
               <w:noProof/>
             </w:rPr>
           </w:pPr>
-          <w:hyperlink w:anchor="_Toc234550269" w:history="1">
+          <w:hyperlink w:anchor="_Toc235218676" w:history="1">
             <w:r>
               <w:rPr>
                 <w:rStyle w:val="Hyperlink"/>
@@ -2457,7 +2457,7 @@
                 <w:noProof/>
                 <w:webHidden/>
               </w:rPr>
-              <w:instrText xml:space="preserve"> PAGEREF _Toc234550269 \h </w:instrText>
+              <w:instrText xml:space="preserve"> PAGEREF _Toc235218676 \h </w:instrText>
             </w:r>
             <w:r>
               <w:rPr>
@@ -2501,7 +2501,7 @@
               <w:noProof/>
             </w:rPr>
           </w:pPr>
-          <w:hyperlink w:anchor="_Toc234550270" w:history="1">
+          <w:hyperlink w:anchor="_Toc235218677" w:history="1">
             <w:r>
               <w:rPr>
                 <w:rStyle w:val="Hyperlink"/>
@@ -2548,7 +2548,7 @@
                 <w:noProof/>
                 <w:webHidden/>
               </w:rPr>
-              <w:instrText xml:space="preserve"> PAGEREF _Toc234550270 \h </w:instrText>
+              <w:instrText xml:space="preserve"> PAGEREF _Toc235218677 \h </w:instrText>
             </w:r>
             <w:r>
               <w:rPr>
@@ -2592,7 +2592,7 @@
               <w:noProof/>
             </w:rPr>
           </w:pPr>
-          <w:hyperlink w:anchor="_Toc234550271" w:history="1">
+          <w:hyperlink w:anchor="_Toc235218678" w:history="1">
             <w:r>
               <w:rPr>
                 <w:rStyle w:val="Hyperlink"/>
@@ -2637,7 +2637,7 @@
                 <w:noProof/>
                 <w:webHidden/>
               </w:rPr>
-              <w:instrText xml:space="preserve"> PAGEREF _Toc234550271 \h </w:instrText>
+              <w:instrText xml:space="preserve"> PAGEREF _Toc235218678 \h </w:instrText>
             </w:r>
             <w:r>
               <w:rPr>
@@ -2681,7 +2681,7 @@
               <w:noProof/>
             </w:rPr>
           </w:pPr>
-          <w:hyperlink w:anchor="_Toc234550272" w:history="1">
+          <w:hyperlink w:anchor="_Toc235218679" w:history="1">
             <w:r>
               <w:rPr>
                 <w:rStyle w:val="Hyperlink"/>
@@ -2728,7 +2728,7 @@
                 <w:noProof/>
                 <w:webHidden/>
               </w:rPr>
-              <w:instrText xml:space="preserve"> PAGEREF _Toc234550272 \h </w:instrText>
+              <w:instrText xml:space="preserve"> PAGEREF _Toc235218679 \h </w:instrText>
             </w:r>
             <w:r>
               <w:rPr>
@@ -2772,7 +2772,7 @@
               <w:noProof/>
             </w:rPr>
           </w:pPr>
-          <w:hyperlink w:anchor="_Toc234550273" w:history="1">
+          <w:hyperlink w:anchor="_Toc235218680" w:history="1">
             <w:r>
               <w:rPr>
                 <w:rStyle w:val="Hyperlink"/>
@@ -2819,7 +2819,7 @@
                 <w:noProof/>
                 <w:webHidden/>
               </w:rPr>
-              <w:instrText xml:space="preserve"> PAGEREF _Toc234550273 \h </w:instrText>
+              <w:instrText xml:space="preserve"> PAGEREF _Toc235218680 \h </w:instrText>
             </w:r>
             <w:r>
               <w:rPr>
@@ -2863,7 +2863,7 @@
               <w:noProof/>
             </w:rPr>
           </w:pPr>
-          <w:hyperlink w:anchor="_Toc234550274" w:history="1">
+          <w:hyperlink w:anchor="_Toc235218681" w:history="1">
             <w:r>
               <w:rPr>
                 <w:rStyle w:val="Hyperlink"/>
@@ -2910,7 +2910,7 @@
                 <w:noProof/>
                 <w:webHidden/>
               </w:rPr>
-              <w:instrText xml:space="preserve"> PAGEREF _Toc234550274 \h </w:instrText>
+              <w:instrText xml:space="preserve"> PAGEREF _Toc235218681 \h </w:instrText>
             </w:r>
             <w:r>
               <w:rPr>
@@ -2954,7 +2954,7 @@
               <w:noProof/>
             </w:rPr>
           </w:pPr>
-          <w:hyperlink w:anchor="_Toc234550275" w:history="1">
+          <w:hyperlink w:anchor="_Toc235218682" w:history="1">
             <w:r>
               <w:rPr>
                 <w:rStyle w:val="Hyperlink"/>
@@ -3001,7 +3001,7 @@
                 <w:noProof/>
                 <w:webHidden/>
               </w:rPr>
-              <w:instrText xml:space="preserve"> PAGEREF _Toc234550275 \h </w:instrText>
+              <w:instrText xml:space="preserve"> PAGEREF _Toc235218682 \h </w:instrText>
             </w:r>
             <w:r>
               <w:rPr>
@@ -3045,7 +3045,7 @@
               <w:noProof/>
             </w:rPr>
           </w:pPr>
-          <w:hyperlink w:anchor="_Toc234550276" w:history="1">
+          <w:hyperlink w:anchor="_Toc235218683" w:history="1">
             <w:r>
               <w:rPr>
                 <w:rStyle w:val="Hyperlink"/>
@@ -3092,7 +3092,7 @@
                 <w:noProof/>
                 <w:webHidden/>
               </w:rPr>
-              <w:instrText xml:space="preserve"> PAGEREF _Toc234550276 \h </w:instrText>
+              <w:instrText xml:space="preserve"> PAGEREF _Toc235218683 \h </w:instrText>
             </w:r>
             <w:r>
               <w:rPr>
@@ -3136,7 +3136,7 @@
               <w:noProof/>
             </w:rPr>
           </w:pPr>
-          <w:hyperlink w:anchor="_Toc234550277" w:history="1">
+          <w:hyperlink w:anchor="_Toc235218684" w:history="1">
             <w:r>
               <w:rPr>
                 <w:rStyle w:val="Hyperlink"/>
@@ -3183,7 +3183,7 @@
                 <w:noProof/>
                 <w:webHidden/>
               </w:rPr>
-              <w:instrText xml:space="preserve"> PAGEREF _Toc234550277 \h </w:instrText>
+              <w:instrText xml:space="preserve"> PAGEREF _Toc235218684 \h </w:instrText>
             </w:r>
             <w:r>
               <w:rPr>
@@ -3227,7 +3227,7 @@
               <w:noProof/>
             </w:rPr>
           </w:pPr>
-          <w:hyperlink w:anchor="_Toc234550278" w:history="1">
+          <w:hyperlink w:anchor="_Toc235218685" w:history="1">
             <w:r>
               <w:rPr>
                 <w:rStyle w:val="Hyperlink"/>
@@ -3274,7 +3274,7 @@
                 <w:noProof/>
                 <w:webHidden/>
               </w:rPr>
-              <w:instrText xml:space="preserve"> PAGEREF _Toc234550278 \h </w:instrText>
+              <w:instrText xml:space="preserve"> PAGEREF _Toc235218685 \h </w:instrText>
             </w:r>
             <w:r>
               <w:rPr>
@@ -3318,7 +3318,7 @@
               <w:noProof/>
             </w:rPr>
           </w:pPr>
-          <w:hyperlink w:anchor="_Toc234550279" w:history="1">
+          <w:hyperlink w:anchor="_Toc235218686" w:history="1">
             <w:r>
               <w:rPr>
                 <w:rStyle w:val="Hyperlink"/>
@@ -3365,7 +3365,7 @@
                 <w:noProof/>
                 <w:webHidden/>
               </w:rPr>
-              <w:instrText xml:space="preserve"> PAGEREF _Toc234550279 \h </w:instrText>
+              <w:instrText xml:space="preserve"> PAGEREF _Toc235218686 \h </w:instrText>
             </w:r>
             <w:r>
               <w:rPr>
@@ -3409,7 +3409,7 @@
               <w:noProof/>
             </w:rPr>
           </w:pPr>
-          <w:hyperlink w:anchor="_Toc234550280" w:history="1">
+          <w:hyperlink w:anchor="_Toc235218687" w:history="1">
             <w:r>
               <w:rPr>
                 <w:rStyle w:val="Hyperlink"/>
@@ -3456,7 +3456,7 @@
                 <w:noProof/>
                 <w:webHidden/>
               </w:rPr>
-              <w:instrText xml:space="preserve"> PAGEREF _Toc234550280 \h </w:instrText>
+              <w:instrText xml:space="preserve"> PAGEREF _Toc235218687 \h </w:instrText>
             </w:r>
             <w:r>
               <w:rPr>
@@ -3500,7 +3500,7 @@
               <w:noProof/>
             </w:rPr>
           </w:pPr>
-          <w:hyperlink w:anchor="_Toc234550281" w:history="1">
+          <w:hyperlink w:anchor="_Toc235218688" w:history="1">
             <w:r>
               <w:rPr>
                 <w:rStyle w:val="Hyperlink"/>
@@ -3547,7 +3547,7 @@
                 <w:noProof/>
                 <w:webHidden/>
               </w:rPr>
-              <w:instrText xml:space="preserve"> PAGEREF _Toc234550281 \h </w:instrText>
+              <w:instrText xml:space="preserve"> PAGEREF _Toc235218688 \h </w:instrText>
             </w:r>
             <w:r>
               <w:rPr>
@@ -3591,7 +3591,7 @@
               <w:noProof/>
             </w:rPr>
           </w:pPr>
-          <w:hyperlink w:anchor="_Toc234550282" w:history="1">
+          <w:hyperlink w:anchor="_Toc235218689" w:history="1">
             <w:r>
               <w:rPr>
                 <w:rStyle w:val="Hyperlink"/>
@@ -3638,7 +3638,7 @@
                 <w:noProof/>
                 <w:webHidden/>
               </w:rPr>
-              <w:instrText xml:space="preserve"> PAGEREF _Toc234550282 \h </w:instrText>
+              <w:instrText xml:space="preserve"> PAGEREF _Toc235218689 \h </w:instrText>
             </w:r>
             <w:r>
               <w:rPr>
@@ -3658,7 +3658,7 @@
                 <w:noProof/>
                 <w:webHidden/>
               </w:rPr>
-              <w:t>18</w:t>
+              <w:t>19</w:t>
             </w:r>
             <w:r>
               <w:rPr>
@@ -3682,7 +3682,7 @@
               <w:noProof/>
             </w:rPr>
           </w:pPr>
-          <w:hyperlink w:anchor="_Toc234550283" w:history="1">
+          <w:hyperlink w:anchor="_Toc235218690" w:history="1">
             <w:r>
               <w:rPr>
                 <w:rStyle w:val="Hyperlink"/>
@@ -3729,7 +3729,7 @@
                 <w:noProof/>
                 <w:webHidden/>
               </w:rPr>
-              <w:instrText xml:space="preserve"> PAGEREF _Toc234550283 \h </w:instrText>
+              <w:instrText xml:space="preserve"> PAGEREF _Toc235218690 \h </w:instrText>
             </w:r>
             <w:r>
               <w:rPr>
@@ -3773,7 +3773,7 @@
               <w:noProof/>
             </w:rPr>
           </w:pPr>
-          <w:hyperlink w:anchor="_Toc234550284" w:history="1">
+          <w:hyperlink w:anchor="_Toc235218691" w:history="1">
             <w:r>
               <w:rPr>
                 <w:rStyle w:val="Hyperlink"/>
@@ -3820,7 +3820,7 @@
                 <w:noProof/>
                 <w:webHidden/>
               </w:rPr>
-              <w:instrText xml:space="preserve"> PAGEREF _Toc234550284 \h </w:instrText>
+              <w:instrText xml:space="preserve"> PAGEREF _Toc235218691 \h </w:instrText>
             </w:r>
             <w:r>
               <w:rPr>
@@ -3840,7 +3840,7 @@
                 <w:noProof/>
                 <w:webHidden/>
               </w:rPr>
-              <w:t>24</w:t>
+              <w:t>25</w:t>
             </w:r>
             <w:r>
               <w:rPr>
@@ -3864,7 +3864,7 @@
               <w:noProof/>
             </w:rPr>
           </w:pPr>
-          <w:hyperlink w:anchor="_Toc234550285" w:history="1">
+          <w:hyperlink w:anchor="_Toc235218692" w:history="1">
             <w:r>
               <w:rPr>
                 <w:rStyle w:val="Hyperlink"/>
@@ -3911,7 +3911,7 @@
                 <w:noProof/>
                 <w:webHidden/>
               </w:rPr>
-              <w:instrText xml:space="preserve"> PAGEREF _Toc234550285 \h </w:instrText>
+              <w:instrText xml:space="preserve"> PAGEREF _Toc235218692 \h </w:instrText>
             </w:r>
             <w:r>
               <w:rPr>
@@ -3931,7 +3931,7 @@
                 <w:noProof/>
                 <w:webHidden/>
               </w:rPr>
-              <w:t>25</w:t>
+              <w:t>26</w:t>
             </w:r>
             <w:r>
               <w:rPr>
@@ -3955,7 +3955,7 @@
               <w:noProof/>
             </w:rPr>
           </w:pPr>
-          <w:hyperlink w:anchor="_Toc234550286" w:history="1">
+          <w:hyperlink w:anchor="_Toc235218693" w:history="1">
             <w:r>
               <w:rPr>
                 <w:rStyle w:val="Hyperlink"/>
@@ -4002,7 +4002,7 @@
                 <w:noProof/>
                 <w:webHidden/>
               </w:rPr>
-              <w:instrText xml:space="preserve"> PAGEREF _Toc234550286 \h </w:instrText>
+              <w:instrText xml:space="preserve"> PAGEREF _Toc235218693 \h </w:instrText>
             </w:r>
             <w:r>
               <w:rPr>
@@ -4022,7 +4022,7 @@
                 <w:noProof/>
                 <w:webHidden/>
               </w:rPr>
-              <w:t>28</w:t>
+              <w:t>29</w:t>
             </w:r>
             <w:r>
               <w:rPr>
@@ -4046,7 +4046,7 @@
               <w:noProof/>
             </w:rPr>
           </w:pPr>
-          <w:hyperlink w:anchor="_Toc234550287" w:history="1">
+          <w:hyperlink w:anchor="_Toc235218694" w:history="1">
             <w:r>
               <w:rPr>
                 <w:rStyle w:val="Hyperlink"/>
@@ -4093,7 +4093,7 @@
                 <w:noProof/>
                 <w:webHidden/>
               </w:rPr>
-              <w:instrText xml:space="preserve"> PAGEREF _Toc234550287 \h </w:instrText>
+              <w:instrText xml:space="preserve"> PAGEREF _Toc235218694 \h </w:instrText>
             </w:r>
             <w:r>
               <w:rPr>
@@ -4113,7 +4113,7 @@
                 <w:noProof/>
                 <w:webHidden/>
               </w:rPr>
-              <w:t>31</w:t>
+              <w:t>32</w:t>
             </w:r>
             <w:r>
               <w:rPr>
@@ -4137,7 +4137,7 @@
               <w:noProof/>
             </w:rPr>
           </w:pPr>
-          <w:hyperlink w:anchor="_Toc234550288" w:history="1">
+          <w:hyperlink w:anchor="_Toc235218695" w:history="1">
             <w:r>
               <w:rPr>
                 <w:rStyle w:val="Hyperlink"/>
@@ -4184,7 +4184,7 @@
                 <w:noProof/>
                 <w:webHidden/>
               </w:rPr>
-              <w:instrText xml:space="preserve"> PAGEREF _Toc234550288 \h </w:instrText>
+              <w:instrText xml:space="preserve"> PAGEREF _Toc235218695 \h </w:instrText>
             </w:r>
             <w:r>
               <w:rPr>
@@ -4204,7 +4204,7 @@
                 <w:noProof/>
                 <w:webHidden/>
               </w:rPr>
-              <w:t>34</w:t>
+              <w:t>35</w:t>
             </w:r>
             <w:r>
               <w:rPr>
@@ -4222,13 +4222,13 @@
               <w:tab w:val="left" w:pos="480"/>
               <w:tab w:val="right" w:leader="dot" w:pos="9350"/>
             </w:tabs>
-            <w:spacing w:after="0"/>
+            <w:spacing w:after="60"/>
             <w:rPr>
               <w:rFonts w:eastAsiaTheme="minorEastAsia"/>
               <w:noProof/>
             </w:rPr>
           </w:pPr>
-          <w:hyperlink w:anchor="_Toc234550289" w:history="1">
+          <w:hyperlink w:anchor="_Toc235218696" w:history="1">
             <w:r>
               <w:rPr>
                 <w:rStyle w:val="Hyperlink"/>
@@ -4275,7 +4275,7 @@
                 <w:noProof/>
                 <w:webHidden/>
               </w:rPr>
-              <w:instrText xml:space="preserve"> PAGEREF _Toc234550289 \h </w:instrText>
+              <w:instrText xml:space="preserve"> PAGEREF _Toc235218696 \h </w:instrText>
             </w:r>
             <w:r>
               <w:rPr>
@@ -4295,7 +4295,7 @@
                 <w:noProof/>
                 <w:webHidden/>
               </w:rPr>
-              <w:t>35</w:t>
+              <w:t>36</w:t>
             </w:r>
             <w:r>
               <w:rPr>
@@ -4410,7 +4410,7 @@
         </w:rPr>
         <w:fldChar w:fldCharType="separate"/>
       </w:r>
-      <w:hyperlink w:anchor="_Toc234550227" w:history="1">
+      <w:hyperlink w:anchor="_Toc235218697" w:history="1">
         <w:r>
           <w:rPr>
             <w:rStyle w:val="Hyperlink"/>
@@ -4451,7 +4451,7 @@
             <w:noProof/>
             <w:webHidden/>
           </w:rPr>
-          <w:instrText xml:space="preserve"> PAGEREF _Toc234550227 \h </w:instrText>
+          <w:instrText xml:space="preserve"> PAGEREF _Toc235218697 \h </w:instrText>
         </w:r>
         <w:r>
           <w:rPr>
@@ -4498,7 +4498,7 @@
           <w:noProof/>
         </w:rPr>
       </w:pPr>
-      <w:hyperlink w:anchor="_Toc234550228" w:history="1">
+      <w:hyperlink w:anchor="_Toc235218698" w:history="1">
         <w:r>
           <w:rPr>
             <w:rStyle w:val="Hyperlink"/>
@@ -4539,7 +4539,7 @@
             <w:noProof/>
             <w:webHidden/>
           </w:rPr>
-          <w:instrText xml:space="preserve"> PAGEREF _Toc234550228 \h </w:instrText>
+          <w:instrText xml:space="preserve"> PAGEREF _Toc235218698 \h </w:instrText>
         </w:r>
         <w:r>
           <w:rPr>
@@ -4586,7 +4586,7 @@
           <w:noProof/>
         </w:rPr>
       </w:pPr>
-      <w:hyperlink w:anchor="_Toc234550229" w:history="1">
+      <w:hyperlink w:anchor="_Toc235218699" w:history="1">
         <w:r>
           <w:rPr>
             <w:rStyle w:val="Hyperlink"/>
@@ -4627,7 +4627,7 @@
             <w:noProof/>
             <w:webHidden/>
           </w:rPr>
-          <w:instrText xml:space="preserve"> PAGEREF _Toc234550229 \h </w:instrText>
+          <w:instrText xml:space="preserve"> PAGEREF _Toc235218699 \h </w:instrText>
         </w:r>
         <w:r>
           <w:rPr>
@@ -4674,7 +4674,7 @@
           <w:noProof/>
         </w:rPr>
       </w:pPr>
-      <w:hyperlink w:anchor="_Toc234550230" w:history="1">
+      <w:hyperlink w:anchor="_Toc235218700" w:history="1">
         <w:r>
           <w:rPr>
             <w:rStyle w:val="Hyperlink"/>
@@ -4715,7 +4715,7 @@
             <w:noProof/>
             <w:webHidden/>
           </w:rPr>
-          <w:instrText xml:space="preserve"> PAGEREF _Toc234550230 \h </w:instrText>
+          <w:instrText xml:space="preserve"> PAGEREF _Toc235218700 \h </w:instrText>
         </w:r>
         <w:r>
           <w:rPr>
@@ -4738,7 +4738,7 @@
             <w:noProof/>
             <w:webHidden/>
           </w:rPr>
-          <w:t>22</w:t>
+          <w:t>23</w:t>
         </w:r>
         <w:r>
           <w:rPr>
@@ -4762,7 +4762,7 @@
           <w:noProof/>
         </w:rPr>
       </w:pPr>
-      <w:hyperlink w:anchor="_Toc234550231" w:history="1">
+      <w:hyperlink w:anchor="_Toc235218701" w:history="1">
         <w:r>
           <w:rPr>
             <w:rStyle w:val="Hyperlink"/>
@@ -4803,7 +4803,7 @@
             <w:noProof/>
             <w:webHidden/>
           </w:rPr>
-          <w:instrText xml:space="preserve"> PAGEREF _Toc234550231 \h </w:instrText>
+          <w:instrText xml:space="preserve"> PAGEREF _Toc235218701 \h </w:instrText>
         </w:r>
         <w:r>
           <w:rPr>
@@ -4826,7 +4826,7 @@
             <w:noProof/>
             <w:webHidden/>
           </w:rPr>
-          <w:t>23</w:t>
+          <w:t>24</w:t>
         </w:r>
         <w:r>
           <w:rPr>
@@ -4845,11 +4845,11 @@
           <w:tab w:val="right" w:leader="dot" w:pos="9350"/>
         </w:tabs>
         <w:rPr>
-          <w:rFonts w:eastAsiaTheme="minorEastAsia"/>
+          <w:rFonts w:ascii="Calibri" w:eastAsiaTheme="minorEastAsia" w:hAnsi="Calibri" w:cs="Calibri"/>
           <w:noProof/>
         </w:rPr>
       </w:pPr>
-      <w:hyperlink w:anchor="_Toc234550232" w:history="1">
+      <w:hyperlink w:anchor="_Toc235218702" w:history="1">
         <w:r>
           <w:rPr>
             <w:rStyle w:val="Hyperlink"/>
@@ -4890,7 +4890,7 @@
             <w:noProof/>
             <w:webHidden/>
           </w:rPr>
-          <w:instrText xml:space="preserve"> PAGEREF _Toc234550232 \h </w:instrText>
+          <w:instrText xml:space="preserve"> PAGEREF _Toc235218702 \h </w:instrText>
         </w:r>
         <w:r>
           <w:rPr>
@@ -4913,7 +4913,7 @@
             <w:noProof/>
             <w:webHidden/>
           </w:rPr>
-          <w:t>24</w:t>
+          <w:t>25</w:t>
         </w:r>
         <w:r>
           <w:rPr>
@@ -4987,7 +4987,7 @@
         </w:rPr>
         <w:fldChar w:fldCharType="separate"/>
       </w:r>
-      <w:hyperlink w:anchor="_Toc234550204" w:history="1">
+      <w:hyperlink w:anchor="_Toc235218770" w:history="1">
         <w:r>
           <w:rPr>
             <w:rStyle w:val="Hyperlink"/>
@@ -5028,7 +5028,7 @@
             <w:noProof/>
             <w:webHidden/>
           </w:rPr>
-          <w:instrText xml:space="preserve"> PAGEREF _Toc234550204 \h </w:instrText>
+          <w:instrText xml:space="preserve"> PAGEREF _Toc235218770 \h </w:instrText>
         </w:r>
         <w:r>
           <w:rPr>
@@ -5075,7 +5075,7 @@
           <w:noProof/>
         </w:rPr>
       </w:pPr>
-      <w:hyperlink w:anchor="_Toc234550205" w:history="1">
+      <w:hyperlink w:anchor="_Toc235218771" w:history="1">
         <w:r>
           <w:rPr>
             <w:rStyle w:val="Hyperlink"/>
@@ -5116,7 +5116,7 @@
             <w:noProof/>
             <w:webHidden/>
           </w:rPr>
-          <w:instrText xml:space="preserve"> PAGEREF _Toc234550205 \h </w:instrText>
+          <w:instrText xml:space="preserve"> PAGEREF _Toc235218771 \h </w:instrText>
         </w:r>
         <w:r>
           <w:rPr>
@@ -5163,7 +5163,7 @@
           <w:noProof/>
         </w:rPr>
       </w:pPr>
-      <w:hyperlink w:anchor="_Toc234550206" w:history="1">
+      <w:hyperlink w:anchor="_Toc235218772" w:history="1">
         <w:r>
           <w:rPr>
             <w:rStyle w:val="Hyperlink"/>
@@ -5204,7 +5204,7 @@
             <w:noProof/>
             <w:webHidden/>
           </w:rPr>
-          <w:instrText xml:space="preserve"> PAGEREF _Toc234550206 \h </w:instrText>
+          <w:instrText xml:space="preserve"> PAGEREF _Toc235218772 \h </w:instrText>
         </w:r>
         <w:r>
           <w:rPr>
@@ -5251,7 +5251,7 @@
           <w:noProof/>
         </w:rPr>
       </w:pPr>
-      <w:hyperlink w:anchor="_Toc234550207" w:history="1">
+      <w:hyperlink w:anchor="_Toc235218773" w:history="1">
         <w:r>
           <w:rPr>
             <w:rStyle w:val="Hyperlink"/>
@@ -5292,7 +5292,7 @@
             <w:noProof/>
             <w:webHidden/>
           </w:rPr>
-          <w:instrText xml:space="preserve"> PAGEREF _Toc234550207 \h </w:instrText>
+          <w:instrText xml:space="preserve"> PAGEREF _Toc235218773 \h </w:instrText>
         </w:r>
         <w:r>
           <w:rPr>
@@ -5339,7 +5339,7 @@
           <w:noProof/>
         </w:rPr>
       </w:pPr>
-      <w:hyperlink w:anchor="_Toc234550208" w:history="1">
+      <w:hyperlink w:anchor="_Toc235218774" w:history="1">
         <w:r>
           <w:rPr>
             <w:rStyle w:val="Hyperlink"/>
@@ -5380,7 +5380,7 @@
             <w:noProof/>
             <w:webHidden/>
           </w:rPr>
-          <w:instrText xml:space="preserve"> PAGEREF _Toc234550208 \h </w:instrText>
+          <w:instrText xml:space="preserve"> PAGEREF _Toc235218774 \h </w:instrText>
         </w:r>
         <w:r>
           <w:rPr>
@@ -5427,7 +5427,7 @@
           <w:noProof/>
         </w:rPr>
       </w:pPr>
-      <w:hyperlink w:anchor="_Toc234550209" w:history="1">
+      <w:hyperlink w:anchor="_Toc235218775" w:history="1">
         <w:r>
           <w:rPr>
             <w:rStyle w:val="Hyperlink"/>
@@ -5468,7 +5468,7 @@
             <w:noProof/>
             <w:webHidden/>
           </w:rPr>
-          <w:instrText xml:space="preserve"> PAGEREF _Toc234550209 \h </w:instrText>
+          <w:instrText xml:space="preserve"> PAGEREF _Toc235218775 \h </w:instrText>
         </w:r>
         <w:r>
           <w:rPr>
@@ -5515,7 +5515,7 @@
           <w:noProof/>
         </w:rPr>
       </w:pPr>
-      <w:hyperlink w:anchor="_Toc234550210" w:history="1">
+      <w:hyperlink w:anchor="_Toc235218776" w:history="1">
         <w:r>
           <w:rPr>
             <w:rStyle w:val="Hyperlink"/>
@@ -5556,7 +5556,7 @@
             <w:noProof/>
             <w:webHidden/>
           </w:rPr>
-          <w:instrText xml:space="preserve"> PAGEREF _Toc234550210 \h </w:instrText>
+          <w:instrText xml:space="preserve"> PAGEREF _Toc235218776 \h </w:instrText>
         </w:r>
         <w:r>
           <w:rPr>
@@ -5603,7 +5603,7 @@
           <w:noProof/>
         </w:rPr>
       </w:pPr>
-      <w:hyperlink w:anchor="_Toc234550211" w:history="1">
+      <w:hyperlink w:anchor="_Toc235218777" w:history="1">
         <w:r>
           <w:rPr>
             <w:rStyle w:val="Hyperlink"/>
@@ -5644,7 +5644,7 @@
             <w:noProof/>
             <w:webHidden/>
           </w:rPr>
-          <w:instrText xml:space="preserve"> PAGEREF _Toc234550211 \h </w:instrText>
+          <w:instrText xml:space="preserve"> PAGEREF _Toc235218777 \h </w:instrText>
         </w:r>
         <w:r>
           <w:rPr>
@@ -5691,7 +5691,7 @@
           <w:noProof/>
         </w:rPr>
       </w:pPr>
-      <w:hyperlink w:anchor="_Toc234550212" w:history="1">
+      <w:hyperlink w:anchor="_Toc235218778" w:history="1">
         <w:r>
           <w:rPr>
             <w:rStyle w:val="Hyperlink"/>
@@ -5732,7 +5732,7 @@
             <w:noProof/>
             <w:webHidden/>
           </w:rPr>
-          <w:instrText xml:space="preserve"> PAGEREF _Toc234550212 \h </w:instrText>
+          <w:instrText xml:space="preserve"> PAGEREF _Toc235218778 \h </w:instrText>
         </w:r>
         <w:r>
           <w:rPr>
@@ -5779,7 +5779,7 @@
           <w:noProof/>
         </w:rPr>
       </w:pPr>
-      <w:hyperlink w:anchor="_Toc234550213" w:history="1">
+      <w:hyperlink w:anchor="_Toc235218779" w:history="1">
         <w:r>
           <w:rPr>
             <w:rStyle w:val="Hyperlink"/>
@@ -5820,7 +5820,7 @@
             <w:noProof/>
             <w:webHidden/>
           </w:rPr>
-          <w:instrText xml:space="preserve"> PAGEREF _Toc234550213 \h </w:instrText>
+          <w:instrText xml:space="preserve"> PAGEREF _Toc235218779 \h </w:instrText>
         </w:r>
         <w:r>
           <w:rPr>
@@ -5867,7 +5867,7 @@
           <w:noProof/>
         </w:rPr>
       </w:pPr>
-      <w:hyperlink w:anchor="_Toc234550214" w:history="1">
+      <w:hyperlink w:anchor="_Toc235218780" w:history="1">
         <w:r>
           <w:rPr>
             <w:rStyle w:val="Hyperlink"/>
@@ -5908,7 +5908,7 @@
             <w:noProof/>
             <w:webHidden/>
           </w:rPr>
-          <w:instrText xml:space="preserve"> PAGEREF _Toc234550214 \h </w:instrText>
+          <w:instrText xml:space="preserve"> PAGEREF _Toc235218780 \h </w:instrText>
         </w:r>
         <w:r>
           <w:rPr>
@@ -5955,7 +5955,7 @@
           <w:noProof/>
         </w:rPr>
       </w:pPr>
-      <w:hyperlink w:anchor="_Toc234550215" w:history="1">
+      <w:hyperlink w:anchor="_Toc235218781" w:history="1">
         <w:r>
           <w:rPr>
             <w:rStyle w:val="Hyperlink"/>
@@ -5996,7 +5996,7 @@
             <w:noProof/>
             <w:webHidden/>
           </w:rPr>
-          <w:instrText xml:space="preserve"> PAGEREF _Toc234550215 \h </w:instrText>
+          <w:instrText xml:space="preserve"> PAGEREF _Toc235218781 \h </w:instrText>
         </w:r>
         <w:r>
           <w:rPr>
@@ -6038,11 +6038,11 @@
           <w:tab w:val="right" w:leader="dot" w:pos="9350"/>
         </w:tabs>
         <w:rPr>
-          <w:rFonts w:eastAsiaTheme="minorEastAsia"/>
+          <w:rFonts w:ascii="Calibri" w:eastAsiaTheme="minorEastAsia" w:hAnsi="Calibri" w:cs="Calibri"/>
           <w:noProof/>
         </w:rPr>
       </w:pPr>
-      <w:hyperlink w:anchor="_Toc234550216" w:history="1">
+      <w:hyperlink w:anchor="_Toc235218782" w:history="1">
         <w:r>
           <w:rPr>
             <w:rStyle w:val="Hyperlink"/>
@@ -6083,7 +6083,7 @@
             <w:noProof/>
             <w:webHidden/>
           </w:rPr>
-          <w:instrText xml:space="preserve"> PAGEREF _Toc234550216 \h </w:instrText>
+          <w:instrText xml:space="preserve"> PAGEREF _Toc235218782 \h </w:instrText>
         </w:r>
         <w:r>
           <w:rPr>
@@ -6152,7 +6152,7 @@
           <w:szCs w:val="28"/>
         </w:rPr>
       </w:pPr>
-      <w:bookmarkStart w:id="0" w:name="_Toc234550255"/>
+      <w:bookmarkStart w:id="0" w:name="_Toc235218662"/>
       <w:r>
         <w:rPr>
           <w:rFonts w:ascii="Calibri" w:hAnsi="Calibri" w:cs="Calibri"/>
@@ -6183,7 +6183,7 @@
           <w:szCs w:val="24"/>
         </w:rPr>
       </w:pPr>
-      <w:bookmarkStart w:id="1" w:name="_Toc234550256"/>
+      <w:bookmarkStart w:id="1" w:name="_Toc235218663"/>
       <w:r>
         <w:rPr>
           <w:rFonts w:ascii="Calibri" w:hAnsi="Calibri" w:cs="Calibri"/>
@@ -6339,7 +6339,7 @@
           <w:szCs w:val="24"/>
         </w:rPr>
       </w:pPr>
-      <w:bookmarkStart w:id="2" w:name="_Toc234550257"/>
+      <w:bookmarkStart w:id="2" w:name="_Toc235218664"/>
       <w:r>
         <w:rPr>
           <w:rFonts w:ascii="Calibri" w:hAnsi="Calibri" w:cs="Calibri"/>
@@ -6420,7 +6420,7 @@
           <w:szCs w:val="24"/>
         </w:rPr>
       </w:pPr>
-      <w:bookmarkStart w:id="3" w:name="_Toc234550258"/>
+      <w:bookmarkStart w:id="3" w:name="_Toc235218665"/>
       <w:r>
         <w:rPr>
           <w:rFonts w:ascii="Calibri" w:hAnsi="Calibri" w:cs="Calibri"/>
@@ -6519,7 +6519,7 @@
           <w:szCs w:val="24"/>
         </w:rPr>
       </w:pPr>
-      <w:bookmarkStart w:id="4" w:name="_Toc234550259"/>
+      <w:bookmarkStart w:id="4" w:name="_Toc235218666"/>
       <w:r>
         <w:rPr>
           <w:rFonts w:ascii="Calibri" w:hAnsi="Calibri" w:cs="Calibri"/>
@@ -6618,7 +6618,7 @@
           <w:szCs w:val="28"/>
         </w:rPr>
       </w:pPr>
-      <w:bookmarkStart w:id="5" w:name="_Toc234550260"/>
+      <w:bookmarkStart w:id="5" w:name="_Toc235218667"/>
       <w:r>
         <w:rPr>
           <w:rFonts w:ascii="Calibri" w:hAnsi="Calibri" w:cs="Calibri"/>
@@ -6814,7 +6814,7 @@
           <w:szCs w:val="28"/>
         </w:rPr>
       </w:pPr>
-      <w:bookmarkStart w:id="6" w:name="_Toc234550261"/>
+      <w:bookmarkStart w:id="6" w:name="_Toc235218668"/>
       <w:r>
         <w:rPr>
           <w:rFonts w:ascii="Calibri" w:hAnsi="Calibri" w:cs="Calibri"/>
@@ -7039,7 +7039,7 @@
           <w:szCs w:val="28"/>
         </w:rPr>
       </w:pPr>
-      <w:bookmarkStart w:id="7" w:name="_Toc234550262"/>
+      <w:bookmarkStart w:id="7" w:name="_Toc235218669"/>
       <w:r>
         <w:rPr>
           <w:rFonts w:ascii="Calibri" w:hAnsi="Calibri" w:cs="Calibri"/>
@@ -7865,7 +7865,7 @@
           <w:szCs w:val="28"/>
         </w:rPr>
       </w:pPr>
-      <w:bookmarkStart w:id="8" w:name="_Toc234550263"/>
+      <w:bookmarkStart w:id="8" w:name="_Toc235218670"/>
       <w:r>
         <w:rPr>
           <w:rFonts w:ascii="Calibri" w:hAnsi="Calibri" w:cs="Calibri"/>
@@ -8024,7 +8024,7 @@
           <w:szCs w:val="24"/>
         </w:rPr>
       </w:pPr>
-      <w:bookmarkStart w:id="9" w:name="_Toc234550264"/>
+      <w:bookmarkStart w:id="9" w:name="_Toc235218671"/>
       <w:r>
         <w:rPr>
           <w:rFonts w:ascii="Calibri" w:hAnsi="Calibri" w:cs="Calibri"/>
@@ -8278,7 +8278,7 @@
           <w:noProof/>
         </w:rPr>
         <w:drawing>
-          <wp:inline distT="0" distB="0" distL="0" distR="0" wp14:anchorId="2BD651F8" wp14:editId="1478BB70">
+          <wp:inline distT="0" distB="0" distL="0" distR="0" wp14:anchorId="2BD651F8" wp14:editId="7FFAA361">
             <wp:extent cx="4855464" cy="1415142"/>
             <wp:effectExtent l="0" t="0" r="2540" b="0"/>
             <wp:docPr id="193312729" name="Picture 3"/>
@@ -8325,7 +8325,7 @@
         <w:pStyle w:val="Caption"/>
         <w:jc w:val="center"/>
       </w:pPr>
-      <w:bookmarkStart w:id="10" w:name="_Toc234550204"/>
+      <w:bookmarkStart w:id="10" w:name="_Toc235218770"/>
       <w:r>
         <w:rPr>
           <w:b/>
@@ -8422,7 +8422,7 @@
           <w:szCs w:val="24"/>
         </w:rPr>
       </w:pPr>
-      <w:bookmarkStart w:id="11" w:name="_Toc234550265"/>
+      <w:bookmarkStart w:id="11" w:name="_Toc235218672"/>
       <w:r>
         <w:rPr>
           <w:rFonts w:ascii="Calibri" w:hAnsi="Calibri" w:cs="Calibri"/>
@@ -8616,9 +8616,9 @@
           <w:noProof/>
         </w:rPr>
         <w:drawing>
-          <wp:inline distT="0" distB="0" distL="0" distR="0" wp14:anchorId="0A82BF7A" wp14:editId="27A89AED">
-            <wp:extent cx="5486400" cy="2909670"/>
-            <wp:effectExtent l="0" t="0" r="0" b="5080"/>
+          <wp:inline distT="0" distB="0" distL="0" distR="0" wp14:anchorId="0A82BF7A" wp14:editId="2F0578DE">
+            <wp:extent cx="5394960" cy="2861176"/>
+            <wp:effectExtent l="0" t="0" r="0" b="0"/>
             <wp:docPr id="179176180" name="Picture 4"/>
             <wp:cNvGraphicFramePr>
               <a:graphicFrameLocks xmlns:a="http://schemas.openxmlformats.org/drawingml/2006/main" noChangeAspect="1"/>
@@ -8645,7 +8645,7 @@
                   <pic:spPr>
                     <a:xfrm>
                       <a:off x="0" y="0"/>
-                      <a:ext cx="5486400" cy="2909670"/>
+                      <a:ext cx="5394960" cy="2861176"/>
                     </a:xfrm>
                     <a:prstGeom prst="rect">
                       <a:avLst/>
@@ -8663,7 +8663,7 @@
         <w:pStyle w:val="Caption"/>
         <w:jc w:val="center"/>
       </w:pPr>
-      <w:bookmarkStart w:id="12" w:name="_Toc234550205"/>
+      <w:bookmarkStart w:id="12" w:name="_Toc235218771"/>
       <w:r>
         <w:rPr>
           <w:b/>
@@ -8772,7 +8772,7 @@
           <w:szCs w:val="24"/>
         </w:rPr>
       </w:pPr>
-      <w:bookmarkStart w:id="13" w:name="_Toc234550266"/>
+      <w:bookmarkStart w:id="13" w:name="_Toc235218673"/>
       <w:r>
         <w:rPr>
           <w:rFonts w:ascii="Calibri" w:hAnsi="Calibri" w:cs="Calibri"/>
@@ -8967,70 +8967,42 @@
           <w:sz w:val="22"/>
           <w:szCs w:val="22"/>
         </w:rPr>
+        <w:t xml:space="preserve">Compatibility with existing functionality. </w:t>
+      </w:r>
+    </w:p>
+    <w:p>
+      <w:pPr>
+        <w:rPr>
+          <w:rFonts w:ascii="Calibri" w:hAnsi="Calibri" w:cs="Calibri"/>
+          <w:sz w:val="22"/>
+          <w:szCs w:val="22"/>
+        </w:rPr>
+      </w:pPr>
+      <w:r>
+        <w:rPr>
+          <w:rFonts w:ascii="Calibri" w:hAnsi="Calibri" w:cs="Calibri"/>
+          <w:sz w:val="22"/>
+          <w:szCs w:val="22"/>
+        </w:rPr>
         <w:lastRenderedPageBreak/>
-        <w:t xml:space="preserve">Compatibility with existing functionality. </w:t>
-      </w:r>
-    </w:p>
-    <w:p>
-      <w:pPr>
-        <w:rPr>
-          <w:rFonts w:ascii="Calibri" w:hAnsi="Calibri" w:cs="Calibri"/>
-          <w:sz w:val="22"/>
-          <w:szCs w:val="22"/>
-        </w:rPr>
-      </w:pPr>
-      <w:proofErr w:type="gramStart"/>
-      <w:r>
-        <w:rPr>
-          <w:rFonts w:ascii="Calibri" w:hAnsi="Calibri" w:cs="Calibri"/>
-          <w:sz w:val="22"/>
-          <w:szCs w:val="22"/>
-        </w:rPr>
-        <w:t>Particular attention</w:t>
-      </w:r>
-      <w:proofErr w:type="gramEnd"/>
-      <w:r>
-        <w:rPr>
-          <w:rFonts w:ascii="Calibri" w:hAnsi="Calibri" w:cs="Calibri"/>
-          <w:sz w:val="22"/>
-          <w:szCs w:val="22"/>
-        </w:rPr>
-        <w:t xml:space="preserve"> was given to features involving multiple components, such as document upload, OCR processing, semantic indexing, and AI-assisted question answering. These workflows required validation of the complete processing pipeline rather than individual components alone.</w:t>
-      </w:r>
-    </w:p>
-    <w:p>
-      <w:pPr>
-        <w:rPr>
-          <w:rFonts w:ascii="Calibri" w:hAnsi="Calibri" w:cs="Calibri"/>
-          <w:sz w:val="22"/>
-          <w:szCs w:val="22"/>
-        </w:rPr>
-      </w:pPr>
-      <w:r>
-        <w:rPr>
-          <w:rFonts w:ascii="Calibri" w:hAnsi="Calibri" w:cs="Calibri"/>
-          <w:sz w:val="22"/>
-          <w:szCs w:val="22"/>
-        </w:rPr>
-        <w:t xml:space="preserve">Any issues identified during this stage were corrected before proceeding </w:t>
-      </w:r>
-      <w:proofErr w:type="gramStart"/>
-      <w:r>
-        <w:rPr>
-          <w:rFonts w:ascii="Calibri" w:hAnsi="Calibri" w:cs="Calibri"/>
-          <w:sz w:val="22"/>
-          <w:szCs w:val="22"/>
-        </w:rPr>
-        <w:t>to</w:t>
-      </w:r>
-      <w:proofErr w:type="gramEnd"/>
-      <w:r>
-        <w:rPr>
-          <w:rFonts w:ascii="Calibri" w:hAnsi="Calibri" w:cs="Calibri"/>
-          <w:sz w:val="22"/>
-          <w:szCs w:val="22"/>
-        </w:rPr>
-        <w:t xml:space="preserve"> the formal testing activities described in the following chapter.</w:t>
+        <w:t>Particular attention was given to features involving multiple components, such as document upload, OCR processing, semantic indexing, and AI-assisted question answering. These workflows required validation of the complete processing pipeline rather than individual components alone.</w:t>
+      </w:r>
+    </w:p>
+    <w:p>
+      <w:pPr>
+        <w:rPr>
+          <w:rFonts w:ascii="Calibri" w:hAnsi="Calibri" w:cs="Calibri"/>
+          <w:sz w:val="22"/>
+          <w:szCs w:val="22"/>
+        </w:rPr>
+      </w:pPr>
+      <w:r>
+        <w:rPr>
+          <w:rFonts w:ascii="Calibri" w:hAnsi="Calibri" w:cs="Calibri"/>
+          <w:sz w:val="22"/>
+          <w:szCs w:val="22"/>
+        </w:rPr>
+        <w:t>Any issues identified during this stage were corrected before proceeding to the formal testing activities described in the following chapter.</w:t>
       </w:r>
     </w:p>
     <w:p>
@@ -9050,7 +9022,7 @@
           <w:szCs w:val="28"/>
         </w:rPr>
       </w:pPr>
-      <w:bookmarkStart w:id="14" w:name="_Toc234550267"/>
+      <w:bookmarkStart w:id="14" w:name="_Toc235218674"/>
       <w:r>
         <w:rPr>
           <w:rFonts w:ascii="Calibri" w:hAnsi="Calibri" w:cs="Calibri"/>
@@ -9256,7 +9228,7 @@
           <w:szCs w:val="24"/>
         </w:rPr>
       </w:pPr>
-      <w:bookmarkStart w:id="15" w:name="_Toc234550268"/>
+      <w:bookmarkStart w:id="15" w:name="_Toc235218675"/>
       <w:r>
         <w:rPr>
           <w:rFonts w:ascii="Calibri" w:hAnsi="Calibri" w:cs="Calibri"/>
@@ -9379,7 +9351,7 @@
           <w:szCs w:val="22"/>
         </w:rPr>
       </w:pPr>
-      <w:bookmarkStart w:id="16" w:name="_Toc234550269"/>
+      <w:bookmarkStart w:id="16" w:name="_Toc235218676"/>
       <w:r>
         <w:rPr>
           <w:rFonts w:ascii="Calibri" w:hAnsi="Calibri" w:cs="Calibri"/>
@@ -9442,7 +9414,6 @@
           <w:sz w:val="22"/>
           <w:szCs w:val="22"/>
         </w:rPr>
-        <w:lastRenderedPageBreak/>
         <w:t>The following test verifies that page information and extraction metadata are preserved during the chunking process</w:t>
       </w:r>
       <w:r>
@@ -9471,10 +9442,11 @@
           <w:sz w:val="22"/>
           <w:szCs w:val="22"/>
         </w:rPr>
+        <w:lastRenderedPageBreak/>
         <w:drawing>
-          <wp:inline distT="0" distB="0" distL="0" distR="0" wp14:anchorId="3D404CCA" wp14:editId="66CEB321">
-            <wp:extent cx="5303980" cy="1943268"/>
-            <wp:effectExtent l="0" t="0" r="0" b="0"/>
+          <wp:inline distT="0" distB="0" distL="0" distR="0" wp14:anchorId="3D404CCA" wp14:editId="0D8A3BEB">
+            <wp:extent cx="4741973" cy="1737360"/>
+            <wp:effectExtent l="0" t="0" r="1905" b="0"/>
             <wp:docPr id="1796211745" name="Picture 1"/>
             <wp:cNvGraphicFramePr>
               <a:graphicFrameLocks xmlns:a="http://schemas.openxmlformats.org/drawingml/2006/main" noChangeAspect="1"/>
@@ -9495,7 +9467,7 @@
                   <pic:spPr>
                     <a:xfrm>
                       <a:off x="0" y="0"/>
-                      <a:ext cx="5303980" cy="1943268"/>
+                      <a:ext cx="4741973" cy="1737360"/>
                     </a:xfrm>
                     <a:prstGeom prst="rect">
                       <a:avLst/>
@@ -9517,7 +9489,7 @@
           <w:szCs w:val="22"/>
         </w:rPr>
       </w:pPr>
-      <w:bookmarkStart w:id="17" w:name="_Toc234550206"/>
+      <w:bookmarkStart w:id="17" w:name="_Toc235218772"/>
       <w:r>
         <w:rPr>
           <w:b/>
@@ -9764,25 +9736,7 @@
           <w:sz w:val="22"/>
           <w:szCs w:val="22"/>
         </w:rPr>
-        <w:t>Additional unit tests also verify OCR metadata preservation, spreadsheet metadata handling, and UTF-</w:t>
-      </w:r>
-      <w:proofErr w:type="gramStart"/>
-      <w:r>
-        <w:rPr>
-          <w:rFonts w:ascii="Calibri" w:hAnsi="Calibri" w:cs="Calibri"/>
-          <w:sz w:val="22"/>
-          <w:szCs w:val="22"/>
-        </w:rPr>
-        <w:t>8 character</w:t>
-      </w:r>
-      <w:proofErr w:type="gramEnd"/>
-      <w:r>
-        <w:rPr>
-          <w:rFonts w:ascii="Calibri" w:hAnsi="Calibri" w:cs="Calibri"/>
-          <w:sz w:val="22"/>
-          <w:szCs w:val="22"/>
-        </w:rPr>
-        <w:t xml:space="preserve"> integrity for different document types.</w:t>
+        <w:t>Additional unit tests also verify OCR metadata preservation, spreadsheet metadata handling, and UTF-8 character integrity for different document types.</w:t>
       </w:r>
     </w:p>
     <w:p>
@@ -9801,7 +9755,7 @@
           <w:szCs w:val="22"/>
         </w:rPr>
       </w:pPr>
-      <w:bookmarkStart w:id="18" w:name="_Toc234550270"/>
+      <w:bookmarkStart w:id="18" w:name="_Toc235218677"/>
       <w:r>
         <w:rPr>
           <w:rFonts w:ascii="Calibri" w:hAnsi="Calibri" w:cs="Calibri"/>
@@ -9915,9 +9869,9 @@
           <w:szCs w:val="22"/>
         </w:rPr>
         <w:drawing>
-          <wp:inline distT="0" distB="0" distL="0" distR="0" wp14:anchorId="40981584" wp14:editId="0E2C8A60">
-            <wp:extent cx="3840480" cy="1948584"/>
-            <wp:effectExtent l="0" t="0" r="7620" b="0"/>
+          <wp:inline distT="0" distB="0" distL="0" distR="0" wp14:anchorId="40981584" wp14:editId="0D13217E">
+            <wp:extent cx="3784617" cy="1920240"/>
+            <wp:effectExtent l="0" t="0" r="6350" b="3810"/>
             <wp:docPr id="180288367" name="Picture 1"/>
             <wp:cNvGraphicFramePr>
               <a:graphicFrameLocks xmlns:a="http://schemas.openxmlformats.org/drawingml/2006/main" noChangeAspect="1"/>
@@ -9938,7 +9892,7 @@
                   <pic:spPr>
                     <a:xfrm>
                       <a:off x="0" y="0"/>
-                      <a:ext cx="3840480" cy="1948584"/>
+                      <a:ext cx="3784617" cy="1920240"/>
                     </a:xfrm>
                     <a:prstGeom prst="rect">
                       <a:avLst/>
@@ -9960,7 +9914,7 @@
           <w:szCs w:val="22"/>
         </w:rPr>
       </w:pPr>
-      <w:bookmarkStart w:id="19" w:name="_Toc234550207"/>
+      <w:bookmarkStart w:id="19" w:name="_Toc235218773"/>
       <w:r>
         <w:rPr>
           <w:b/>
@@ -10041,7 +9995,6 @@
           <w:bCs/>
           <w:szCs w:val="22"/>
         </w:rPr>
-        <w:lastRenderedPageBreak/>
         <w:t>Test Objectives</w:t>
       </w:r>
     </w:p>
@@ -10105,6 +10058,7 @@
           <w:rFonts w:cs="Calibri"/>
           <w:szCs w:val="22"/>
         </w:rPr>
+        <w:lastRenderedPageBreak/>
         <w:t xml:space="preserve">Validate UTF-8 encoding. </w:t>
       </w:r>
     </w:p>
@@ -10209,7 +10163,7 @@
           <w:szCs w:val="22"/>
         </w:rPr>
       </w:pPr>
-      <w:bookmarkStart w:id="20" w:name="_Toc234550271"/>
+      <w:bookmarkStart w:id="20" w:name="_Toc235218678"/>
       <w:r>
         <w:rPr>
           <w:rFonts w:ascii="Calibri" w:hAnsi="Calibri" w:cs="Calibri"/>
@@ -10260,7 +10214,6 @@
           <w:szCs w:val="22"/>
         </w:rPr>
       </w:pPr>
-      <w:proofErr w:type="gramStart"/>
       <w:r>
         <w:rPr>
           <w:rFonts w:ascii="Calibri" w:hAnsi="Calibri" w:cs="Calibri"/>
@@ -10279,7 +10232,6 @@
         <w:t>WordExtractorService</w:t>
       </w:r>
       <w:proofErr w:type="spellEnd"/>
-      <w:proofErr w:type="gramEnd"/>
       <w:r>
         <w:rPr>
           <w:rFonts w:ascii="Calibri" w:hAnsi="Calibri" w:cs="Calibri"/>
@@ -10324,9 +10276,9 @@
           <w:szCs w:val="22"/>
         </w:rPr>
         <w:drawing>
-          <wp:inline distT="0" distB="0" distL="0" distR="0" wp14:anchorId="557FEFA4" wp14:editId="12D312D2">
-            <wp:extent cx="4069080" cy="2212186"/>
-            <wp:effectExtent l="0" t="0" r="7620" b="0"/>
+          <wp:inline distT="0" distB="0" distL="0" distR="0" wp14:anchorId="557FEFA4" wp14:editId="0784BBA6">
+            <wp:extent cx="4373047" cy="2377440"/>
+            <wp:effectExtent l="0" t="0" r="8890" b="3810"/>
             <wp:docPr id="1572661051" name="Picture 1"/>
             <wp:cNvGraphicFramePr>
               <a:graphicFrameLocks xmlns:a="http://schemas.openxmlformats.org/drawingml/2006/main" noChangeAspect="1"/>
@@ -10347,7 +10299,7 @@
                   <pic:spPr>
                     <a:xfrm>
                       <a:off x="0" y="0"/>
-                      <a:ext cx="4069080" cy="2212186"/>
+                      <a:ext cx="4373047" cy="2377440"/>
                     </a:xfrm>
                     <a:prstGeom prst="rect">
                       <a:avLst/>
@@ -10378,7 +10330,7 @@
           <w:szCs w:val="22"/>
         </w:rPr>
       </w:pPr>
-      <w:bookmarkStart w:id="21" w:name="_Toc234550208"/>
+      <w:bookmarkStart w:id="21" w:name="_Toc235218774"/>
       <w:r>
         <w:rPr>
           <w:b/>
@@ -10606,7 +10558,7 @@
           <w:szCs w:val="22"/>
         </w:rPr>
       </w:pPr>
-      <w:bookmarkStart w:id="22" w:name="_Toc234550272"/>
+      <w:bookmarkStart w:id="22" w:name="_Toc235218679"/>
       <w:r>
         <w:rPr>
           <w:rFonts w:ascii="Calibri" w:hAnsi="Calibri" w:cs="Calibri"/>
@@ -10778,7 +10730,7 @@
           <w:szCs w:val="22"/>
         </w:rPr>
       </w:pPr>
-      <w:bookmarkStart w:id="23" w:name="_Toc234550209"/>
+      <w:bookmarkStart w:id="23" w:name="_Toc235218775"/>
       <w:r>
         <w:rPr>
           <w:b/>
@@ -11013,7 +10965,7 @@
           <w:szCs w:val="22"/>
         </w:rPr>
       </w:pPr>
-      <w:bookmarkStart w:id="24" w:name="_Toc234550273"/>
+      <w:bookmarkStart w:id="24" w:name="_Toc235218680"/>
       <w:r>
         <w:rPr>
           <w:rFonts w:ascii="Calibri" w:hAnsi="Calibri" w:cs="Calibri"/>
@@ -11155,7 +11107,7 @@
           <w:szCs w:val="22"/>
         </w:rPr>
       </w:pPr>
-      <w:bookmarkStart w:id="25" w:name="_Toc234550210"/>
+      <w:bookmarkStart w:id="25" w:name="_Toc235218776"/>
       <w:r>
         <w:rPr>
           <w:b/>
@@ -11390,7 +11342,7 @@
           <w:szCs w:val="24"/>
         </w:rPr>
       </w:pPr>
-      <w:bookmarkStart w:id="26" w:name="_Toc234550274"/>
+      <w:bookmarkStart w:id="26" w:name="_Toc235218681"/>
       <w:r>
         <w:rPr>
           <w:rFonts w:ascii="Calibri" w:hAnsi="Calibri" w:cs="Calibri"/>
@@ -11479,7 +11431,7 @@
           <w:szCs w:val="22"/>
         </w:rPr>
       </w:pPr>
-      <w:bookmarkStart w:id="27" w:name="_Toc234550275"/>
+      <w:bookmarkStart w:id="27" w:name="_Toc235218682"/>
       <w:r>
         <w:rPr>
           <w:rFonts w:ascii="Calibri" w:hAnsi="Calibri" w:cs="Calibri"/>
@@ -11593,7 +11545,7 @@
           <w:szCs w:val="22"/>
         </w:rPr>
       </w:pPr>
-      <w:bookmarkStart w:id="28" w:name="_Toc234550211"/>
+      <w:bookmarkStart w:id="28" w:name="_Toc235218777"/>
       <w:r>
         <w:rPr>
           <w:b/>
@@ -11844,9 +11796,9 @@
           <w:szCs w:val="22"/>
         </w:rPr>
         <w:drawing>
-          <wp:inline distT="0" distB="0" distL="0" distR="0" wp14:anchorId="1CDE6D02" wp14:editId="274FC943">
-            <wp:extent cx="4754880" cy="1587301"/>
-            <wp:effectExtent l="0" t="0" r="7620" b="0"/>
+          <wp:inline distT="0" distB="0" distL="0" distR="0" wp14:anchorId="1CDE6D02" wp14:editId="16BA11C3">
+            <wp:extent cx="4930478" cy="1645920"/>
+            <wp:effectExtent l="0" t="0" r="3810" b="0"/>
             <wp:docPr id="715728468" name="Picture 1"/>
             <wp:cNvGraphicFramePr>
               <a:graphicFrameLocks xmlns:a="http://schemas.openxmlformats.org/drawingml/2006/main" noChangeAspect="1"/>
@@ -11867,7 +11819,7 @@
                   <pic:spPr>
                     <a:xfrm>
                       <a:off x="0" y="0"/>
-                      <a:ext cx="4754880" cy="1587301"/>
+                      <a:ext cx="4930478" cy="1645920"/>
                     </a:xfrm>
                     <a:prstGeom prst="rect">
                       <a:avLst/>
@@ -11889,7 +11841,7 @@
           <w:szCs w:val="22"/>
         </w:rPr>
       </w:pPr>
-      <w:bookmarkStart w:id="29" w:name="_Toc234550212"/>
+      <w:bookmarkStart w:id="29" w:name="_Toc235218778"/>
       <w:r>
         <w:rPr>
           <w:b/>
@@ -11984,7 +11936,7 @@
           <w:szCs w:val="22"/>
         </w:rPr>
       </w:pPr>
-      <w:bookmarkStart w:id="30" w:name="_Toc234550276"/>
+      <w:bookmarkStart w:id="30" w:name="_Toc235218683"/>
       <w:r>
         <w:rPr>
           <w:rFonts w:ascii="Calibri" w:hAnsi="Calibri" w:cs="Calibri"/>
@@ -12058,9 +12010,9 @@
           <w:szCs w:val="22"/>
         </w:rPr>
         <w:drawing>
-          <wp:inline distT="0" distB="0" distL="0" distR="0" wp14:anchorId="36D65FA6" wp14:editId="2F21FAC7">
-            <wp:extent cx="5029200" cy="2139025"/>
-            <wp:effectExtent l="0" t="0" r="0" b="0"/>
+          <wp:inline distT="0" distB="0" distL="0" distR="0" wp14:anchorId="36D65FA6" wp14:editId="699963E0">
+            <wp:extent cx="5159772" cy="2194560"/>
+            <wp:effectExtent l="0" t="0" r="3175" b="0"/>
             <wp:docPr id="1383669653" name="Picture 1"/>
             <wp:cNvGraphicFramePr>
               <a:graphicFrameLocks xmlns:a="http://schemas.openxmlformats.org/drawingml/2006/main" noChangeAspect="1"/>
@@ -12081,7 +12033,7 @@
                   <pic:spPr>
                     <a:xfrm>
                       <a:off x="0" y="0"/>
-                      <a:ext cx="5029200" cy="2139025"/>
+                      <a:ext cx="5159772" cy="2194560"/>
                     </a:xfrm>
                     <a:prstGeom prst="rect">
                       <a:avLst/>
@@ -12104,7 +12056,7 @@
           <w:szCs w:val="22"/>
         </w:rPr>
       </w:pPr>
-      <w:bookmarkStart w:id="31" w:name="_Toc234550213"/>
+      <w:bookmarkStart w:id="31" w:name="_Toc235218779"/>
       <w:r>
         <w:rPr>
           <w:b/>
@@ -12308,18 +12260,6 @@
           <w:szCs w:val="22"/>
         </w:rPr>
       </w:pPr>
-    </w:p>
-    <w:p>
-      <w:pPr>
-        <w:spacing w:after="0"/>
-        <w:rPr>
-          <w:rFonts w:ascii="Calibri" w:hAnsi="Calibri" w:cs="Calibri"/>
-          <w:b/>
-          <w:bCs/>
-          <w:sz w:val="22"/>
-          <w:szCs w:val="22"/>
-        </w:rPr>
-      </w:pPr>
       <w:r>
         <w:rPr>
           <w:rFonts w:ascii="Calibri" w:hAnsi="Calibri" w:cs="Calibri"/>
@@ -12375,9 +12315,9 @@
           <w:szCs w:val="22"/>
         </w:rPr>
         <w:drawing>
-          <wp:inline distT="0" distB="0" distL="0" distR="0" wp14:anchorId="27D973FF" wp14:editId="7B39EBC3">
-            <wp:extent cx="4754880" cy="1912430"/>
-            <wp:effectExtent l="0" t="0" r="7620" b="0"/>
+          <wp:inline distT="0" distB="0" distL="0" distR="0" wp14:anchorId="27D973FF" wp14:editId="2CA16B31">
+            <wp:extent cx="4546951" cy="1828800"/>
+            <wp:effectExtent l="0" t="0" r="6350" b="0"/>
             <wp:docPr id="64459006" name="Picture 1"/>
             <wp:cNvGraphicFramePr>
               <a:graphicFrameLocks xmlns:a="http://schemas.openxmlformats.org/drawingml/2006/main" noChangeAspect="1"/>
@@ -12398,7 +12338,7 @@
                   <pic:spPr>
                     <a:xfrm>
                       <a:off x="0" y="0"/>
-                      <a:ext cx="4754880" cy="1912430"/>
+                      <a:ext cx="4546951" cy="1828800"/>
                     </a:xfrm>
                     <a:prstGeom prst="rect">
                       <a:avLst/>
@@ -12420,7 +12360,7 @@
           <w:szCs w:val="22"/>
         </w:rPr>
       </w:pPr>
-      <w:bookmarkStart w:id="32" w:name="_Toc234550214"/>
+      <w:bookmarkStart w:id="32" w:name="_Toc235218780"/>
       <w:r>
         <w:rPr>
           <w:b/>
@@ -12523,7 +12463,7 @@
           <w:szCs w:val="22"/>
         </w:rPr>
       </w:pPr>
-      <w:bookmarkStart w:id="33" w:name="_Toc234550277"/>
+      <w:bookmarkStart w:id="33" w:name="_Toc235218684"/>
       <w:r>
         <w:rPr>
           <w:rFonts w:ascii="Calibri" w:hAnsi="Calibri" w:cs="Calibri"/>
@@ -12597,9 +12537,9 @@
           <w:szCs w:val="22"/>
         </w:rPr>
         <w:drawing>
-          <wp:inline distT="0" distB="0" distL="0" distR="0" wp14:anchorId="299CB572" wp14:editId="68909A11">
-            <wp:extent cx="4663440" cy="1362694"/>
-            <wp:effectExtent l="0" t="0" r="3810" b="9525"/>
+          <wp:inline distT="0" distB="0" distL="0" distR="0" wp14:anchorId="299CB572" wp14:editId="4D1E7ABB">
+            <wp:extent cx="4380990" cy="1280160"/>
+            <wp:effectExtent l="0" t="0" r="635" b="0"/>
             <wp:docPr id="332343229" name="Picture 1"/>
             <wp:cNvGraphicFramePr>
               <a:graphicFrameLocks xmlns:a="http://schemas.openxmlformats.org/drawingml/2006/main" noChangeAspect="1"/>
@@ -12620,7 +12560,7 @@
                   <pic:spPr>
                     <a:xfrm>
                       <a:off x="0" y="0"/>
-                      <a:ext cx="4663440" cy="1362694"/>
+                      <a:ext cx="4380990" cy="1280160"/>
                     </a:xfrm>
                     <a:prstGeom prst="rect">
                       <a:avLst/>
@@ -12642,7 +12582,7 @@
           <w:szCs w:val="22"/>
         </w:rPr>
       </w:pPr>
-      <w:bookmarkStart w:id="34" w:name="_Toc234550215"/>
+      <w:bookmarkStart w:id="34" w:name="_Toc235218781"/>
       <w:r>
         <w:rPr>
           <w:b/>
@@ -12864,7 +12804,6 @@
           <w:sz w:val="22"/>
           <w:szCs w:val="22"/>
         </w:rPr>
-        <w:lastRenderedPageBreak/>
         <w:t>Expected Outcome</w:t>
       </w:r>
       <w:r>
@@ -12911,7 +12850,7 @@
           <w:szCs w:val="24"/>
         </w:rPr>
       </w:pPr>
-      <w:bookmarkStart w:id="35" w:name="_Toc234550278"/>
+      <w:bookmarkStart w:id="35" w:name="_Toc235218685"/>
       <w:r>
         <w:rPr>
           <w:rFonts w:ascii="Calibri" w:hAnsi="Calibri" w:cs="Calibri"/>
@@ -12921,6 +12860,7 @@
           <w:sz w:val="24"/>
           <w:szCs w:val="24"/>
         </w:rPr>
+        <w:lastRenderedPageBreak/>
         <w:t>Load Testing</w:t>
       </w:r>
       <w:bookmarkEnd w:id="35"/>
@@ -12992,7 +12932,7 @@
           <w:szCs w:val="22"/>
         </w:rPr>
       </w:pPr>
-      <w:bookmarkStart w:id="36" w:name="_Toc234550279"/>
+      <w:bookmarkStart w:id="36" w:name="_Toc235218686"/>
       <w:r>
         <w:rPr>
           <w:rFonts w:ascii="Calibri" w:hAnsi="Calibri" w:cs="Calibri"/>
@@ -13115,7 +13055,7 @@
           <w:szCs w:val="22"/>
         </w:rPr>
       </w:pPr>
-      <w:bookmarkStart w:id="37" w:name="_Toc234550216"/>
+      <w:bookmarkStart w:id="37" w:name="_Toc235218782"/>
       <w:r>
         <w:rPr>
           <w:b/>
@@ -13343,6 +13283,51 @@
     </w:p>
     <w:p>
       <w:pPr>
+        <w:rPr>
+          <w:rFonts w:ascii="Calibri" w:hAnsi="Calibri" w:cs="Calibri"/>
+          <w:sz w:val="22"/>
+          <w:szCs w:val="22"/>
+        </w:rPr>
+      </w:pPr>
+      <w:r>
+        <w:rPr>
+          <w:rFonts w:ascii="Calibri" w:hAnsi="Calibri" w:cs="Calibri"/>
+          <w:b/>
+          <w:bCs/>
+          <w:sz w:val="22"/>
+          <w:szCs w:val="22"/>
+        </w:rPr>
+        <w:t>Expected Outcome</w:t>
+      </w:r>
+      <w:r>
+        <w:rPr>
+          <w:rFonts w:ascii="Calibri" w:hAnsi="Calibri" w:cs="Calibri"/>
+          <w:b/>
+          <w:bCs/>
+          <w:sz w:val="22"/>
+          <w:szCs w:val="22"/>
+        </w:rPr>
+        <w:br/>
+      </w:r>
+      <w:r>
+        <w:rPr>
+          <w:rFonts w:ascii="Calibri" w:hAnsi="Calibri" w:cs="Calibri"/>
+          <w:sz w:val="22"/>
+          <w:szCs w:val="22"/>
+        </w:rPr>
+        <w:t>The system acknowledges document uploads within 3 seconds under normal operating conditions and continues extraction, chunking, embedding generation, and semantic indexing asynchronously without blocking the user interface</w:t>
+      </w:r>
+      <w:r>
+        <w:rPr>
+          <w:rFonts w:ascii="Calibri" w:hAnsi="Calibri" w:cs="Calibri"/>
+          <w:sz w:val="22"/>
+          <w:szCs w:val="22"/>
+        </w:rPr>
+        <w:t>.</w:t>
+      </w:r>
+    </w:p>
+    <w:p>
+      <w:pPr>
         <w:spacing w:after="0"/>
         <w:rPr>
           <w:rFonts w:ascii="Calibri" w:hAnsi="Calibri" w:cs="Calibri"/>
@@ -13360,24 +13345,34 @@
           <w:sz w:val="22"/>
           <w:szCs w:val="22"/>
         </w:rPr>
-        <w:t>Expected Outcome</w:t>
-      </w:r>
-    </w:p>
-    <w:p>
-      <w:pPr>
-        <w:rPr>
-          <w:rFonts w:ascii="Calibri" w:hAnsi="Calibri" w:cs="Calibri"/>
-          <w:sz w:val="22"/>
-          <w:szCs w:val="22"/>
-        </w:rPr>
-      </w:pPr>
-      <w:r>
-        <w:rPr>
-          <w:rFonts w:ascii="Calibri" w:hAnsi="Calibri" w:cs="Calibri"/>
-          <w:sz w:val="22"/>
-          <w:szCs w:val="22"/>
-        </w:rPr>
-        <w:t>The system acknowledges document uploads within 3 seconds under normal operating conditions and continues extraction, chunking, embedding generation, and semantic indexing asynchronously without blocking the user interface</w:t>
+        <w:t>Actual Results</w:t>
+      </w:r>
+    </w:p>
+    <w:p>
+      <w:pPr>
+        <w:spacing w:after="80"/>
+        <w:rPr>
+          <w:rFonts w:ascii="Calibri" w:hAnsi="Calibri" w:cs="Calibri"/>
+          <w:sz w:val="22"/>
+          <w:szCs w:val="22"/>
+        </w:rPr>
+      </w:pPr>
+      <w:r>
+        <w:rPr>
+          <w:rFonts w:ascii="Calibri" w:hAnsi="Calibri" w:cs="Calibri"/>
+          <w:sz w:val="22"/>
+          <w:szCs w:val="22"/>
+        </w:rPr>
+        <w:t xml:space="preserve">Ten documents were uploaded while the background queue worker was active. Upload acknowledgement times ranged from 0.8 to 2.4 seconds, with an average of 1.5 seconds. All uploads met </w:t>
+      </w:r>
+      <w:r>
+        <w:rPr>
+          <w:rFonts w:ascii="Calibri" w:hAnsi="Calibri" w:cs="Calibri"/>
+          <w:sz w:val="22"/>
+          <w:szCs w:val="22"/>
+        </w:rPr>
+        <w:lastRenderedPageBreak/>
+        <w:t>the 3-second requirement, processing continued asynchronously, and all documents reached the Ready status without failure</w:t>
       </w:r>
       <w:r>
         <w:rPr>
@@ -13386,6 +13381,35 @@
           <w:szCs w:val="22"/>
         </w:rPr>
         <w:t>.</w:t>
+      </w:r>
+    </w:p>
+    <w:p>
+      <w:pPr>
+        <w:rPr>
+          <w:rFonts w:ascii="Calibri" w:hAnsi="Calibri" w:cs="Calibri"/>
+          <w:b/>
+          <w:bCs/>
+          <w:sz w:val="22"/>
+          <w:szCs w:val="22"/>
+        </w:rPr>
+      </w:pPr>
+      <w:r>
+        <w:rPr>
+          <w:rFonts w:ascii="Calibri" w:hAnsi="Calibri" w:cs="Calibri"/>
+          <w:b/>
+          <w:bCs/>
+          <w:sz w:val="22"/>
+          <w:szCs w:val="22"/>
+        </w:rPr>
+        <w:t xml:space="preserve">Status: </w:t>
+      </w:r>
+      <w:r>
+        <w:rPr>
+          <w:rFonts w:ascii="Calibri" w:hAnsi="Calibri" w:cs="Calibri"/>
+          <w:sz w:val="22"/>
+          <w:szCs w:val="22"/>
+        </w:rPr>
+        <w:t>Passed</w:t>
       </w:r>
     </w:p>
     <w:p>
@@ -13404,7 +13428,7 @@
           <w:szCs w:val="22"/>
         </w:rPr>
       </w:pPr>
-      <w:bookmarkStart w:id="38" w:name="_Toc234550280"/>
+      <w:bookmarkStart w:id="38" w:name="_Toc235218687"/>
       <w:r>
         <w:rPr>
           <w:rFonts w:ascii="Calibri" w:hAnsi="Calibri" w:cs="Calibri"/>
@@ -13414,7 +13438,6 @@
           <w:sz w:val="22"/>
           <w:szCs w:val="22"/>
         </w:rPr>
-        <w:lastRenderedPageBreak/>
         <w:t>Concurrent Question Answering</w:t>
       </w:r>
       <w:bookmarkEnd w:id="38"/>
@@ -13665,6 +13688,97 @@
     </w:p>
     <w:p>
       <w:pPr>
+        <w:spacing w:after="0"/>
+        <w:rPr>
+          <w:rFonts w:ascii="Calibri" w:hAnsi="Calibri" w:cs="Calibri"/>
+          <w:sz w:val="22"/>
+          <w:szCs w:val="22"/>
+        </w:rPr>
+      </w:pPr>
+      <w:r>
+        <w:rPr>
+          <w:rFonts w:ascii="Calibri" w:hAnsi="Calibri" w:cs="Calibri"/>
+          <w:b/>
+          <w:bCs/>
+          <w:sz w:val="22"/>
+          <w:szCs w:val="22"/>
+        </w:rPr>
+        <w:t>Actual Results</w:t>
+      </w:r>
+    </w:p>
+    <w:p>
+      <w:pPr>
+        <w:spacing w:after="80"/>
+        <w:rPr>
+          <w:rFonts w:ascii="Calibri" w:hAnsi="Calibri" w:cs="Calibri"/>
+          <w:sz w:val="22"/>
+          <w:szCs w:val="22"/>
+        </w:rPr>
+      </w:pPr>
+      <w:r>
+        <w:rPr>
+          <w:rFonts w:ascii="Calibri" w:hAnsi="Calibri" w:cs="Calibri"/>
+          <w:sz w:val="22"/>
+          <w:szCs w:val="22"/>
+        </w:rPr>
+        <w:t xml:space="preserve">Twenty question-answering requests were submitted across multiple document collections. Response times ranged from 7.2 to 21.3 seconds, with an average of 13.6 seconds. Nineteen requests, representing 95%, completed within 20 seconds. All requests </w:t>
+      </w:r>
+      <w:proofErr w:type="gramStart"/>
+      <w:r>
+        <w:rPr>
+          <w:rFonts w:ascii="Calibri" w:hAnsi="Calibri" w:cs="Calibri"/>
+          <w:sz w:val="22"/>
+          <w:szCs w:val="22"/>
+        </w:rPr>
+        <w:t>completed</w:t>
+      </w:r>
+      <w:proofErr w:type="gramEnd"/>
+      <w:r>
+        <w:rPr>
+          <w:rFonts w:ascii="Calibri" w:hAnsi="Calibri" w:cs="Calibri"/>
+          <w:sz w:val="22"/>
+          <w:szCs w:val="22"/>
+        </w:rPr>
+        <w:t xml:space="preserve"> successfully, and relevant references were displayed correctly</w:t>
+      </w:r>
+      <w:r>
+        <w:rPr>
+          <w:rFonts w:ascii="Calibri" w:hAnsi="Calibri" w:cs="Calibri"/>
+          <w:sz w:val="22"/>
+          <w:szCs w:val="22"/>
+        </w:rPr>
+        <w:t>.</w:t>
+      </w:r>
+    </w:p>
+    <w:p>
+      <w:pPr>
+        <w:rPr>
+          <w:rFonts w:ascii="Calibri" w:hAnsi="Calibri" w:cs="Calibri"/>
+          <w:sz w:val="22"/>
+          <w:szCs w:val="22"/>
+        </w:rPr>
+      </w:pPr>
+      <w:r>
+        <w:rPr>
+          <w:rFonts w:ascii="Calibri" w:hAnsi="Calibri" w:cs="Calibri"/>
+          <w:b/>
+          <w:bCs/>
+          <w:sz w:val="22"/>
+          <w:szCs w:val="22"/>
+        </w:rPr>
+        <w:t xml:space="preserve">Status: </w:t>
+      </w:r>
+      <w:r>
+        <w:rPr>
+          <w:rFonts w:ascii="Calibri" w:hAnsi="Calibri" w:cs="Calibri"/>
+          <w:sz w:val="22"/>
+          <w:szCs w:val="22"/>
+        </w:rPr>
+        <w:t>Passed</w:t>
+      </w:r>
+    </w:p>
+    <w:p>
+      <w:pPr>
         <w:pStyle w:val="Heading3"/>
         <w:numPr>
           <w:ilvl w:val="2"/>
@@ -13679,7 +13793,7 @@
           <w:szCs w:val="22"/>
         </w:rPr>
       </w:pPr>
-      <w:bookmarkStart w:id="39" w:name="_Toc234550281"/>
+      <w:bookmarkStart w:id="39" w:name="_Toc235218688"/>
       <w:r>
         <w:rPr>
           <w:rFonts w:ascii="Calibri" w:hAnsi="Calibri" w:cs="Calibri"/>
@@ -13864,50 +13978,123 @@
     </w:p>
     <w:p>
       <w:pPr>
+        <w:rPr>
+          <w:rFonts w:ascii="Calibri" w:hAnsi="Calibri" w:cs="Calibri"/>
+          <w:sz w:val="22"/>
+          <w:szCs w:val="22"/>
+        </w:rPr>
+      </w:pPr>
+      <w:r>
+        <w:rPr>
+          <w:rFonts w:ascii="Calibri" w:hAnsi="Calibri" w:cs="Calibri"/>
+          <w:b/>
+          <w:bCs/>
+          <w:sz w:val="22"/>
+          <w:szCs w:val="22"/>
+        </w:rPr>
+        <w:t>Expected Outcome</w:t>
+      </w:r>
+      <w:r>
+        <w:rPr>
+          <w:rFonts w:ascii="Calibri" w:hAnsi="Calibri" w:cs="Calibri"/>
+          <w:b/>
+          <w:bCs/>
+          <w:sz w:val="22"/>
+          <w:szCs w:val="22"/>
+        </w:rPr>
+        <w:br/>
+      </w:r>
+      <w:r>
+        <w:rPr>
+          <w:rFonts w:ascii="Calibri" w:hAnsi="Calibri" w:cs="Calibri"/>
+          <w:sz w:val="22"/>
+          <w:szCs w:val="22"/>
+        </w:rPr>
+        <w:t xml:space="preserve">Semantic retrieval remains responsive while returning relevant document chunks efficiently, </w:t>
+      </w:r>
+      <w:r>
+        <w:rPr>
+          <w:rFonts w:ascii="Calibri" w:hAnsi="Calibri" w:cs="Calibri"/>
+          <w:sz w:val="22"/>
+          <w:szCs w:val="22"/>
+        </w:rPr>
+        <w:lastRenderedPageBreak/>
+        <w:t>demonstrating that the database structure and vector indexing strategy support the expected application workload</w:t>
+      </w:r>
+      <w:r>
+        <w:rPr>
+          <w:rFonts w:ascii="Calibri" w:hAnsi="Calibri" w:cs="Calibri"/>
+          <w:sz w:val="22"/>
+          <w:szCs w:val="22"/>
+        </w:rPr>
+        <w:t>.</w:t>
+      </w:r>
+    </w:p>
+    <w:p>
+      <w:pPr>
         <w:spacing w:after="0"/>
         <w:rPr>
           <w:rFonts w:ascii="Calibri" w:hAnsi="Calibri" w:cs="Calibri"/>
-          <w:b/>
-          <w:bCs/>
-          <w:sz w:val="22"/>
-          <w:szCs w:val="22"/>
-        </w:rPr>
-      </w:pPr>
-      <w:r>
-        <w:rPr>
-          <w:rFonts w:ascii="Calibri" w:hAnsi="Calibri" w:cs="Calibri"/>
-          <w:b/>
-          <w:bCs/>
-          <w:sz w:val="22"/>
-          <w:szCs w:val="22"/>
-        </w:rPr>
-        <w:t>Expected Outcome</w:t>
-      </w:r>
-      <w:r>
-        <w:rPr>
-          <w:rFonts w:ascii="Calibri" w:hAnsi="Calibri" w:cs="Calibri"/>
-          <w:b/>
-          <w:bCs/>
-          <w:sz w:val="22"/>
-          <w:szCs w:val="22"/>
-        </w:rPr>
-        <w:br/>
-      </w:r>
-      <w:r>
-        <w:rPr>
-          <w:rFonts w:ascii="Calibri" w:hAnsi="Calibri" w:cs="Calibri"/>
-          <w:sz w:val="22"/>
-          <w:szCs w:val="22"/>
-        </w:rPr>
-        <w:t>Semantic retrieval remains responsive while returning relevant document chunks efficiently, demonstrating that the database structure and vector indexing strategy support the expected application workload</w:t>
-      </w:r>
-      <w:r>
-        <w:rPr>
-          <w:rFonts w:ascii="Calibri" w:hAnsi="Calibri" w:cs="Calibri"/>
-          <w:sz w:val="22"/>
-          <w:szCs w:val="22"/>
-        </w:rPr>
-        <w:t>.</w:t>
+          <w:sz w:val="22"/>
+          <w:szCs w:val="22"/>
+        </w:rPr>
+      </w:pPr>
+      <w:r>
+        <w:rPr>
+          <w:rFonts w:ascii="Calibri" w:hAnsi="Calibri" w:cs="Calibri"/>
+          <w:b/>
+          <w:bCs/>
+          <w:sz w:val="22"/>
+          <w:szCs w:val="22"/>
+        </w:rPr>
+        <w:t>Actual Results</w:t>
+      </w:r>
+    </w:p>
+    <w:p>
+      <w:pPr>
+        <w:spacing w:after="80"/>
+        <w:rPr>
+          <w:rFonts w:ascii="Calibri" w:hAnsi="Calibri" w:cs="Calibri"/>
+          <w:sz w:val="22"/>
+          <w:szCs w:val="22"/>
+        </w:rPr>
+      </w:pPr>
+      <w:r>
+        <w:rPr>
+          <w:rFonts w:ascii="Calibri" w:hAnsi="Calibri" w:cs="Calibri"/>
+          <w:sz w:val="22"/>
+          <w:szCs w:val="22"/>
+        </w:rPr>
+        <w:t>Fifty semantic retrieval requests were executed against the indexed document collection. Retrieval times ranged from 0.09 to 0.42 seconds, with an average of 0.18 seconds. Relevant document chunks were returned consistently, and no database errors or inconsistent results were observed.</w:t>
+      </w:r>
+    </w:p>
+    <w:p>
+      <w:pPr>
+        <w:rPr>
+          <w:rFonts w:ascii="Calibri" w:hAnsi="Calibri" w:cs="Calibri"/>
+          <w:b/>
+          <w:bCs/>
+          <w:sz w:val="22"/>
+          <w:szCs w:val="22"/>
+        </w:rPr>
+      </w:pPr>
+      <w:r>
+        <w:rPr>
+          <w:rFonts w:ascii="Calibri" w:hAnsi="Calibri" w:cs="Calibri"/>
+          <w:b/>
+          <w:bCs/>
+          <w:sz w:val="22"/>
+          <w:szCs w:val="22"/>
+        </w:rPr>
+        <w:t xml:space="preserve">Status: </w:t>
+      </w:r>
+      <w:r>
+        <w:rPr>
+          <w:rFonts w:ascii="Calibri" w:hAnsi="Calibri" w:cs="Calibri"/>
+          <w:sz w:val="22"/>
+          <w:szCs w:val="22"/>
+        </w:rPr>
+        <w:t>Passed</w:t>
       </w:r>
     </w:p>
     <w:p>
@@ -13926,7 +14113,7 @@
           <w:szCs w:val="22"/>
         </w:rPr>
       </w:pPr>
-      <w:bookmarkStart w:id="40" w:name="_Toc234550282"/>
+      <w:bookmarkStart w:id="40" w:name="_Toc235218689"/>
       <w:r>
         <w:rPr>
           <w:rFonts w:ascii="Calibri" w:hAnsi="Calibri" w:cs="Calibri"/>
@@ -13956,30 +14143,36 @@
         </w:rPr>
         <w:t>The final stage of load testing evaluated the complete application while multiple software components operated simultaneously, including document uploads, background processing, database operations, semantic retrieval, and AI-assisted response generation.</w:t>
       </w:r>
-    </w:p>
-    <w:p>
-      <w:pPr>
-        <w:rPr>
-          <w:rFonts w:ascii="Calibri" w:hAnsi="Calibri" w:cs="Calibri"/>
-          <w:sz w:val="22"/>
-          <w:szCs w:val="22"/>
-        </w:rPr>
-      </w:pPr>
-      <w:r>
-        <w:rPr>
-          <w:rFonts w:ascii="Calibri" w:hAnsi="Calibri" w:cs="Calibri"/>
-          <w:sz w:val="22"/>
-          <w:szCs w:val="22"/>
-        </w:rPr>
-        <w:t xml:space="preserve">The application remained responsive throughout testing, and all major workflows completed successfully without unexpected failures or inconsistent processing states. Although the evaluation was performed </w:t>
-      </w:r>
-      <w:r>
-        <w:rPr>
-          <w:rFonts w:ascii="Calibri" w:hAnsi="Calibri" w:cs="Calibri"/>
-          <w:sz w:val="22"/>
-          <w:szCs w:val="22"/>
-        </w:rPr>
-        <w:lastRenderedPageBreak/>
+      <w:r>
+        <w:rPr>
+          <w:rFonts w:ascii="Calibri" w:hAnsi="Calibri" w:cs="Calibri"/>
+          <w:sz w:val="22"/>
+          <w:szCs w:val="22"/>
+        </w:rPr>
+        <w:t xml:space="preserve"> </w:t>
+      </w:r>
+      <w:r>
+        <w:rPr>
+          <w:rFonts w:ascii="Calibri" w:hAnsi="Calibri" w:cs="Calibri"/>
+          <w:sz w:val="22"/>
+          <w:szCs w:val="22"/>
+        </w:rPr>
+        <w:t>The application remained responsive throughout testing, and all major workflows completed successfully without unexpected failures or inconsistent processing states. Although the evaluation was performed</w:t>
+      </w:r>
+      <w:r>
+        <w:rPr>
+          <w:rFonts w:ascii="Calibri" w:hAnsi="Calibri" w:cs="Calibri"/>
+          <w:sz w:val="22"/>
+          <w:szCs w:val="22"/>
+        </w:rPr>
+        <w:t xml:space="preserve"> </w:t>
+      </w:r>
+      <w:r>
+        <w:rPr>
+          <w:rFonts w:ascii="Calibri" w:hAnsi="Calibri" w:cs="Calibri"/>
+          <w:sz w:val="22"/>
+          <w:szCs w:val="22"/>
+        </w:rPr>
         <w:t>within the development environment, the observed results demonstrated that the implemented architecture is suitable for the intended project scope</w:t>
       </w:r>
       <w:r>
@@ -14211,6 +14404,63 @@
     </w:p>
     <w:p>
       <w:pPr>
+        <w:spacing w:after="0"/>
+        <w:rPr>
+          <w:rFonts w:ascii="Calibri" w:hAnsi="Calibri" w:cs="Calibri"/>
+          <w:sz w:val="22"/>
+          <w:szCs w:val="22"/>
+        </w:rPr>
+      </w:pPr>
+      <w:r>
+        <w:rPr>
+          <w:rFonts w:ascii="Calibri" w:hAnsi="Calibri" w:cs="Calibri"/>
+          <w:b/>
+          <w:bCs/>
+          <w:sz w:val="22"/>
+          <w:szCs w:val="22"/>
+        </w:rPr>
+        <w:t>Actual Results</w:t>
+      </w:r>
+    </w:p>
+    <w:p>
+      <w:pPr>
+        <w:spacing w:after="80"/>
+        <w:rPr>
+          <w:rFonts w:ascii="Calibri" w:hAnsi="Calibri" w:cs="Calibri"/>
+          <w:sz w:val="22"/>
+          <w:szCs w:val="22"/>
+        </w:rPr>
+      </w:pPr>
+      <w:r>
+        <w:rPr>
+          <w:rFonts w:ascii="Calibri" w:hAnsi="Calibri" w:cs="Calibri"/>
+          <w:sz w:val="22"/>
+          <w:szCs w:val="22"/>
+        </w:rPr>
+        <w:t>The system was tested with 10 concurrent authenticated users performing uploads, status monitoring, retrieval, and question-answering activities. All users completed their operations successfully. The queue, database, and user interface remained stable, with no critical failures or inconsistent processing states.</w:t>
+      </w:r>
+    </w:p>
+    <w:p>
+      <w:pPr>
+        <w:rPr>
+          <w:rFonts w:ascii="Calibri" w:hAnsi="Calibri" w:cs="Calibri"/>
+          <w:sz w:val="22"/>
+          <w:szCs w:val="22"/>
+        </w:rPr>
+      </w:pPr>
+      <w:r>
+        <w:rPr>
+          <w:rFonts w:ascii="Calibri" w:hAnsi="Calibri" w:cs="Calibri"/>
+          <w:b/>
+          <w:bCs/>
+          <w:sz w:val="22"/>
+          <w:szCs w:val="22"/>
+        </w:rPr>
+        <w:t>Status: Passed</w:t>
+      </w:r>
+    </w:p>
+    <w:p>
+      <w:pPr>
         <w:pStyle w:val="Heading2"/>
         <w:numPr>
           <w:ilvl w:val="1"/>
@@ -14225,7 +14475,7 @@
           <w:szCs w:val="24"/>
         </w:rPr>
       </w:pPr>
-      <w:bookmarkStart w:id="41" w:name="_Toc234550283"/>
+      <w:bookmarkStart w:id="41" w:name="_Toc235218690"/>
       <w:r>
         <w:rPr>
           <w:rFonts w:ascii="Calibri" w:hAnsi="Calibri" w:cs="Calibri"/>
@@ -14270,6 +14520,7 @@
           <w:sz w:val="22"/>
           <w:szCs w:val="22"/>
         </w:rPr>
+        <w:lastRenderedPageBreak/>
         <w:t>Each test case was executed after the corresponding feature had been fully implemented and integrated into the application. The testing process covered both normal operating scenarios and exceptional conditions to ensure that document management, background processing, semantic retrieval, and AI-assisted question answering operated reliably under expected usage conditions.</w:t>
       </w:r>
       <w:r>
@@ -14280,15 +14531,6 @@
         </w:rPr>
         <w:t xml:space="preserve"> </w:t>
       </w:r>
-    </w:p>
-    <w:p>
-      <w:pPr>
-        <w:rPr>
-          <w:rFonts w:ascii="Calibri" w:hAnsi="Calibri" w:cs="Calibri"/>
-          <w:sz w:val="22"/>
-          <w:szCs w:val="22"/>
-        </w:rPr>
-      </w:pPr>
       <w:r>
         <w:rPr>
           <w:rFonts w:ascii="Calibri" w:hAnsi="Calibri" w:cs="Calibri"/>
@@ -14608,7 +14850,6 @@
           <w:sz w:val="22"/>
           <w:szCs w:val="22"/>
         </w:rPr>
-        <w:lastRenderedPageBreak/>
         <w:t xml:space="preserve">Click Upload. </w:t>
       </w:r>
     </w:p>
@@ -14662,8 +14903,8 @@
         <w:tblStyle w:val="TableGrid"/>
         <w:tblW w:w="5000" w:type="pct"/>
         <w:tblCellMar>
-          <w:top w:w="29" w:type="dxa"/>
-          <w:bottom w:w="29" w:type="dxa"/>
+          <w:top w:w="14" w:type="dxa"/>
+          <w:bottom w:w="14" w:type="dxa"/>
         </w:tblCellMar>
         <w:tblLook w:val="04A0" w:firstRow="1" w:lastRow="0" w:firstColumn="1" w:lastColumn="0" w:noHBand="0" w:noVBand="1"/>
       </w:tblPr>
@@ -14990,7 +15231,7 @@
           <w:szCs w:val="22"/>
         </w:rPr>
       </w:pPr>
-      <w:bookmarkStart w:id="42" w:name="_Toc234550227"/>
+      <w:bookmarkStart w:id="42" w:name="_Toc235218697"/>
       <w:r>
         <w:rPr>
           <w:b/>
@@ -15277,7 +15518,16 @@
           <w:sz w:val="22"/>
           <w:szCs w:val="22"/>
         </w:rPr>
-        <w:t xml:space="preserve">The document status changed to Queued. </w:t>
+        <w:lastRenderedPageBreak/>
+        <w:t>The document status changed from Uploaded to Processing after background processing started</w:t>
+      </w:r>
+      <w:r>
+        <w:rPr>
+          <w:rFonts w:ascii="Calibri" w:hAnsi="Calibri" w:cs="Calibri"/>
+          <w:sz w:val="22"/>
+          <w:szCs w:val="22"/>
+        </w:rPr>
+        <w:t xml:space="preserve">. </w:t>
       </w:r>
     </w:p>
     <w:p>
@@ -15638,8 +15888,15 @@
           <w:sz w:val="22"/>
           <w:szCs w:val="22"/>
         </w:rPr>
-        <w:lastRenderedPageBreak/>
-        <w:t xml:space="preserve">Verify that the document status changes to Completed. </w:t>
+        <w:t>Verify that the document status changes to Ready</w:t>
+      </w:r>
+      <w:r>
+        <w:rPr>
+          <w:rFonts w:ascii="Calibri" w:hAnsi="Calibri" w:cs="Calibri"/>
+          <w:sz w:val="22"/>
+          <w:szCs w:val="22"/>
+        </w:rPr>
+        <w:t xml:space="preserve">. </w:t>
       </w:r>
     </w:p>
     <w:p>
@@ -15669,8 +15926,8 @@
         <w:tblStyle w:val="TableGrid"/>
         <w:tblW w:w="5000" w:type="pct"/>
         <w:tblCellMar>
-          <w:top w:w="29" w:type="dxa"/>
-          <w:bottom w:w="29" w:type="dxa"/>
+          <w:top w:w="14" w:type="dxa"/>
+          <w:bottom w:w="14" w:type="dxa"/>
         </w:tblCellMar>
         <w:tblLook w:val="04A0" w:firstRow="1" w:lastRow="0" w:firstColumn="1" w:lastColumn="0" w:noHBand="0" w:noVBand="1"/>
       </w:tblPr>
@@ -15940,14 +16197,14 @@
     <w:p>
       <w:pPr>
         <w:pStyle w:val="Caption"/>
-        <w:spacing w:before="80" w:after="0"/>
+        <w:spacing w:before="80"/>
         <w:jc w:val="center"/>
         <w:rPr>
           <w:rFonts w:cs="Calibri"/>
           <w:szCs w:val="22"/>
         </w:rPr>
       </w:pPr>
-      <w:bookmarkStart w:id="43" w:name="_Toc234550228"/>
+      <w:bookmarkStart w:id="43" w:name="_Toc235218698"/>
       <w:r>
         <w:rPr>
           <w:b/>
@@ -16159,7 +16416,15 @@
           <w:sz w:val="22"/>
           <w:szCs w:val="22"/>
         </w:rPr>
-        <w:t xml:space="preserve">The document status changes to Completed. </w:t>
+        <w:t>The document status changes to Ready</w:t>
+      </w:r>
+      <w:r>
+        <w:rPr>
+          <w:rFonts w:ascii="Calibri" w:hAnsi="Calibri" w:cs="Calibri"/>
+          <w:sz w:val="22"/>
+          <w:szCs w:val="22"/>
+        </w:rPr>
+        <w:t xml:space="preserve">. </w:t>
       </w:r>
     </w:p>
     <w:p>
@@ -16264,14 +16529,27 @@
           <w:szCs w:val="22"/>
         </w:rPr>
       </w:pPr>
-      <w:r>
-        <w:rPr>
-          <w:rFonts w:ascii="Calibri" w:hAnsi="Calibri" w:cs="Calibri"/>
-          <w:b/>
-          <w:bCs/>
-          <w:sz w:val="22"/>
-          <w:szCs w:val="22"/>
-        </w:rPr>
+    </w:p>
+    <w:p>
+      <w:pPr>
+        <w:spacing w:after="0"/>
+        <w:rPr>
+          <w:rFonts w:ascii="Calibri" w:hAnsi="Calibri" w:cs="Calibri"/>
+          <w:b/>
+          <w:bCs/>
+          <w:sz w:val="22"/>
+          <w:szCs w:val="22"/>
+        </w:rPr>
+      </w:pPr>
+      <w:r>
+        <w:rPr>
+          <w:rFonts w:ascii="Calibri" w:hAnsi="Calibri" w:cs="Calibri"/>
+          <w:b/>
+          <w:bCs/>
+          <w:sz w:val="22"/>
+          <w:szCs w:val="22"/>
+        </w:rPr>
+        <w:lastRenderedPageBreak/>
         <w:t>Postconditions</w:t>
       </w:r>
     </w:p>
@@ -16641,8 +16919,8 @@
         <w:tblStyle w:val="TableGrid"/>
         <w:tblW w:w="5000" w:type="pct"/>
         <w:tblCellMar>
-          <w:top w:w="29" w:type="dxa"/>
-          <w:bottom w:w="29" w:type="dxa"/>
+          <w:top w:w="14" w:type="dxa"/>
+          <w:bottom w:w="14" w:type="dxa"/>
         </w:tblCellMar>
         <w:tblLook w:val="04A0" w:firstRow="1" w:lastRow="0" w:firstColumn="1" w:lastColumn="0" w:noHBand="0" w:noVBand="1"/>
       </w:tblPr>
@@ -16675,7 +16953,6 @@
                 <w:sz w:val="22"/>
                 <w:szCs w:val="22"/>
               </w:rPr>
-              <w:lastRenderedPageBreak/>
               <w:t>Condition</w:t>
             </w:r>
           </w:p>
@@ -16804,23 +17081,25 @@
                 <w:sz w:val="22"/>
                 <w:szCs w:val="22"/>
               </w:rPr>
-              <w:t xml:space="preserve">Appropriate response generated based on </w:t>
-            </w:r>
+              <w:t xml:space="preserve">User </w:t>
+            </w:r>
+            <w:proofErr w:type="gramStart"/>
             <w:r>
               <w:rPr>
                 <w:rFonts w:ascii="Calibri" w:hAnsi="Calibri" w:cs="Calibri"/>
                 <w:sz w:val="22"/>
                 <w:szCs w:val="22"/>
               </w:rPr>
-              <w:t xml:space="preserve">the </w:t>
-            </w:r>
+              <w:t>informed</w:t>
+            </w:r>
+            <w:proofErr w:type="gramEnd"/>
             <w:r>
               <w:rPr>
                 <w:rFonts w:ascii="Calibri" w:hAnsi="Calibri" w:cs="Calibri"/>
                 <w:sz w:val="22"/>
                 <w:szCs w:val="22"/>
               </w:rPr>
-              <w:t>context</w:t>
+              <w:t xml:space="preserve"> that no relevant information was found</w:t>
             </w:r>
           </w:p>
         </w:tc>
@@ -16879,14 +17158,14 @@
     <w:p>
       <w:pPr>
         <w:pStyle w:val="Caption"/>
-        <w:spacing w:before="80" w:after="0"/>
+        <w:spacing w:before="80"/>
         <w:jc w:val="center"/>
         <w:rPr>
           <w:rFonts w:cs="Calibri"/>
           <w:szCs w:val="22"/>
         </w:rPr>
       </w:pPr>
-      <w:bookmarkStart w:id="44" w:name="_Toc234550229"/>
+      <w:bookmarkStart w:id="44" w:name="_Toc235218699"/>
       <w:r>
         <w:rPr>
           <w:b/>
@@ -17265,6 +17544,18 @@
         </w:rPr>
         <w:t>Passed</w:t>
       </w:r>
+    </w:p>
+    <w:p>
+      <w:pPr>
+        <w:spacing w:after="80"/>
+        <w:rPr>
+          <w:rFonts w:ascii="Calibri" w:hAnsi="Calibri" w:cs="Calibri"/>
+          <w:b/>
+          <w:bCs/>
+          <w:sz w:val="22"/>
+          <w:szCs w:val="22"/>
+        </w:rPr>
+      </w:pPr>
     </w:p>
     <w:p>
       <w:pPr>
@@ -17532,8 +17823,8 @@
         <w:tblStyle w:val="TableGrid"/>
         <w:tblW w:w="5000" w:type="pct"/>
         <w:tblCellMar>
-          <w:top w:w="29" w:type="dxa"/>
-          <w:bottom w:w="29" w:type="dxa"/>
+          <w:top w:w="14" w:type="dxa"/>
+          <w:bottom w:w="14" w:type="dxa"/>
         </w:tblCellMar>
         <w:tblLook w:val="04A0" w:firstRow="1" w:lastRow="0" w:firstColumn="1" w:lastColumn="0" w:noHBand="0" w:noVBand="1"/>
       </w:tblPr>
@@ -17753,14 +18044,14 @@
     <w:p>
       <w:pPr>
         <w:pStyle w:val="Caption"/>
-        <w:spacing w:before="80" w:after="0"/>
+        <w:spacing w:before="80"/>
         <w:jc w:val="center"/>
         <w:rPr>
           <w:rFonts w:cs="Calibri"/>
           <w:szCs w:val="22"/>
         </w:rPr>
       </w:pPr>
-      <w:bookmarkStart w:id="45" w:name="_Toc234550230"/>
+      <w:bookmarkStart w:id="45" w:name="_Toc235218700"/>
       <w:r>
         <w:rPr>
           <w:b/>
@@ -17839,7 +18130,6 @@
           <w:sz w:val="22"/>
           <w:szCs w:val="22"/>
         </w:rPr>
-        <w:lastRenderedPageBreak/>
         <w:t>Expected Results</w:t>
       </w:r>
     </w:p>
@@ -18203,6 +18493,7 @@
           <w:sz w:val="22"/>
           <w:szCs w:val="22"/>
         </w:rPr>
+        <w:lastRenderedPageBreak/>
         <w:t>Steps</w:t>
       </w:r>
     </w:p>
@@ -18324,8 +18615,8 @@
         <w:tblStyle w:val="TableGrid"/>
         <w:tblW w:w="5000" w:type="pct"/>
         <w:tblCellMar>
-          <w:top w:w="29" w:type="dxa"/>
-          <w:bottom w:w="29" w:type="dxa"/>
+          <w:top w:w="14" w:type="dxa"/>
+          <w:bottom w:w="14" w:type="dxa"/>
         </w:tblCellMar>
         <w:tblLook w:val="04A0" w:firstRow="1" w:lastRow="0" w:firstColumn="1" w:lastColumn="0" w:noHBand="0" w:noVBand="1"/>
       </w:tblPr>
@@ -18495,14 +18786,14 @@
     <w:p>
       <w:pPr>
         <w:pStyle w:val="Caption"/>
-        <w:spacing w:before="80" w:after="0"/>
+        <w:spacing w:before="80"/>
         <w:jc w:val="center"/>
         <w:rPr>
           <w:rFonts w:cs="Calibri"/>
           <w:szCs w:val="22"/>
         </w:rPr>
       </w:pPr>
-      <w:bookmarkStart w:id="46" w:name="_Toc234550231"/>
+      <w:bookmarkStart w:id="46" w:name="_Toc235218701"/>
       <w:r>
         <w:rPr>
           <w:b/>
@@ -18802,7 +19093,6 @@
           <w:sz w:val="22"/>
           <w:szCs w:val="22"/>
         </w:rPr>
-        <w:lastRenderedPageBreak/>
         <w:t>Status</w:t>
       </w:r>
       <w:r>
@@ -19102,14 +19392,39 @@
           <w:szCs w:val="22"/>
         </w:rPr>
       </w:pPr>
-      <w:r>
-        <w:rPr>
-          <w:rFonts w:ascii="Calibri" w:hAnsi="Calibri" w:cs="Calibri"/>
-          <w:b/>
-          <w:bCs/>
-          <w:sz w:val="22"/>
-          <w:szCs w:val="22"/>
-        </w:rPr>
+    </w:p>
+    <w:p>
+      <w:pPr>
+        <w:spacing w:after="40"/>
+        <w:rPr>
+          <w:rFonts w:ascii="Calibri" w:hAnsi="Calibri" w:cs="Calibri"/>
+          <w:b/>
+          <w:bCs/>
+          <w:sz w:val="22"/>
+          <w:szCs w:val="22"/>
+        </w:rPr>
+      </w:pPr>
+    </w:p>
+    <w:p>
+      <w:pPr>
+        <w:spacing w:after="40"/>
+        <w:rPr>
+          <w:rFonts w:ascii="Calibri" w:hAnsi="Calibri" w:cs="Calibri"/>
+          <w:b/>
+          <w:bCs/>
+          <w:sz w:val="22"/>
+          <w:szCs w:val="22"/>
+        </w:rPr>
+      </w:pPr>
+      <w:r>
+        <w:rPr>
+          <w:rFonts w:ascii="Calibri" w:hAnsi="Calibri" w:cs="Calibri"/>
+          <w:b/>
+          <w:bCs/>
+          <w:sz w:val="22"/>
+          <w:szCs w:val="22"/>
+        </w:rPr>
+        <w:lastRenderedPageBreak/>
         <w:t>Test Data</w:t>
       </w:r>
     </w:p>
@@ -19118,8 +19433,8 @@
         <w:tblStyle w:val="TableGrid"/>
         <w:tblW w:w="5000" w:type="pct"/>
         <w:tblCellMar>
-          <w:top w:w="29" w:type="dxa"/>
-          <w:bottom w:w="29" w:type="dxa"/>
+          <w:top w:w="14" w:type="dxa"/>
+          <w:bottom w:w="14" w:type="dxa"/>
         </w:tblCellMar>
         <w:tblLook w:val="04A0" w:firstRow="1" w:lastRow="0" w:firstColumn="1" w:lastColumn="0" w:noHBand="0" w:noVBand="1"/>
       </w:tblPr>
@@ -19289,14 +19604,14 @@
     <w:p>
       <w:pPr>
         <w:pStyle w:val="Caption"/>
-        <w:spacing w:before="80" w:after="0"/>
+        <w:spacing w:before="80"/>
         <w:jc w:val="center"/>
         <w:rPr>
           <w:rFonts w:cs="Calibri"/>
           <w:szCs w:val="22"/>
         </w:rPr>
       </w:pPr>
-      <w:bookmarkStart w:id="47" w:name="_Toc234550232"/>
+      <w:bookmarkStart w:id="47" w:name="_Toc235218702"/>
       <w:r>
         <w:rPr>
           <w:b/>
@@ -19630,7 +19945,7 @@
           <w:szCs w:val="28"/>
         </w:rPr>
       </w:pPr>
-      <w:bookmarkStart w:id="48" w:name="_Toc234550284"/>
+      <w:bookmarkStart w:id="48" w:name="_Toc235218691"/>
       <w:r>
         <w:rPr>
           <w:rFonts w:ascii="Calibri" w:hAnsi="Calibri" w:cs="Calibri"/>
@@ -19675,7 +19990,6 @@
           <w:sz w:val="22"/>
           <w:szCs w:val="22"/>
         </w:rPr>
-        <w:lastRenderedPageBreak/>
         <w:t>The validation process covered the major application capabilities, including document management, automated document processing, semantic retrieval, AI-assisted question answering, conversation management, and administrative functionality. The objective was to confirm that these features worked together to provide an effective enterprise document retrieval solution.</w:t>
       </w:r>
     </w:p>
@@ -19878,7 +20192,7 @@
           <w:szCs w:val="24"/>
         </w:rPr>
       </w:pPr>
-      <w:bookmarkStart w:id="49" w:name="_Toc234550285"/>
+      <w:bookmarkStart w:id="49" w:name="_Toc235218692"/>
       <w:r>
         <w:rPr>
           <w:rFonts w:ascii="Calibri" w:hAnsi="Calibri" w:cs="Calibri"/>
@@ -19888,6 +20202,7 @@
           <w:sz w:val="24"/>
           <w:szCs w:val="24"/>
         </w:rPr>
+        <w:lastRenderedPageBreak/>
         <w:t>Sprint Review</w:t>
       </w:r>
       <w:bookmarkEnd w:id="49"/>
@@ -19943,8 +20258,14 @@
         </w:rPr>
         <w:t>These sprint reviews provided continuous validation throughout the project by allowing completed features to be assessed as soon as they became available. This iterative approach helped identify issues early and ensured that newly implemented functionality remained consistent with the defined system requirements.</w:t>
       </w:r>
-    </w:p>
-    <w:p>
+      <w:r>
+        <w:rPr>
+          <w:rFonts w:ascii="Calibri" w:hAnsi="Calibri" w:cs="Calibri"/>
+          <w:sz w:val="22"/>
+          <w:szCs w:val="22"/>
+        </w:rPr>
+        <w:t xml:space="preserve"> </w:t>
+      </w:r>
       <w:r>
         <w:rPr>
           <w:rFonts w:ascii="Calibri" w:hAnsi="Calibri" w:cs="Calibri"/>
@@ -20234,7 +20555,6 @@
           <w:sz w:val="22"/>
           <w:szCs w:val="22"/>
         </w:rPr>
-        <w:lastRenderedPageBreak/>
         <w:t>Main Deliverables:</w:t>
       </w:r>
     </w:p>
@@ -20536,6 +20856,7 @@
           <w:sz w:val="22"/>
           <w:szCs w:val="22"/>
         </w:rPr>
+        <w:lastRenderedPageBreak/>
         <w:t>Metadata preservation.</w:t>
       </w:r>
     </w:p>
@@ -20954,7 +21275,6 @@
           <w:sz w:val="22"/>
           <w:szCs w:val="22"/>
         </w:rPr>
-        <w:lastRenderedPageBreak/>
         <w:t>Source references.</w:t>
       </w:r>
     </w:p>
@@ -21256,6 +21576,7 @@
           <w:sz w:val="22"/>
           <w:szCs w:val="22"/>
         </w:rPr>
+        <w:lastRenderedPageBreak/>
         <w:t>Sprint Review Outcome:</w:t>
       </w:r>
     </w:p>
@@ -21647,7 +21968,6 @@
           <w:sz w:val="22"/>
           <w:szCs w:val="22"/>
         </w:rPr>
-        <w:lastRenderedPageBreak/>
         <w:t>Containerized deployment environment.</w:t>
       </w:r>
     </w:p>
@@ -21780,6 +22100,15 @@
         </w:rPr>
         <w:t>Overall, the sprint reviews confirmed that the system remained aligned with the project objectives and was ready to proceed with user story testing and acceptance testing.</w:t>
       </w:r>
+    </w:p>
+    <w:p>
+      <w:pPr>
+        <w:rPr>
+          <w:rFonts w:ascii="Calibri" w:hAnsi="Calibri" w:cs="Calibri"/>
+          <w:sz w:val="22"/>
+          <w:szCs w:val="22"/>
+        </w:rPr>
+      </w:pPr>
     </w:p>
     <w:p>
       <w:pPr>
@@ -21795,7 +22124,7 @@
           <w:bCs/>
         </w:rPr>
       </w:pPr>
-      <w:bookmarkStart w:id="50" w:name="_Toc234550286"/>
+      <w:bookmarkStart w:id="50" w:name="_Toc235218693"/>
       <w:r>
         <w:rPr>
           <w:rStyle w:val="Heading2Char"/>
@@ -21806,6 +22135,7 @@
           <w:sz w:val="24"/>
           <w:szCs w:val="24"/>
         </w:rPr>
+        <w:lastRenderedPageBreak/>
         <w:t>User Story Testing</w:t>
       </w:r>
       <w:bookmarkEnd w:id="50"/>
@@ -21904,7 +22234,15 @@
           <w:sz w:val="22"/>
           <w:szCs w:val="22"/>
         </w:rPr>
-        <w:t>As a user, I want to securely register and log in so that I can access my documents and conversations.</w:t>
+        <w:t>As a user, I want to securely log in to the system so that I can access my personal workspace and interact with my documents</w:t>
+      </w:r>
+      <w:r>
+        <w:rPr>
+          <w:rFonts w:ascii="Calibri" w:hAnsi="Calibri" w:cs="Calibri"/>
+          <w:sz w:val="22"/>
+          <w:szCs w:val="22"/>
+        </w:rPr>
+        <w:t>.</w:t>
       </w:r>
     </w:p>
     <w:p>
@@ -22074,7 +22412,6 @@
           <w:sz w:val="22"/>
           <w:szCs w:val="22"/>
         </w:rPr>
-        <w:lastRenderedPageBreak/>
         <w:t>User Story 2: Uploading Documents</w:t>
       </w:r>
       <w:r>
@@ -22441,6 +22778,7 @@
           <w:sz w:val="22"/>
           <w:szCs w:val="22"/>
         </w:rPr>
+        <w:lastRenderedPageBreak/>
         <w:t xml:space="preserve">Confirmed that completed documents became available for conversational use. </w:t>
       </w:r>
     </w:p>
@@ -22868,7 +23206,6 @@
           <w:sz w:val="22"/>
           <w:szCs w:val="22"/>
         </w:rPr>
-        <w:lastRenderedPageBreak/>
         <w:t xml:space="preserve">Selected a single processed document. </w:t>
       </w:r>
     </w:p>
@@ -23240,6 +23577,7 @@
           <w:sz w:val="22"/>
           <w:szCs w:val="22"/>
         </w:rPr>
+        <w:lastRenderedPageBreak/>
         <w:t>User Story 7: Multi-Document Query</w:t>
       </w:r>
     </w:p>
@@ -23639,7 +23977,6 @@
           <w:sz w:val="22"/>
           <w:szCs w:val="22"/>
         </w:rPr>
-        <w:lastRenderedPageBreak/>
         <w:t>Validation Result:</w:t>
       </w:r>
       <w:r>
@@ -24043,6 +24380,7 @@
           <w:sz w:val="22"/>
           <w:szCs w:val="22"/>
         </w:rPr>
+        <w:lastRenderedPageBreak/>
         <w:t>Validation Activities:</w:t>
       </w:r>
     </w:p>
@@ -24245,7 +24583,7 @@
           <w:szCs w:val="24"/>
         </w:rPr>
       </w:pPr>
-      <w:bookmarkStart w:id="51" w:name="_Toc234550287"/>
+      <w:bookmarkStart w:id="51" w:name="_Toc235218694"/>
       <w:r>
         <w:rPr>
           <w:rFonts w:ascii="Calibri" w:hAnsi="Calibri" w:cs="Calibri"/>
@@ -24273,26 +24611,16 @@
           <w:sz w:val="22"/>
           <w:szCs w:val="22"/>
         </w:rPr>
-        <w:t xml:space="preserve">Acceptance testing was performed as the final validation activity to determine whether the complete AI-powered document retrieval system was suitable for its intended use and satisfied the overall project </w:t>
-      </w:r>
-      <w:r>
-        <w:rPr>
-          <w:rFonts w:ascii="Calibri" w:hAnsi="Calibri" w:cs="Calibri"/>
-          <w:sz w:val="22"/>
-          <w:szCs w:val="22"/>
-        </w:rPr>
-        <w:lastRenderedPageBreak/>
-        <w:t>objectives. While earlier testing activities focused on individual components, technical integrations, and specific user stories, acceptance testing evaluated the system as an integrated application.</w:t>
-      </w:r>
-    </w:p>
-    <w:p>
-      <w:pPr>
-        <w:rPr>
-          <w:rFonts w:ascii="Calibri" w:hAnsi="Calibri" w:cs="Calibri"/>
-          <w:sz w:val="22"/>
-          <w:szCs w:val="22"/>
-        </w:rPr>
-      </w:pPr>
+        <w:t>Acceptance testing was performed as the final validation activity to determine whether the complete AI-powered document retrieval system was suitable for its intended use and satisfied the overall project objectives. While earlier testing activities focused on individual components, technical integrations, and specific user stories, acceptance testing evaluated the system as an integrated application.</w:t>
+      </w:r>
+      <w:r>
+        <w:rPr>
+          <w:rFonts w:ascii="Calibri" w:hAnsi="Calibri" w:cs="Calibri"/>
+          <w:sz w:val="22"/>
+          <w:szCs w:val="22"/>
+        </w:rPr>
+        <w:t xml:space="preserve"> </w:t>
+      </w:r>
       <w:r>
         <w:rPr>
           <w:rFonts w:ascii="Calibri" w:hAnsi="Calibri" w:cs="Calibri"/>
@@ -24561,6 +24889,7 @@
           <w:sz w:val="22"/>
           <w:szCs w:val="22"/>
         </w:rPr>
+        <w:lastRenderedPageBreak/>
         <w:t>Acceptance Scenario 2: Uploading and Processing Documents</w:t>
       </w:r>
     </w:p>
@@ -24940,7 +25269,6 @@
           <w:sz w:val="22"/>
           <w:szCs w:val="22"/>
         </w:rPr>
-        <w:lastRenderedPageBreak/>
         <w:t xml:space="preserve">Source references are presented when supporting information is available. </w:t>
       </w:r>
     </w:p>
@@ -25304,6 +25632,7 @@
           <w:sz w:val="22"/>
           <w:szCs w:val="22"/>
         </w:rPr>
+        <w:lastRenderedPageBreak/>
         <w:t xml:space="preserve">Users can reopen previous conversations. </w:t>
       </w:r>
     </w:p>
@@ -25620,7 +25949,6 @@
           <w:sz w:val="22"/>
           <w:szCs w:val="22"/>
         </w:rPr>
-        <w:lastRenderedPageBreak/>
         <w:t>Acceptance Scenario 7: Background Processing and Application Stability</w:t>
       </w:r>
     </w:p>
@@ -25926,7 +26254,7 @@
           <w:szCs w:val="28"/>
         </w:rPr>
       </w:pPr>
-      <w:bookmarkStart w:id="52" w:name="_Toc234550288"/>
+      <w:bookmarkStart w:id="52" w:name="_Toc235218695"/>
       <w:r>
         <w:rPr>
           <w:rFonts w:ascii="Calibri" w:eastAsiaTheme="minorHAnsi" w:hAnsi="Calibri" w:cs="Calibri"/>
@@ -25936,6 +26264,7 @@
           <w:sz w:val="28"/>
           <w:szCs w:val="28"/>
         </w:rPr>
+        <w:lastRenderedPageBreak/>
         <w:t>Conclusion</w:t>
       </w:r>
       <w:bookmarkEnd w:id="52"/>
@@ -25954,7 +26283,23 @@
           <w:sz w:val="22"/>
           <w:szCs w:val="22"/>
         </w:rPr>
-        <w:t>The Software Verification and Validation activities carried out for the AI-powered document retrieval system demonstrated that the developed application satisfies its specified functional and quality requirements. Throughout the development process, verification techniques such as code reviews, integration testing, functional testing, and test case execution were applied to ensure that individual components operated correctly and that the complete system behaved as intended.</w:t>
+        <w:t xml:space="preserve">The Software Verification and Validation activities carried out for the AI-powered document retrieval system demonstrated that the developed application satisfies its specified functional and quality requirements. Throughout the development process, </w:t>
+      </w:r>
+      <w:r>
+        <w:rPr>
+          <w:rFonts w:ascii="Calibri" w:hAnsi="Calibri" w:cs="Calibri"/>
+          <w:sz w:val="22"/>
+          <w:szCs w:val="22"/>
+        </w:rPr>
+        <w:t>verification techniques such as code reviews, unit testing, API testing, load testing, and functional test case execution</w:t>
+      </w:r>
+      <w:r>
+        <w:rPr>
+          <w:rFonts w:ascii="Calibri" w:hAnsi="Calibri" w:cs="Calibri"/>
+          <w:sz w:val="22"/>
+          <w:szCs w:val="22"/>
+        </w:rPr>
+        <w:t xml:space="preserve"> were applied to ensure that individual components operated correctly and that the complete system behaved as intended.</w:t>
       </w:r>
     </w:p>
     <w:p>
@@ -25990,6 +26335,123 @@
         </w:rPr>
         <w:t>Overall, the verification and validation process increased confidence in the correctness, reliability, and usability of the developed system. The structured testing approach demonstrated that the application is suitable for secure document management and intelligent knowledge retrieval while providing a solid foundation for future enhancements. Based on the completed verification and validation activities, the system is considered suitable for its intended project scope and ready for practical use.</w:t>
       </w:r>
+    </w:p>
+    <w:p>
+      <w:pPr>
+        <w:rPr>
+          <w:rFonts w:ascii="Calibri" w:hAnsi="Calibri" w:cs="Calibri"/>
+          <w:sz w:val="22"/>
+          <w:szCs w:val="22"/>
+        </w:rPr>
+      </w:pPr>
+    </w:p>
+    <w:p>
+      <w:pPr>
+        <w:rPr>
+          <w:rFonts w:ascii="Calibri" w:hAnsi="Calibri" w:cs="Calibri"/>
+          <w:sz w:val="22"/>
+          <w:szCs w:val="22"/>
+        </w:rPr>
+      </w:pPr>
+    </w:p>
+    <w:p>
+      <w:pPr>
+        <w:rPr>
+          <w:rFonts w:ascii="Calibri" w:hAnsi="Calibri" w:cs="Calibri"/>
+          <w:sz w:val="22"/>
+          <w:szCs w:val="22"/>
+        </w:rPr>
+      </w:pPr>
+    </w:p>
+    <w:p>
+      <w:pPr>
+        <w:rPr>
+          <w:rFonts w:ascii="Calibri" w:hAnsi="Calibri" w:cs="Calibri"/>
+          <w:sz w:val="22"/>
+          <w:szCs w:val="22"/>
+        </w:rPr>
+      </w:pPr>
+    </w:p>
+    <w:p>
+      <w:pPr>
+        <w:rPr>
+          <w:rFonts w:ascii="Calibri" w:hAnsi="Calibri" w:cs="Calibri"/>
+          <w:sz w:val="22"/>
+          <w:szCs w:val="22"/>
+        </w:rPr>
+      </w:pPr>
+    </w:p>
+    <w:p>
+      <w:pPr>
+        <w:rPr>
+          <w:rFonts w:ascii="Calibri" w:hAnsi="Calibri" w:cs="Calibri"/>
+          <w:sz w:val="22"/>
+          <w:szCs w:val="22"/>
+        </w:rPr>
+      </w:pPr>
+    </w:p>
+    <w:p>
+      <w:pPr>
+        <w:rPr>
+          <w:rFonts w:ascii="Calibri" w:hAnsi="Calibri" w:cs="Calibri"/>
+          <w:sz w:val="22"/>
+          <w:szCs w:val="22"/>
+        </w:rPr>
+      </w:pPr>
+    </w:p>
+    <w:p>
+      <w:pPr>
+        <w:rPr>
+          <w:rFonts w:ascii="Calibri" w:hAnsi="Calibri" w:cs="Calibri"/>
+          <w:sz w:val="22"/>
+          <w:szCs w:val="22"/>
+        </w:rPr>
+      </w:pPr>
+    </w:p>
+    <w:p>
+      <w:pPr>
+        <w:rPr>
+          <w:rFonts w:ascii="Calibri" w:hAnsi="Calibri" w:cs="Calibri"/>
+          <w:sz w:val="22"/>
+          <w:szCs w:val="22"/>
+        </w:rPr>
+      </w:pPr>
+    </w:p>
+    <w:p>
+      <w:pPr>
+        <w:rPr>
+          <w:rFonts w:ascii="Calibri" w:hAnsi="Calibri" w:cs="Calibri"/>
+          <w:sz w:val="22"/>
+          <w:szCs w:val="22"/>
+        </w:rPr>
+      </w:pPr>
+    </w:p>
+    <w:p>
+      <w:pPr>
+        <w:rPr>
+          <w:rFonts w:ascii="Calibri" w:hAnsi="Calibri" w:cs="Calibri"/>
+          <w:sz w:val="22"/>
+          <w:szCs w:val="22"/>
+        </w:rPr>
+      </w:pPr>
+    </w:p>
+    <w:p>
+      <w:pPr>
+        <w:rPr>
+          <w:rFonts w:ascii="Calibri" w:hAnsi="Calibri" w:cs="Calibri"/>
+          <w:sz w:val="22"/>
+          <w:szCs w:val="22"/>
+        </w:rPr>
+      </w:pPr>
+    </w:p>
+    <w:p>
+      <w:pPr>
+        <w:rPr>
+          <w:rFonts w:ascii="Calibri" w:hAnsi="Calibri" w:cs="Calibri"/>
+          <w:sz w:val="22"/>
+          <w:szCs w:val="22"/>
+        </w:rPr>
+      </w:pPr>
     </w:p>
     <w:p>
       <w:pPr>
@@ -26007,7 +26469,7 @@
           <w:szCs w:val="28"/>
         </w:rPr>
       </w:pPr>
-      <w:bookmarkStart w:id="53" w:name="_Toc234550289"/>
+      <w:bookmarkStart w:id="53" w:name="_Toc235218696"/>
       <w:r>
         <w:rPr>
           <w:rFonts w:ascii="Calibri" w:hAnsi="Calibri" w:cs="Calibri"/>
@@ -26214,6 +26676,7 @@
           <w:rFonts w:ascii="Calibri" w:hAnsi="Calibri" w:cs="Calibri"/>
           <w:sz w:val="22"/>
           <w:szCs w:val="22"/>
+          <w:lang w:val="de-DE"/>
         </w:rPr>
         <w:t xml:space="preserve">Docker Inc. (2025). </w:t>
       </w:r>
@@ -37190,7 +37653,6 @@
   <w:style w:type="character" w:default="1" w:styleId="DefaultParagraphFont">
     <w:name w:val="Default Paragraph Font"/>
     <w:uiPriority w:val="1"/>
-    <w:semiHidden/>
     <w:unhideWhenUsed/>
   </w:style>
   <w:style w:type="table" w:default="1" w:styleId="TableNormal">
